--- a/docs/acrme_hard_constraints_reference.docx
+++ b/docs/acrme_hard_constraints_reference.docx
@@ -75,6 +75,180 @@
       </w:r>
       <w:r>
         <w:t xml:space="preserve">Production Ready</w:t>
+      </w:r>
+    </w:p>
+    <w:p>
+      <w:pPr>
+        <w:pStyle w:val="BlockText"/>
+      </w:pPr>
+      <w:r>
+        <w:rPr>
+          <w:bCs/>
+          <w:b/>
+        </w:rPr>
+        <w:t xml:space="preserve">v2.2 reconciliation note (2 Sep 2026).</w:t>
+      </w:r>
+      <w:r>
+        <w:t xml:space="preserve"> </w:t>
+      </w:r>
+      <w:r>
+        <w:t xml:space="preserve">Under Requirements Baseline v2.2 and ADR-002 v2.2 the</w:t>
+      </w:r>
+      <w:r>
+        <w:t xml:space="preserve"> </w:t>
+      </w:r>
+      <w:r>
+        <w:rPr>
+          <w:bCs/>
+          <w:b/>
+        </w:rPr>
+        <w:t xml:space="preserve">single governed quota pool</w:t>
+      </w:r>
+      <w:r>
+        <w:t xml:space="preserve"> </w:t>
+      </w:r>
+      <w:r>
+        <w:t xml:space="preserve">is the</w:t>
+      </w:r>
+      <w:r>
+        <w:t xml:space="preserve"> </w:t>
+      </w:r>
+      <w:r>
+        <w:rPr>
+          <w:bCs/>
+          <w:b/>
+        </w:rPr>
+        <w:t xml:space="preserve">primary</w:t>
+      </w:r>
+      <w:r>
+        <w:t xml:space="preserve"> </w:t>
+      </w:r>
+      <w:r>
+        <w:t xml:space="preserve">model: one pool per region/quota family covers Prod + NonProd/CVAL + DR, with Prod and DR protected by</w:t>
+      </w:r>
+      <w:r>
+        <w:t xml:space="preserve"> </w:t>
+      </w:r>
+      <w:r>
+        <w:rPr>
+          <w:bCs/>
+          <w:b/>
+        </w:rPr>
+        <w:t xml:space="preserve">logical earmarks</w:t>
+      </w:r>
+      <w:r>
+        <w:t xml:space="preserve"> </w:t>
+      </w:r>
+      <w:r>
+        <w:t xml:space="preserve">(</w:t>
+      </w:r>
+      <w:r>
+        <w:rPr>
+          <w:rStyle w:val="VerbatimChar"/>
+        </w:rPr>
+        <w:t xml:space="preserve">Prod_Reserved_Floor</w:t>
+      </w:r>
+      <w:r>
+        <w:t xml:space="preserve">,</w:t>
+      </w:r>
+      <w:r>
+        <w:t xml:space="preserve"> </w:t>
+      </w:r>
+      <w:r>
+        <w:rPr>
+          <w:rStyle w:val="VerbatimChar"/>
+        </w:rPr>
+        <w:t xml:space="preserve">DR_Earmark_vCPU</w:t>
+      </w:r>
+      <w:r>
+        <w:t xml:space="preserve">) rather than physical group separation. The</w:t>
+      </w:r>
+      <w:r>
+        <w:t xml:space="preserve"> </w:t>
+      </w:r>
+      <w:r>
+        <w:rPr>
+          <w:bCs/>
+          <w:b/>
+        </w:rPr>
+        <w:t xml:space="preserve">Two-Group Quota Architecture</w:t>
+      </w:r>
+      <w:r>
+        <w:t xml:space="preserve"> </w:t>
+      </w:r>
+      <w:r>
+        <w:t xml:space="preserve">referenced by HC-3 and HC-7 below is retained as the sanctioned</w:t>
+      </w:r>
+      <w:r>
+        <w:t xml:space="preserve"> </w:t>
+      </w:r>
+      <w:r>
+        <w:rPr>
+          <w:bCs/>
+          <w:b/>
+        </w:rPr>
+        <w:t xml:space="preserve">exception topology</w:t>
+      </w:r>
+      <w:r>
+        <w:t xml:space="preserve"> </w:t>
+      </w:r>
+      <w:r>
+        <w:t xml:space="preserve">(used only when Azure Quota Group limits or a mandatory Prod-isolation boundary make one pool impossible). The HC-3/HC-7 arithmetic is unchanged and remains correct; in the single-pool model the terms map as</w:t>
+      </w:r>
+      <w:r>
+        <w:t xml:space="preserve"> </w:t>
+      </w:r>
+      <w:r>
+        <w:rPr>
+          <w:rStyle w:val="VerbatimChar"/>
+        </w:rPr>
+        <w:t xml:space="preserve">Effective_NonProd_Ceiling → Allocatable_NonProd</w:t>
+      </w:r>
+      <w:r>
+        <w:t xml:space="preserve">,</w:t>
+      </w:r>
+      <w:r>
+        <w:t xml:space="preserve"> </w:t>
+      </w:r>
+      <w:r>
+        <w:rPr>
+          <w:rStyle w:val="VerbatimChar"/>
+        </w:rPr>
+        <w:t xml:space="preserve">NonProd_DR_Group_Limit → Pool_Limit</w:t>
+      </w:r>
+      <w:r>
+        <w:t xml:space="preserve">, and</w:t>
+      </w:r>
+      <w:r>
+        <w:t xml:space="preserve"> </w:t>
+      </w:r>
+      <w:r>
+        <w:rPr>
+          <w:rStyle w:val="VerbatimChar"/>
+        </w:rPr>
+        <w:t xml:space="preserve">DR_Floor_vCPU → DR_Earmark_vCPU</w:t>
+      </w:r>
+      <w:r>
+        <w:t xml:space="preserve"> </w:t>
+      </w:r>
+      <w:r>
+        <w:t xml:space="preserve">(max-not-sum, DR-017). Also: the EU cross-geo DR extension region is</w:t>
+      </w:r>
+      <w:r>
+        <w:t xml:space="preserve"> </w:t>
+      </w:r>
+      <w:r>
+        <w:rPr>
+          <w:bCs/>
+          <w:b/>
+        </w:rPr>
+        <w:t xml:space="preserve">Switzerland North</w:t>
+      </w:r>
+      <w:r>
+        <w:t xml:space="preserve"> </w:t>
+      </w:r>
+      <w:r>
+        <w:t xml:space="preserve">(REG-002). See ADR-002 v2.2, the Calculation Logic Reference v2.2 (Scenario 8/9), the FDD §4.2, and the TDD §8.3.</w:t>
       </w:r>
     </w:p>
     <w:p>
@@ -2375,7 +2549,7 @@
               <w:jc w:val="left"/>
             </w:pPr>
             <w:r>
-              <w:t xml:space="preserve">Belgium Central</w:t>
+              <w:t xml:space="preserve">Switzerland North</w:t>
             </w:r>
           </w:p>
         </w:tc>
@@ -4989,7 +5163,7 @@
               <w:jc w:val="left"/>
             </w:pPr>
             <w:r>
-              <w:t xml:space="preserve">East US, Belgium Central*</w:t>
+              <w:t xml:space="preserve">East US, Switzerland North*</w:t>
             </w:r>
           </w:p>
         </w:tc>
@@ -5000,7 +5174,7 @@
         <w:pStyle w:val="BodyText"/>
       </w:pPr>
       <w:r>
-        <w:t xml:space="preserve">*Belgium Central becomes eligible only via</w:t>
+        <w:t xml:space="preserve">*Switzerland North becomes eligible only via</w:t>
       </w:r>
       <w:r>
         <w:t xml:space="preserve"> </w:t>
@@ -6141,7 +6315,7 @@
               <w:jc w:val="left"/>
             </w:pPr>
             <w:r>
-              <w:t xml:space="preserve">Belgium Central</w:t>
+              <w:t xml:space="preserve">Switzerland North</w:t>
             </w:r>
           </w:p>
         </w:tc>
@@ -6387,7 +6561,7 @@
           <w:bCs/>
           <w:b/>
         </w:rPr>
-        <w:t xml:space="preserve">Belgium Central</w:t>
+        <w:t xml:space="preserve">Switzerland North</w:t>
       </w:r>
       <w:r>
         <w:t xml:space="preserve"> </w:t>
@@ -6411,7 +6585,7 @@
         <w:t xml:space="preserve"> </w:t>
       </w:r>
       <w:r>
-        <w:t xml:space="preserve">- Belgium Central must pass</w:t>
+        <w:t xml:space="preserve">- Switzerland North must pass</w:t>
       </w:r>
       <w:r>
         <w:t xml:space="preserve"> </w:t>
@@ -6433,7 +6607,7 @@
         <w:t xml:space="preserve"> </w:t>
       </w:r>
       <w:r>
-        <w:t xml:space="preserve">- If Belgium Central fails any HC, the placement is</w:t>
+        <w:t xml:space="preserve">- If Switzerland North fails any HC, the placement is</w:t>
       </w:r>
       <w:r>
         <w:t xml:space="preserve"> </w:t>
@@ -6497,7 +6671,7 @@
         <w:t xml:space="preserve"> </w:t>
       </w:r>
       <w:r>
-        <w:t xml:space="preserve">For Middle East geography, DR region must be Belgium Central via approved Cross-Geo Extension path</w:t>
+        <w:t xml:space="preserve">For Middle East geography, DR region must be Switzerland North via approved Cross-Geo Extension path</w:t>
       </w:r>
     </w:p>
     <w:p>
@@ -7041,7 +7215,7 @@
         <w:rPr>
           <w:rStyle w:val="StringTok"/>
         </w:rPr>
-        <w:t xml:space="preserve">"Belgium Central"</w:t>
+        <w:t xml:space="preserve">"Switzerland North"</w:t>
       </w:r>
       <w:r>
         <w:rPr>
@@ -9819,7 +9993,7 @@
               <w:jc w:val="left"/>
             </w:pPr>
             <w:r>
-              <w:t xml:space="preserve">For Middle East geography, DR region must be Belgium Central via approved cross-geo path</w:t>
+              <w:t xml:space="preserve">For Middle East geography, DR region must be Switzerland North via approved cross-geo path</w:t>
             </w:r>
           </w:p>
         </w:tc>
@@ -9861,7 +10035,7 @@
               <w:jc w:val="left"/>
             </w:pPr>
             <w:r>
-              <w:t xml:space="preserve">If Belgium Central fails HC-1..HC-10, block placement with ops alert</w:t>
+              <w:t xml:space="preserve">If Switzerland North fails HC-1..HC-10, block placement with ops alert</w:t>
             </w:r>
           </w:p>
         </w:tc>
@@ -10683,7 +10857,7 @@
         <w:rPr>
           <w:rStyle w:val="StringTok"/>
         </w:rPr>
-        <w:t xml:space="preserve">"Belgium Central"</w:t>
+        <w:t xml:space="preserve">"Switzerland North"</w:t>
       </w:r>
       <w:r>
         <w:rPr>

--- a/docs/acrme_hard_constraints_reference.docx
+++ b/docs/acrme_hard_constraints_reference.docx
@@ -252,6 +252,362 @@
       </w:r>
     </w:p>
     <w:p>
+      <w:pPr>
+        <w:pStyle w:val="BlockText"/>
+      </w:pPr>
+      <w:r>
+        <w:rPr>
+          <w:bCs/>
+          <w:b/>
+        </w:rPr>
+        <w:t xml:space="preserve">⚠️ Middle East DR — current legal position is</w:t>
+      </w:r>
+      <w:r>
+        <w:rPr>
+          <w:bCs/>
+          <w:b/>
+        </w:rPr>
+        <w:t xml:space="preserve"> </w:t>
+      </w:r>
+      <w:r>
+        <w:rPr>
+          <w:rStyle w:val="VerbatimChar"/>
+          <w:bCs/>
+          <w:b/>
+        </w:rPr>
+        <w:t xml:space="preserve">DR_NOT_OFFERED</w:t>
+      </w:r>
+      <w:r>
+        <w:rPr>
+          <w:bCs/>
+          <w:b/>
+        </w:rPr>
+        <w:t xml:space="preserve"> </w:t>
+      </w:r>
+      <w:r>
+        <w:rPr>
+          <w:bCs/>
+          <w:b/>
+        </w:rPr>
+        <w:t xml:space="preserve">(DEC-001, under legal review).</w:t>
+      </w:r>
+      <w:r>
+        <w:t xml:space="preserve"> </w:t>
+      </w:r>
+      <w:r>
+        <w:t xml:space="preserve">Baseline v2.2 records that</w:t>
+      </w:r>
+      <w:r>
+        <w:t xml:space="preserve"> </w:t>
+      </w:r>
+      <w:r>
+        <w:rPr>
+          <w:bCs/>
+          <w:b/>
+        </w:rPr>
+        <w:t xml:space="preserve">Legal has taken ownership of the Middle East programme</w:t>
+      </w:r>
+      <w:r>
+        <w:t xml:space="preserve"> </w:t>
+      </w:r>
+      <w:r>
+        <w:t xml:space="preserve">and that, because a large share of Middle East customers are government/medical-associated,</w:t>
+      </w:r>
+      <w:r>
+        <w:t xml:space="preserve"> </w:t>
+      </w:r>
+      <w:r>
+        <w:rPr>
+          <w:bCs/>
+          <w:b/>
+        </w:rPr>
+        <w:t xml:space="preserve">data-sovereignty / data-residency laws mean cross-border DR cannot meet residency requirements — so DR is currently NOT offered in the Middle East</w:t>
+      </w:r>
+      <w:r>
+        <w:t xml:space="preserve"> </w:t>
+      </w:r>
+      <w:r>
+        <w:t xml:space="preserve">(baseline §2 Strategic Drivers, §5.2 Out of Scope, §6 Region Strategy,</w:t>
+      </w:r>
+      <w:r>
+        <w:t xml:space="preserve"> </w:t>
+      </w:r>
+      <w:r>
+        <w:rPr>
+          <w:bCs/>
+          <w:b/>
+        </w:rPr>
+        <w:t xml:space="preserve">DR-014</w:t>
+      </w:r>
+      <w:r>
+        <w:t xml:space="preserve">). This is a</w:t>
+      </w:r>
+      <w:r>
+        <w:t xml:space="preserve"> </w:t>
+      </w:r>
+      <w:r>
+        <w:rPr>
+          <w:bCs/>
+          <w:b/>
+        </w:rPr>
+        <w:t xml:space="preserve">pending legal/business decision (DEC-001)</w:t>
+      </w:r>
+      <w:r>
+        <w:t xml:space="preserve">, listed among the programme’s remaining major architectural risks (baseline §25). Consequences for placement below:</w:t>
+      </w:r>
+      <w:r>
+        <w:t xml:space="preserve"> </w:t>
+      </w:r>
+      <w:r>
+        <w:t xml:space="preserve">-</w:t>
+      </w:r>
+      <w:r>
+        <w:t xml:space="preserve"> </w:t>
+      </w:r>
+      <w:r>
+        <w:rPr>
+          <w:bCs/>
+          <w:b/>
+        </w:rPr>
+        <w:t xml:space="preserve">The current default for a Middle East geography is</w:t>
+      </w:r>
+      <w:r>
+        <w:rPr>
+          <w:bCs/>
+          <w:b/>
+        </w:rPr>
+        <w:t xml:space="preserve"> </w:t>
+      </w:r>
+      <w:r>
+        <w:rPr>
+          <w:rStyle w:val="VerbatimChar"/>
+          <w:bCs/>
+          <w:b/>
+        </w:rPr>
+        <w:t xml:space="preserve">dr_region = NOT_OFFERED</w:t>
+      </w:r>
+      <w:r>
+        <w:rPr>
+          <w:bCs/>
+          <w:b/>
+        </w:rPr>
+        <w:t xml:space="preserve">.</w:t>
+      </w:r>
+      <w:r>
+        <w:t xml:space="preserve"> </w:t>
+      </w:r>
+      <w:r>
+        <w:t xml:space="preserve">The engine records the seed with no DR region and</w:t>
+      </w:r>
+      <w:r>
+        <w:t xml:space="preserve"> </w:t>
+      </w:r>
+      <w:r>
+        <w:rPr>
+          <w:bCs/>
+          <w:b/>
+        </w:rPr>
+        <w:t xml:space="preserve">does not</w:t>
+      </w:r>
+      <w:r>
+        <w:t xml:space="preserve"> </w:t>
+      </w:r>
+      <w:r>
+        <w:t xml:space="preserve">auto-assign any cross-geo DR. Middle East</w:t>
+      </w:r>
+      <w:r>
+        <w:t xml:space="preserve"> </w:t>
+      </w:r>
+      <w:r>
+        <w:rPr>
+          <w:bCs/>
+          <w:b/>
+        </w:rPr>
+        <w:t xml:space="preserve">production may still exist</w:t>
+      </w:r>
+      <w:r>
+        <w:t xml:space="preserve"> </w:t>
+      </w:r>
+      <w:r>
+        <w:t xml:space="preserve">without DR (DR-014).</w:t>
+      </w:r>
+      <w:r>
+        <w:t xml:space="preserve"> </w:t>
+      </w:r>
+      <w:r>
+        <w:t xml:space="preserve">-</w:t>
+      </w:r>
+      <w:r>
+        <w:t xml:space="preserve"> </w:t>
+      </w:r>
+      <w:r>
+        <w:rPr>
+          <w:bCs/>
+          <w:b/>
+        </w:rPr>
+        <w:t xml:space="preserve">Switzerland North is a</w:t>
+      </w:r>
+      <w:r>
+        <w:rPr>
+          <w:bCs/>
+          <w:b/>
+        </w:rPr>
+        <w:t xml:space="preserve"> </w:t>
+      </w:r>
+      <w:r>
+        <w:rPr>
+          <w:iCs/>
+          <w:i/>
+          <w:bCs/>
+          <w:b/>
+        </w:rPr>
+        <w:t xml:space="preserve">pre-configured, conditional</w:t>
+      </w:r>
+      <w:r>
+        <w:rPr>
+          <w:bCs/>
+          <w:b/>
+        </w:rPr>
+        <w:t xml:space="preserve"> </w:t>
+      </w:r>
+      <w:r>
+        <w:rPr>
+          <w:bCs/>
+          <w:b/>
+        </w:rPr>
+        <w:t xml:space="preserve">cross-geo extension path only.</w:t>
+      </w:r>
+      <w:r>
+        <w:t xml:space="preserve"> </w:t>
+      </w:r>
+      <w:r>
+        <w:t xml:space="preserve">It is held in</w:t>
+      </w:r>
+      <w:r>
+        <w:t xml:space="preserve"> </w:t>
+      </w:r>
+      <w:r>
+        <w:rPr>
+          <w:rStyle w:val="VerbatimChar"/>
+        </w:rPr>
+        <w:t xml:space="preserve">PlacementPolicy</w:t>
+      </w:r>
+      <w:r>
+        <w:t xml:space="preserve"> </w:t>
+      </w:r>
+      <w:r>
+        <w:t xml:space="preserve">so that DR</w:t>
+      </w:r>
+      <w:r>
+        <w:t xml:space="preserve"> </w:t>
+      </w:r>
+      <w:r>
+        <w:rPr>
+          <w:iCs/>
+          <w:i/>
+        </w:rPr>
+        <w:t xml:space="preserve">can</w:t>
+      </w:r>
+      <w:r>
+        <w:t xml:space="preserve"> </w:t>
+      </w:r>
+      <w:r>
+        <w:t xml:space="preserve">be turned on quickly</w:t>
+      </w:r>
+      <w:r>
+        <w:t xml:space="preserve"> </w:t>
+      </w:r>
+      <w:r>
+        <w:rPr>
+          <w:bCs/>
+          <w:b/>
+        </w:rPr>
+        <w:t xml:space="preserve">if and only if Legal explicitly approves Middle East DR via DEC-001</w:t>
+      </w:r>
+      <w:r>
+        <w:t xml:space="preserve">. Until that approval is recorded, the extension path is</w:t>
+      </w:r>
+      <w:r>
+        <w:t xml:space="preserve"> </w:t>
+      </w:r>
+      <w:r>
+        <w:rPr>
+          <w:bCs/>
+          <w:b/>
+        </w:rPr>
+        <w:t xml:space="preserve">inactive</w:t>
+      </w:r>
+      <w:r>
+        <w:t xml:space="preserve"> </w:t>
+      </w:r>
+      <w:r>
+        <w:t xml:space="preserve">and the HC-10 canonical example below is a</w:t>
+      </w:r>
+      <w:r>
+        <w:t xml:space="preserve"> </w:t>
+      </w:r>
+      <w:r>
+        <w:rPr>
+          <w:iCs/>
+          <w:i/>
+        </w:rPr>
+        <w:t xml:space="preserve">conditional</w:t>
+      </w:r>
+      <w:r>
+        <w:t xml:space="preserve"> </w:t>
+      </w:r>
+      <w:r>
+        <w:t xml:space="preserve">design, not a live placement.</w:t>
+      </w:r>
+      <w:r>
+        <w:t xml:space="preserve"> </w:t>
+      </w:r>
+      <w:r>
+        <w:t xml:space="preserve">- The HC-10 Cross-Geo Extension mechanics and VR-6 below therefore describe the</w:t>
+      </w:r>
+      <w:r>
+        <w:t xml:space="preserve"> </w:t>
+      </w:r>
+      <w:r>
+        <w:rPr>
+          <w:bCs/>
+          <w:b/>
+        </w:rPr>
+        <w:t xml:space="preserve">approved-path behaviour that applies only after DEC-001 clears</w:t>
+      </w:r>
+      <w:r>
+        <w:t xml:space="preserve">; the</w:t>
+      </w:r>
+      <w:r>
+        <w:t xml:space="preserve"> </w:t>
+      </w:r>
+      <w:r>
+        <w:rPr>
+          <w:bCs/>
+          <w:b/>
+        </w:rPr>
+        <w:t xml:space="preserve">default legal state overrides them with</w:t>
+      </w:r>
+      <w:r>
+        <w:rPr>
+          <w:bCs/>
+          <w:b/>
+        </w:rPr>
+        <w:t xml:space="preserve"> </w:t>
+      </w:r>
+      <w:r>
+        <w:rPr>
+          <w:rStyle w:val="VerbatimChar"/>
+          <w:bCs/>
+          <w:b/>
+        </w:rPr>
+        <w:t xml:space="preserve">DR_NOT_OFFERED</w:t>
+      </w:r>
+      <w:r>
+        <w:t xml:space="preserve">. See ADR-001, ADR-005, the FDD §4.4/§8, the TDD §2.2/§9, and the Calculation Logic Reference Scenario 4.</w:t>
+      </w:r>
+    </w:p>
+    <w:p>
       <w:r>
         <w:pict>
           <v:rect style="width:0;height:1.5pt" o:hralign="center" o:hrstd="t" o:hr="t"/>
@@ -2261,3960 +2617,6 @@
       </w:pPr>
       <w:r>
         <w:t xml:space="preserve">Separation Class Matrix</w:t>
-      </w:r>
-    </w:p>
-    <w:tbl>
-      <w:tblPr>
-        <w:tblStyle w:val="Table"/>
-        <w:tblW w:type="auto" w:w="0"/>
-        <w:tblLook w:firstRow="1" w:lastRow="0" w:firstColumn="0" w:lastColumn="0" w:noHBand="0" w:noVBand="0" w:val="0020"/>
-      </w:tblPr>
-      <w:tblGrid>
-        <w:gridCol w:w="1980"/>
-        <w:gridCol w:w="1980"/>
-        <w:gridCol w:w="1980"/>
-        <w:gridCol w:w="1980"/>
-      </w:tblGrid>
-      <w:tr>
-        <w:trPr>
-          <w:tblHeader w:val="true"/>
-        </w:trPr>
-        <w:tc>
-          <w:tcPr/>
-          <w:p>
-            <w:pPr>
-              <w:pStyle w:val="Compact"/>
-              <w:jc w:val="left"/>
-            </w:pPr>
-            <w:r>
-              <w:t xml:space="preserve">Prod Region</w:t>
-            </w:r>
-          </w:p>
-        </w:tc>
-        <w:tc>
-          <w:tcPr/>
-          <w:p>
-            <w:pPr>
-              <w:pStyle w:val="Compact"/>
-              <w:jc w:val="left"/>
-            </w:pPr>
-            <w:r>
-              <w:t xml:space="preserve">DR Region</w:t>
-            </w:r>
-          </w:p>
-        </w:tc>
-        <w:tc>
-          <w:tcPr/>
-          <w:p>
-            <w:pPr>
-              <w:pStyle w:val="Compact"/>
-              <w:jc w:val="left"/>
-            </w:pPr>
-            <w:r>
-              <w:t xml:space="preserve">Separation Class</w:t>
-            </w:r>
-          </w:p>
-        </w:tc>
-        <w:tc>
-          <w:tcPr/>
-          <w:p>
-            <w:pPr>
-              <w:pStyle w:val="Compact"/>
-              <w:jc w:val="left"/>
-            </w:pPr>
-            <w:r>
-              <w:t xml:space="preserve">Eligible?</w:t>
-            </w:r>
-          </w:p>
-        </w:tc>
-      </w:tr>
-      <w:tr>
-        <w:tc>
-          <w:tcPr/>
-          <w:p>
-            <w:pPr>
-              <w:pStyle w:val="Compact"/>
-              <w:jc w:val="left"/>
-            </w:pPr>
-            <w:r>
-              <w:t xml:space="preserve">East US</w:t>
-            </w:r>
-          </w:p>
-        </w:tc>
-        <w:tc>
-          <w:tcPr/>
-          <w:p>
-            <w:pPr>
-              <w:pStyle w:val="Compact"/>
-              <w:jc w:val="left"/>
-            </w:pPr>
-            <w:r>
-              <w:t xml:space="preserve">West US</w:t>
-            </w:r>
-          </w:p>
-        </w:tc>
-        <w:tc>
-          <w:tcPr/>
-          <w:p>
-            <w:pPr>
-              <w:pStyle w:val="Compact"/>
-              <w:jc w:val="left"/>
-            </w:pPr>
-            <w:r>
-              <w:t xml:space="preserve">HIGH</w:t>
-            </w:r>
-          </w:p>
-        </w:tc>
-        <w:tc>
-          <w:tcPr/>
-          <w:p>
-            <w:pPr>
-              <w:pStyle w:val="Compact"/>
-              <w:jc w:val="left"/>
-            </w:pPr>
-            <w:r>
-              <w:t xml:space="preserve">✅ Yes (paired)</w:t>
-            </w:r>
-          </w:p>
-        </w:tc>
-      </w:tr>
-      <w:tr>
-        <w:tc>
-          <w:tcPr/>
-          <w:p>
-            <w:pPr>
-              <w:pStyle w:val="Compact"/>
-              <w:jc w:val="left"/>
-            </w:pPr>
-            <w:r>
-              <w:t xml:space="preserve">East US</w:t>
-            </w:r>
-          </w:p>
-        </w:tc>
-        <w:tc>
-          <w:tcPr/>
-          <w:p>
-            <w:pPr>
-              <w:pStyle w:val="Compact"/>
-              <w:jc w:val="left"/>
-            </w:pPr>
-            <w:r>
-              <w:t xml:space="preserve">Central US</w:t>
-            </w:r>
-          </w:p>
-        </w:tc>
-        <w:tc>
-          <w:tcPr/>
-          <w:p>
-            <w:pPr>
-              <w:pStyle w:val="Compact"/>
-              <w:jc w:val="left"/>
-            </w:pPr>
-            <w:r>
-              <w:t xml:space="preserve">MEDIUM</w:t>
-            </w:r>
-          </w:p>
-        </w:tc>
-        <w:tc>
-          <w:tcPr/>
-          <w:p>
-            <w:pPr>
-              <w:pStyle w:val="Compact"/>
-              <w:jc w:val="left"/>
-            </w:pPr>
-            <w:r>
-              <w:t xml:space="preserve">❌ No</w:t>
-            </w:r>
-          </w:p>
-        </w:tc>
-      </w:tr>
-      <w:tr>
-        <w:tc>
-          <w:tcPr/>
-          <w:p>
-            <w:pPr>
-              <w:pStyle w:val="Compact"/>
-              <w:jc w:val="left"/>
-            </w:pPr>
-            <w:r>
-              <w:t xml:space="preserve">East US</w:t>
-            </w:r>
-          </w:p>
-        </w:tc>
-        <w:tc>
-          <w:tcPr/>
-          <w:p>
-            <w:pPr>
-              <w:pStyle w:val="Compact"/>
-              <w:jc w:val="left"/>
-            </w:pPr>
-            <w:r>
-              <w:t xml:space="preserve">West Europe</w:t>
-            </w:r>
-          </w:p>
-        </w:tc>
-        <w:tc>
-          <w:tcPr/>
-          <w:p>
-            <w:pPr>
-              <w:pStyle w:val="Compact"/>
-              <w:jc w:val="left"/>
-            </w:pPr>
-            <w:r>
-              <w:t xml:space="preserve">HIGH</w:t>
-            </w:r>
-          </w:p>
-        </w:tc>
-        <w:tc>
-          <w:tcPr/>
-          <w:p>
-            <w:pPr>
-              <w:pStyle w:val="Compact"/>
-              <w:jc w:val="left"/>
-            </w:pPr>
-            <w:r>
-              <w:t xml:space="preserve">✅ Yes (cross-geo)</w:t>
-            </w:r>
-          </w:p>
-        </w:tc>
-      </w:tr>
-      <w:tr>
-        <w:tc>
-          <w:tcPr/>
-          <w:p>
-            <w:pPr>
-              <w:pStyle w:val="Compact"/>
-              <w:jc w:val="left"/>
-            </w:pPr>
-            <w:r>
-              <w:t xml:space="preserve">UAE North</w:t>
-            </w:r>
-          </w:p>
-        </w:tc>
-        <w:tc>
-          <w:tcPr/>
-          <w:p>
-            <w:pPr>
-              <w:pStyle w:val="Compact"/>
-              <w:jc w:val="left"/>
-            </w:pPr>
-            <w:r>
-              <w:t xml:space="preserve">Saudi Arabia Central</w:t>
-            </w:r>
-          </w:p>
-        </w:tc>
-        <w:tc>
-          <w:tcPr/>
-          <w:p>
-            <w:pPr>
-              <w:pStyle w:val="Compact"/>
-              <w:jc w:val="left"/>
-            </w:pPr>
-            <w:r>
-              <w:t xml:space="preserve">MEDIUM</w:t>
-            </w:r>
-          </w:p>
-        </w:tc>
-        <w:tc>
-          <w:tcPr/>
-          <w:p>
-            <w:pPr>
-              <w:pStyle w:val="Compact"/>
-              <w:jc w:val="left"/>
-            </w:pPr>
-            <w:r>
-              <w:t xml:space="preserve">❌ No (same geography)</w:t>
-            </w:r>
-          </w:p>
-        </w:tc>
-      </w:tr>
-      <w:tr>
-        <w:tc>
-          <w:tcPr/>
-          <w:p>
-            <w:pPr>
-              <w:pStyle w:val="Compact"/>
-              <w:jc w:val="left"/>
-            </w:pPr>
-            <w:r>
-              <w:t xml:space="preserve">UAE North</w:t>
-            </w:r>
-          </w:p>
-        </w:tc>
-        <w:tc>
-          <w:tcPr/>
-          <w:p>
-            <w:pPr>
-              <w:pStyle w:val="Compact"/>
-              <w:jc w:val="left"/>
-            </w:pPr>
-            <w:r>
-              <w:t xml:space="preserve">Switzerland North</w:t>
-            </w:r>
-          </w:p>
-        </w:tc>
-        <w:tc>
-          <w:tcPr/>
-          <w:p>
-            <w:pPr>
-              <w:pStyle w:val="Compact"/>
-              <w:jc w:val="left"/>
-            </w:pPr>
-            <w:r>
-              <w:t xml:space="preserve">HIGH</w:t>
-            </w:r>
-          </w:p>
-        </w:tc>
-        <w:tc>
-          <w:tcPr/>
-          <w:p>
-            <w:pPr>
-              <w:pStyle w:val="Compact"/>
-              <w:jc w:val="left"/>
-            </w:pPr>
-            <w:r>
-              <w:t xml:space="preserve">✅ Yes (cross-geo extension)</w:t>
-            </w:r>
-          </w:p>
-        </w:tc>
-      </w:tr>
-    </w:tbl>
-    <w:bookmarkEnd w:id="44"/>
-    <w:bookmarkStart w:id="45" w:name="implementation-2"/>
-    <w:p>
-      <w:pPr>
-        <w:pStyle w:val="Heading4"/>
-      </w:pPr>
-      <w:r>
-        <w:t xml:space="preserve">Implementation</w:t>
-      </w:r>
-    </w:p>
-    <w:p>
-      <w:pPr>
-        <w:numPr>
-          <w:ilvl w:val="0"/>
-          <w:numId w:val="1009"/>
-        </w:numPr>
-        <w:pStyle w:val="Compact"/>
-      </w:pPr>
-      <w:r>
-        <w:t xml:space="preserve">Read</w:t>
-      </w:r>
-      <w:r>
-        <w:t xml:space="preserve"> </w:t>
-      </w:r>
-      <w:r>
-        <w:rPr>
-          <w:rStyle w:val="VerbatimChar"/>
-        </w:rPr>
-        <w:t xml:space="preserve">SeparationClassRegistry</w:t>
-      </w:r>
-      <w:r>
-        <w:t xml:space="preserve"> </w:t>
-      </w:r>
-      <w:r>
-        <w:t xml:space="preserve">(static config or Azure metadata service)</w:t>
-      </w:r>
-    </w:p>
-    <w:p>
-      <w:pPr>
-        <w:numPr>
-          <w:ilvl w:val="0"/>
-          <w:numId w:val="1009"/>
-        </w:numPr>
-        <w:pStyle w:val="Compact"/>
-      </w:pPr>
-      <w:r>
-        <w:t xml:space="preserve">For non-paired regions, validate</w:t>
-      </w:r>
-      <w:r>
-        <w:t xml:space="preserve"> </w:t>
-      </w:r>
-      <w:r>
-        <w:rPr>
-          <w:rStyle w:val="VerbatimChar"/>
-        </w:rPr>
-        <w:t xml:space="preserve">Separation_Class(DR, Prod) = HIGH</w:t>
-      </w:r>
-    </w:p>
-    <w:p>
-      <w:pPr>
-        <w:numPr>
-          <w:ilvl w:val="0"/>
-          <w:numId w:val="1009"/>
-        </w:numPr>
-        <w:pStyle w:val="Compact"/>
-      </w:pPr>
-      <w:r>
-        <w:t xml:space="preserve">Paired regions bypass this check (assumed HIGH by default)</w:t>
-      </w:r>
-    </w:p>
-    <w:bookmarkEnd w:id="45"/>
-    <w:bookmarkStart w:id="46" w:name="evidence-tag-3"/>
-    <w:p>
-      <w:pPr>
-        <w:pStyle w:val="Heading4"/>
-      </w:pPr>
-      <w:r>
-        <w:t xml:space="preserve">Evidence Tag</w:t>
-      </w:r>
-    </w:p>
-    <w:p>
-      <w:pPr>
-        <w:pStyle w:val="FirstParagraph"/>
-      </w:pPr>
-      <w:r>
-        <w:rPr>
-          <w:rStyle w:val="VerbatimChar"/>
-        </w:rPr>
-        <w:t xml:space="preserve">[Undocumented — architectural judgement]</w:t>
-      </w:r>
-    </w:p>
-    <w:p>
-      <w:r>
-        <w:pict>
-          <v:rect style="width:0;height:1.5pt" o:hralign="center" o:hrstd="t" o:hr="t"/>
-        </w:pict>
-      </w:r>
-    </w:p>
-    <w:bookmarkEnd w:id="46"/>
-    <w:bookmarkEnd w:id="47"/>
-    <w:bookmarkStart w:id="53" w:name="hc-5-zone_availability"/>
-    <w:p>
-      <w:pPr>
-        <w:pStyle w:val="Heading3"/>
-      </w:pPr>
-      <w:r>
-        <w:t xml:space="preserve">HC-5: ZONE_AVAILABILITY</w:t>
-      </w:r>
-    </w:p>
-    <w:p>
-      <w:pPr>
-        <w:pStyle w:val="FirstParagraph"/>
-      </w:pPr>
-      <w:r>
-        <w:rPr>
-          <w:bCs/>
-          <w:b/>
-        </w:rPr>
-        <w:t xml:space="preserve">Category:</w:t>
-      </w:r>
-      <w:r>
-        <w:t xml:space="preserve"> </w:t>
-      </w:r>
-      <w:r>
-        <w:t xml:space="preserve">Resilience</w:t>
-      </w:r>
-      <w:r>
-        <w:br/>
-      </w:r>
-      <w:r>
-        <w:rPr>
-          <w:bCs/>
-          <w:b/>
-        </w:rPr>
-        <w:t xml:space="preserve">Source:</w:t>
-      </w:r>
-      <w:r>
-        <w:t xml:space="preserve"> </w:t>
-      </w:r>
-      <w:r>
-        <w:t xml:space="preserve">Multi-Region Placement Design §27</w:t>
-      </w:r>
-      <w:r>
-        <w:br/>
-      </w:r>
-      <w:r>
-        <w:rPr>
-          <w:bCs/>
-          <w:b/>
-        </w:rPr>
-        <w:t xml:space="preserve">Status:</w:t>
-      </w:r>
-      <w:r>
-        <w:t xml:space="preserve"> </w:t>
-      </w:r>
-      <w:r>
-        <w:t xml:space="preserve">Stable</w:t>
-      </w:r>
-    </w:p>
-    <w:bookmarkStart w:id="48" w:name="definition-4"/>
-    <w:p>
-      <w:pPr>
-        <w:pStyle w:val="Heading4"/>
-      </w:pPr>
-      <w:r>
-        <w:t xml:space="preserve">Definition</w:t>
-      </w:r>
-    </w:p>
-    <w:p>
-      <w:pPr>
-        <w:pStyle w:val="SourceCode"/>
-      </w:pPr>
-      <w:r>
-        <w:rPr>
-          <w:rStyle w:val="VerbatimChar"/>
-        </w:rPr>
-        <w:t xml:space="preserve">Candidate region must have ≥ 2 physical Availability Zones</w:t>
-      </w:r>
-    </w:p>
-    <w:bookmarkEnd w:id="48"/>
-    <w:bookmarkStart w:id="49" w:name="rationale-3"/>
-    <w:p>
-      <w:pPr>
-        <w:pStyle w:val="Heading4"/>
-      </w:pPr>
-      <w:r>
-        <w:t xml:space="preserve">Rationale</w:t>
-      </w:r>
-    </w:p>
-    <w:p>
-      <w:pPr>
-        <w:pStyle w:val="FirstParagraph"/>
-      </w:pPr>
-      <w:r>
-        <w:t xml:space="preserve">Single-zone regions are excluded for all non-dev environments. Multi-zone deployment is a</w:t>
-      </w:r>
-      <w:r>
-        <w:t xml:space="preserve"> </w:t>
-      </w:r>
-      <w:r>
-        <w:rPr>
-          <w:bCs/>
-          <w:b/>
-        </w:rPr>
-        <w:t xml:space="preserve">Well-Architected Framework Reliability pillar</w:t>
-      </w:r>
-      <w:r>
-        <w:t xml:space="preserve"> </w:t>
-      </w:r>
-      <w:r>
-        <w:t xml:space="preserve">requirement.</w:t>
-      </w:r>
-    </w:p>
-    <w:bookmarkEnd w:id="49"/>
-    <w:bookmarkStart w:id="50" w:name="implementation-3"/>
-    <w:p>
-      <w:pPr>
-        <w:pStyle w:val="Heading4"/>
-      </w:pPr>
-      <w:r>
-        <w:t xml:space="preserve">Implementation</w:t>
-      </w:r>
-    </w:p>
-    <w:p>
-      <w:pPr>
-        <w:numPr>
-          <w:ilvl w:val="0"/>
-          <w:numId w:val="1010"/>
-        </w:numPr>
-        <w:pStyle w:val="Compact"/>
-      </w:pPr>
-      <w:r>
-        <w:t xml:space="preserve">Read</w:t>
-      </w:r>
-      <w:r>
-        <w:t xml:space="preserve"> </w:t>
-      </w:r>
-      <w:r>
-        <w:rPr>
-          <w:rStyle w:val="VerbatimChar"/>
-        </w:rPr>
-        <w:t xml:space="preserve">RegionalSnapshot.zone_count</w:t>
-      </w:r>
-      <w:r>
-        <w:t xml:space="preserve"> </w:t>
-      </w:r>
-      <w:r>
-        <w:t xml:space="preserve">(populated from Azure metadata)</w:t>
-      </w:r>
-    </w:p>
-    <w:p>
-      <w:pPr>
-        <w:numPr>
-          <w:ilvl w:val="0"/>
-          <w:numId w:val="1010"/>
-        </w:numPr>
-        <w:pStyle w:val="Compact"/>
-      </w:pPr>
-      <w:r>
-        <w:t xml:space="preserve">Reject regions where</w:t>
-      </w:r>
-      <w:r>
-        <w:t xml:space="preserve"> </w:t>
-      </w:r>
-      <w:r>
-        <w:rPr>
-          <w:rStyle w:val="VerbatimChar"/>
-        </w:rPr>
-        <w:t xml:space="preserve">zone_count &lt; 2</w:t>
-      </w:r>
-    </w:p>
-    <w:p>
-      <w:pPr>
-        <w:numPr>
-          <w:ilvl w:val="0"/>
-          <w:numId w:val="1010"/>
-        </w:numPr>
-        <w:pStyle w:val="Compact"/>
-      </w:pPr>
-      <w:r>
-        <w:rPr>
-          <w:bCs/>
-          <w:b/>
-        </w:rPr>
-        <w:t xml:space="preserve">Applies to:</w:t>
-      </w:r>
-      <w:r>
-        <w:t xml:space="preserve"> </w:t>
-      </w:r>
-      <w:r>
-        <w:t xml:space="preserve">Prod, CVAL, DR placements</w:t>
-      </w:r>
-    </w:p>
-    <w:p>
-      <w:pPr>
-        <w:numPr>
-          <w:ilvl w:val="0"/>
-          <w:numId w:val="1010"/>
-        </w:numPr>
-        <w:pStyle w:val="Compact"/>
-      </w:pPr>
-      <w:r>
-        <w:rPr>
-          <w:bCs/>
-          <w:b/>
-        </w:rPr>
-        <w:t xml:space="preserve">Exemption:</w:t>
-      </w:r>
-      <w:r>
-        <w:t xml:space="preserve"> </w:t>
-      </w:r>
-      <w:r>
-        <w:t xml:space="preserve">Dev environments may bypass this constraint (configurable via</w:t>
-      </w:r>
-      <w:r>
-        <w:t xml:space="preserve"> </w:t>
-      </w:r>
-      <w:r>
-        <w:rPr>
-          <w:rStyle w:val="VerbatimChar"/>
-        </w:rPr>
-        <w:t xml:space="preserve">PlacementPolicy.allow_single_zone_dev</w:t>
-      </w:r>
-      <w:r>
-        <w:t xml:space="preserve">)</w:t>
-      </w:r>
-    </w:p>
-    <w:bookmarkEnd w:id="50"/>
-    <w:bookmarkStart w:id="51" w:name="examples"/>
-    <w:p>
-      <w:pPr>
-        <w:pStyle w:val="Heading4"/>
-      </w:pPr>
-      <w:r>
-        <w:t xml:space="preserve">Examples</w:t>
-      </w:r>
-    </w:p>
-    <w:tbl>
-      <w:tblPr>
-        <w:tblStyle w:val="Table"/>
-        <w:tblW w:type="auto" w:w="0"/>
-        <w:tblLook w:firstRow="1" w:lastRow="0" w:firstColumn="0" w:lastColumn="0" w:noHBand="0" w:noVBand="0" w:val="0020"/>
-      </w:tblPr>
-      <w:tblGrid>
-        <w:gridCol w:w="2640"/>
-        <w:gridCol w:w="2640"/>
-        <w:gridCol w:w="2640"/>
-      </w:tblGrid>
-      <w:tr>
-        <w:trPr>
-          <w:tblHeader w:val="true"/>
-        </w:trPr>
-        <w:tc>
-          <w:tcPr/>
-          <w:p>
-            <w:pPr>
-              <w:pStyle w:val="Compact"/>
-              <w:jc w:val="left"/>
-            </w:pPr>
-            <w:r>
-              <w:t xml:space="preserve">Region</w:t>
-            </w:r>
-          </w:p>
-        </w:tc>
-        <w:tc>
-          <w:tcPr/>
-          <w:p>
-            <w:pPr>
-              <w:pStyle w:val="Compact"/>
-              <w:jc w:val="left"/>
-            </w:pPr>
-            <w:r>
-              <w:t xml:space="preserve">Zone Count</w:t>
-            </w:r>
-          </w:p>
-        </w:tc>
-        <w:tc>
-          <w:tcPr/>
-          <w:p>
-            <w:pPr>
-              <w:pStyle w:val="Compact"/>
-              <w:jc w:val="left"/>
-            </w:pPr>
-            <w:r>
-              <w:t xml:space="preserve">Eligible?</w:t>
-            </w:r>
-          </w:p>
-        </w:tc>
-      </w:tr>
-      <w:tr>
-        <w:tc>
-          <w:tcPr/>
-          <w:p>
-            <w:pPr>
-              <w:pStyle w:val="Compact"/>
-              <w:jc w:val="left"/>
-            </w:pPr>
-            <w:r>
-              <w:t xml:space="preserve">East US</w:t>
-            </w:r>
-          </w:p>
-        </w:tc>
-        <w:tc>
-          <w:tcPr/>
-          <w:p>
-            <w:pPr>
-              <w:pStyle w:val="Compact"/>
-              <w:jc w:val="left"/>
-            </w:pPr>
-            <w:r>
-              <w:t xml:space="preserve">3</w:t>
-            </w:r>
-          </w:p>
-        </w:tc>
-        <w:tc>
-          <w:tcPr/>
-          <w:p>
-            <w:pPr>
-              <w:pStyle w:val="Compact"/>
-              <w:jc w:val="left"/>
-            </w:pPr>
-            <w:r>
-              <w:t xml:space="preserve">✅ Yes</w:t>
-            </w:r>
-          </w:p>
-        </w:tc>
-      </w:tr>
-      <w:tr>
-        <w:tc>
-          <w:tcPr/>
-          <w:p>
-            <w:pPr>
-              <w:pStyle w:val="Compact"/>
-              <w:jc w:val="left"/>
-            </w:pPr>
-            <w:r>
-              <w:t xml:space="preserve">West Europe</w:t>
-            </w:r>
-          </w:p>
-        </w:tc>
-        <w:tc>
-          <w:tcPr/>
-          <w:p>
-            <w:pPr>
-              <w:pStyle w:val="Compact"/>
-              <w:jc w:val="left"/>
-            </w:pPr>
-            <w:r>
-              <w:t xml:space="preserve">3</w:t>
-            </w:r>
-          </w:p>
-        </w:tc>
-        <w:tc>
-          <w:tcPr/>
-          <w:p>
-            <w:pPr>
-              <w:pStyle w:val="Compact"/>
-              <w:jc w:val="left"/>
-            </w:pPr>
-            <w:r>
-              <w:t xml:space="preserve">✅ Yes</w:t>
-            </w:r>
-          </w:p>
-        </w:tc>
-      </w:tr>
-      <w:tr>
-        <w:tc>
-          <w:tcPr/>
-          <w:p>
-            <w:pPr>
-              <w:pStyle w:val="Compact"/>
-              <w:jc w:val="left"/>
-            </w:pPr>
-            <w:r>
-              <w:t xml:space="preserve">Central India</w:t>
-            </w:r>
-          </w:p>
-        </w:tc>
-        <w:tc>
-          <w:tcPr/>
-          <w:p>
-            <w:pPr>
-              <w:pStyle w:val="Compact"/>
-              <w:jc w:val="left"/>
-            </w:pPr>
-            <w:r>
-              <w:t xml:space="preserve">3</w:t>
-            </w:r>
-          </w:p>
-        </w:tc>
-        <w:tc>
-          <w:tcPr/>
-          <w:p>
-            <w:pPr>
-              <w:pStyle w:val="Compact"/>
-              <w:jc w:val="left"/>
-            </w:pPr>
-            <w:r>
-              <w:t xml:space="preserve">✅ Yes</w:t>
-            </w:r>
-          </w:p>
-        </w:tc>
-      </w:tr>
-      <w:tr>
-        <w:tc>
-          <w:tcPr/>
-          <w:p>
-            <w:pPr>
-              <w:pStyle w:val="Compact"/>
-              <w:jc w:val="left"/>
-            </w:pPr>
-            <w:r>
-              <w:t xml:space="preserve">Brazil South</w:t>
-            </w:r>
-          </w:p>
-        </w:tc>
-        <w:tc>
-          <w:tcPr/>
-          <w:p>
-            <w:pPr>
-              <w:pStyle w:val="Compact"/>
-              <w:jc w:val="left"/>
-            </w:pPr>
-            <w:r>
-              <w:t xml:space="preserve">1</w:t>
-            </w:r>
-          </w:p>
-        </w:tc>
-        <w:tc>
-          <w:tcPr/>
-          <w:p>
-            <w:pPr>
-              <w:pStyle w:val="Compact"/>
-              <w:jc w:val="left"/>
-            </w:pPr>
-            <w:r>
-              <w:t xml:space="preserve">❌ No</w:t>
-            </w:r>
-          </w:p>
-        </w:tc>
-      </w:tr>
-      <w:tr>
-        <w:tc>
-          <w:tcPr/>
-          <w:p>
-            <w:pPr>
-              <w:pStyle w:val="Compact"/>
-              <w:jc w:val="left"/>
-            </w:pPr>
-            <w:r>
-              <w:t xml:space="preserve">West US 3</w:t>
-            </w:r>
-          </w:p>
-        </w:tc>
-        <w:tc>
-          <w:tcPr/>
-          <w:p>
-            <w:pPr>
-              <w:pStyle w:val="Compact"/>
-              <w:jc w:val="left"/>
-            </w:pPr>
-            <w:r>
-              <w:t xml:space="preserve">3</w:t>
-            </w:r>
-          </w:p>
-        </w:tc>
-        <w:tc>
-          <w:tcPr/>
-          <w:p>
-            <w:pPr>
-              <w:pStyle w:val="Compact"/>
-              <w:jc w:val="left"/>
-            </w:pPr>
-            <w:r>
-              <w:t xml:space="preserve">✅ Yes</w:t>
-            </w:r>
-          </w:p>
-        </w:tc>
-      </w:tr>
-    </w:tbl>
-    <w:bookmarkEnd w:id="51"/>
-    <w:bookmarkStart w:id="52" w:name="evidence-tag-4"/>
-    <w:p>
-      <w:pPr>
-        <w:pStyle w:val="Heading4"/>
-      </w:pPr>
-      <w:r>
-        <w:t xml:space="preserve">Evidence Tag</w:t>
-      </w:r>
-    </w:p>
-    <w:p>
-      <w:pPr>
-        <w:pStyle w:val="FirstParagraph"/>
-      </w:pPr>
-      <w:r>
-        <w:rPr>
-          <w:rStyle w:val="VerbatimChar"/>
-        </w:rPr>
-        <w:t xml:space="preserve">[Undocumented — architectural judgement]</w:t>
-      </w:r>
-    </w:p>
-    <w:p>
-      <w:r>
-        <w:pict>
-          <v:rect style="width:0;height:1.5pt" o:hralign="center" o:hrstd="t" o:hr="t"/>
-        </w:pict>
-      </w:r>
-    </w:p>
-    <w:bookmarkEnd w:id="52"/>
-    <w:bookmarkEnd w:id="53"/>
-    <w:bookmarkStart w:id="60" w:name="hc-6-dr_coverage_floor-new"/>
-    <w:p>
-      <w:pPr>
-        <w:pStyle w:val="Heading3"/>
-      </w:pPr>
-      <w:r>
-        <w:t xml:space="preserve">HC-6: DR_COVERAGE_FLOOR [NEW]</w:t>
-      </w:r>
-    </w:p>
-    <w:p>
-      <w:pPr>
-        <w:pStyle w:val="FirstParagraph"/>
-      </w:pPr>
-      <w:r>
-        <w:rPr>
-          <w:bCs/>
-          <w:b/>
-        </w:rPr>
-        <w:t xml:space="preserve">Category:</w:t>
-      </w:r>
-      <w:r>
-        <w:t xml:space="preserve"> </w:t>
-      </w:r>
-      <w:r>
-        <w:t xml:space="preserve">DR Capacity</w:t>
-      </w:r>
-      <w:r>
-        <w:br/>
-      </w:r>
-      <w:r>
-        <w:rPr>
-          <w:bCs/>
-          <w:b/>
-        </w:rPr>
-        <w:t xml:space="preserve">Source:</w:t>
-      </w:r>
-      <w:r>
-        <w:t xml:space="preserve"> </w:t>
-      </w:r>
-      <w:r>
-        <w:t xml:space="preserve">Multi-Region Placement Design §27; Design Change Summary CR/CRG-1; Decision D8</w:t>
-      </w:r>
-      <w:r>
-        <w:br/>
-      </w:r>
-      <w:r>
-        <w:rPr>
-          <w:bCs/>
-          <w:b/>
-        </w:rPr>
-        <w:t xml:space="preserve">Status:</w:t>
-      </w:r>
-      <w:r>
-        <w:t xml:space="preserve"> </w:t>
-      </w:r>
-      <w:r>
-        <w:t xml:space="preserve">New in Pass 2 — operationalises NonProd/DR co-location</w:t>
-      </w:r>
-    </w:p>
-    <w:bookmarkStart w:id="54" w:name="definition-5"/>
-    <w:p>
-      <w:pPr>
-        <w:pStyle w:val="Heading4"/>
-      </w:pPr>
-      <w:r>
-        <w:t xml:space="preserve">Definition</w:t>
-      </w:r>
-    </w:p>
-    <w:p>
-      <w:pPr>
-        <w:pStyle w:val="SourceCode"/>
-      </w:pPr>
-      <w:r>
-        <w:rPr>
-          <w:rStyle w:val="VerbatimChar"/>
-        </w:rPr>
-        <w:t xml:space="preserve">REJECT DR placement in region R if combined DR + NonProd overflow capacity</w:t>
-      </w:r>
-      <w:r>
-        <w:br/>
-      </w:r>
-      <w:r>
-        <w:rPr>
-          <w:rStyle w:val="VerbatimChar"/>
-        </w:rPr>
-        <w:t xml:space="preserve">is insufficient to absorb the new customer's DR demand:</w:t>
-      </w:r>
-      <w:r>
-        <w:br/>
-      </w:r>
-      <w:r>
-        <w:br/>
-      </w:r>
-      <w:r>
-        <w:rPr>
-          <w:rStyle w:val="VerbatimChar"/>
-        </w:rPr>
-        <w:t xml:space="preserve">  dr_crg_free_slots(R) + nonprod_crg_effective_free(R) &lt; customer_requested_dr_slots</w:t>
-      </w:r>
-      <w:r>
-        <w:br/>
-      </w:r>
-      <w:r>
-        <w:br/>
-      </w:r>
-      <w:r>
-        <w:rPr>
-          <w:rStyle w:val="VerbatimChar"/>
-        </w:rPr>
-        <w:t xml:space="preserve">where:</w:t>
-      </w:r>
-      <w:r>
-        <w:br/>
-      </w:r>
-      <w:r>
-        <w:rPr>
-          <w:rStyle w:val="VerbatimChar"/>
-        </w:rPr>
-        <w:t xml:space="preserve">  customer_requested_dr_slots = prod_vm_count × dr_ratio_max</w:t>
-      </w:r>
-      <w:r>
-        <w:br/>
-      </w:r>
-      <w:r>
-        <w:rPr>
-          <w:rStyle w:val="VerbatimChar"/>
-        </w:rPr>
-        <w:t xml:space="preserve">  nonprod_crg_effective_free  = nonprod_crg_free_slots - nonprod_crg_dr_overflow_reserve</w:t>
-      </w:r>
-      <w:r>
-        <w:br/>
-      </w:r>
-      <w:r>
-        <w:rPr>
-          <w:rStyle w:val="VerbatimChar"/>
-        </w:rPr>
-        <w:t xml:space="preserve">  </w:t>
-      </w:r>
-      <w:r>
-        <w:br/>
-      </w:r>
-      <w:r>
-        <w:rPr>
-          <w:rStyle w:val="VerbatimChar"/>
-        </w:rPr>
-        <w:t xml:space="preserve">  dr_ratio_max = 0.40  (policy constant — upper bound for DR-to-Prod ratio)</w:t>
-      </w:r>
-    </w:p>
-    <w:bookmarkEnd w:id="54"/>
-    <w:bookmarkStart w:id="55" w:name="rationale-4"/>
-    <w:p>
-      <w:pPr>
-        <w:pStyle w:val="Heading4"/>
-      </w:pPr>
-      <w:r>
-        <w:t xml:space="preserve">Rationale</w:t>
-      </w:r>
-    </w:p>
-    <w:p>
-      <w:pPr>
-        <w:pStyle w:val="FirstParagraph"/>
-      </w:pPr>
-      <w:r>
-        <w:t xml:space="preserve">Since DR and NonProd may share a region (HC-1 constraint removed per D8), the engine must verify that the</w:t>
-      </w:r>
-      <w:r>
-        <w:t xml:space="preserve"> </w:t>
-      </w:r>
-      <w:r>
-        <w:rPr>
-          <w:bCs/>
-          <w:b/>
-        </w:rPr>
-        <w:t xml:space="preserve">combined capacity pool</w:t>
-      </w:r>
-      <w:r>
-        <w:t xml:space="preserve"> </w:t>
-      </w:r>
-      <w:r>
-        <w:t xml:space="preserve">can absorb the customer’s DR need — either from the DR CRG directly, or from the NonProd CRG’s reserved overflow headroom.</w:t>
-      </w:r>
-    </w:p>
-    <w:p>
-      <w:pPr>
-        <w:pStyle w:val="BodyText"/>
-      </w:pPr>
-      <w:r>
-        <w:t xml:space="preserve">This constraint operationalises HC-1 co-location at the capacity selection level.</w:t>
-      </w:r>
-    </w:p>
-    <w:bookmarkEnd w:id="55"/>
-    <w:bookmarkStart w:id="56" w:name="data-requirements"/>
-    <w:p>
-      <w:pPr>
-        <w:pStyle w:val="Heading4"/>
-      </w:pPr>
-      <w:r>
-        <w:t xml:space="preserve">Data Requirements</w:t>
-      </w:r>
-    </w:p>
-    <w:p>
-      <w:pPr>
-        <w:pStyle w:val="FirstParagraph"/>
-      </w:pPr>
-      <w:r>
-        <w:t xml:space="preserve">Per-CRG-type snapshot fields (added in Pass 2):</w:t>
-      </w:r>
-      <w:r>
-        <w:t xml:space="preserve"> </w:t>
-      </w:r>
-      <w:r>
-        <w:t xml:space="preserve">-</w:t>
-      </w:r>
-      <w:r>
-        <w:t xml:space="preserve"> </w:t>
-      </w:r>
-      <w:r>
-        <w:rPr>
-          <w:rStyle w:val="VerbatimChar"/>
-        </w:rPr>
-        <w:t xml:space="preserve">nonprod_crg_free_slots(R)</w:t>
-      </w:r>
-      <w:r>
-        <w:t xml:space="preserve"> </w:t>
-      </w:r>
-      <w:r>
-        <w:t xml:space="preserve">— available NonProd CR capacity</w:t>
-      </w:r>
-      <w:r>
-        <w:t xml:space="preserve"> </w:t>
-      </w:r>
-      <w:r>
-        <w:t xml:space="preserve">-</w:t>
-      </w:r>
-      <w:r>
-        <w:t xml:space="preserve"> </w:t>
-      </w:r>
-      <w:r>
-        <w:rPr>
-          <w:rStyle w:val="VerbatimChar"/>
-        </w:rPr>
-        <w:t xml:space="preserve">nonprod_crg_effective_free(R)</w:t>
-      </w:r>
-      <w:r>
-        <w:t xml:space="preserve"> </w:t>
-      </w:r>
-      <w:r>
-        <w:t xml:space="preserve">— NonProd capacity minus DR overflow reserve</w:t>
-      </w:r>
-      <w:r>
-        <w:t xml:space="preserve"> </w:t>
-      </w:r>
-      <w:r>
-        <w:t xml:space="preserve">-</w:t>
-      </w:r>
-      <w:r>
-        <w:t xml:space="preserve"> </w:t>
-      </w:r>
-      <w:r>
-        <w:rPr>
-          <w:rStyle w:val="VerbatimChar"/>
-        </w:rPr>
-        <w:t xml:space="preserve">nonprod_crg_dr_overflow_reserve(R)</w:t>
-      </w:r>
-      <w:r>
-        <w:t xml:space="preserve"> </w:t>
-      </w:r>
-      <w:r>
-        <w:t xml:space="preserve">— capacity earmarked for DR failover absorption</w:t>
-      </w:r>
-      <w:r>
-        <w:t xml:space="preserve"> </w:t>
-      </w:r>
-      <w:r>
-        <w:t xml:space="preserve">-</w:t>
-      </w:r>
-      <w:r>
-        <w:t xml:space="preserve"> </w:t>
-      </w:r>
-      <w:r>
-        <w:rPr>
-          <w:rStyle w:val="VerbatimChar"/>
-        </w:rPr>
-        <w:t xml:space="preserve">dr_crg_free_slots(R)</w:t>
-      </w:r>
-      <w:r>
-        <w:t xml:space="preserve"> </w:t>
-      </w:r>
-      <w:r>
-        <w:t xml:space="preserve">— available DR CR capacity</w:t>
-      </w:r>
-    </w:p>
-    <w:bookmarkEnd w:id="56"/>
-    <w:bookmarkStart w:id="57" w:name="implementation-pseudocode"/>
-    <w:p>
-      <w:pPr>
-        <w:pStyle w:val="Heading4"/>
-      </w:pPr>
-      <w:r>
-        <w:t xml:space="preserve">Implementation Pseudocode</w:t>
-      </w:r>
-    </w:p>
-    <w:p>
-      <w:pPr>
-        <w:pStyle w:val="SourceCode"/>
-      </w:pPr>
-      <w:r>
-        <w:rPr>
-          <w:rStyle w:val="KeywordTok"/>
-        </w:rPr>
-        <w:t xml:space="preserve">def</w:t>
-      </w:r>
-      <w:r>
-        <w:rPr>
-          <w:rStyle w:val="NormalTok"/>
-        </w:rPr>
-        <w:t xml:space="preserve"> validate_HC6_DR_coverage_floor(region, customer_prod_vm_count):</w:t>
-      </w:r>
-      <w:r>
-        <w:br/>
-      </w:r>
-      <w:r>
-        <w:rPr>
-          <w:rStyle w:val="NormalTok"/>
-        </w:rPr>
-        <w:t xml:space="preserve">    snapshot </w:t>
-      </w:r>
-      <w:r>
-        <w:rPr>
-          <w:rStyle w:val="OperatorTok"/>
-        </w:rPr>
-        <w:t xml:space="preserve">=</w:t>
-      </w:r>
-      <w:r>
-        <w:rPr>
-          <w:rStyle w:val="NormalTok"/>
-        </w:rPr>
-        <w:t xml:space="preserve"> get_regional_snapshot(region)</w:t>
-      </w:r>
-      <w:r>
-        <w:br/>
-      </w:r>
-      <w:r>
-        <w:rPr>
-          <w:rStyle w:val="NormalTok"/>
-        </w:rPr>
-        <w:t xml:space="preserve">    </w:t>
-      </w:r>
-      <w:r>
-        <w:br/>
-      </w:r>
-      <w:r>
-        <w:rPr>
-          <w:rStyle w:val="NormalTok"/>
-        </w:rPr>
-        <w:t xml:space="preserve">    customer_requested_dr_slots </w:t>
-      </w:r>
-      <w:r>
-        <w:rPr>
-          <w:rStyle w:val="OperatorTok"/>
-        </w:rPr>
-        <w:t xml:space="preserve">=</w:t>
-      </w:r>
-      <w:r>
-        <w:rPr>
-          <w:rStyle w:val="NormalTok"/>
-        </w:rPr>
-        <w:t xml:space="preserve"> customer_prod_vm_count </w:t>
-      </w:r>
-      <w:r>
-        <w:rPr>
-          <w:rStyle w:val="OperatorTok"/>
-        </w:rPr>
-        <w:t xml:space="preserve">*</w:t>
-      </w:r>
-      <w:r>
-        <w:rPr>
-          <w:rStyle w:val="NormalTok"/>
-        </w:rPr>
-        <w:t xml:space="preserve"> DR_RATIO_MAX  </w:t>
-      </w:r>
-      <w:r>
-        <w:rPr>
-          <w:rStyle w:val="CommentTok"/>
-        </w:rPr>
-        <w:t xml:space="preserve"># 0.40</w:t>
-      </w:r>
-      <w:r>
-        <w:br/>
-      </w:r>
-      <w:r>
-        <w:rPr>
-          <w:rStyle w:val="NormalTok"/>
-        </w:rPr>
-        <w:t xml:space="preserve">    </w:t>
-      </w:r>
-      <w:r>
-        <w:br/>
-      </w:r>
-      <w:r>
-        <w:rPr>
-          <w:rStyle w:val="NormalTok"/>
-        </w:rPr>
-        <w:t xml:space="preserve">    combined_dr_capacity </w:t>
-      </w:r>
-      <w:r>
-        <w:rPr>
-          <w:rStyle w:val="OperatorTok"/>
-        </w:rPr>
-        <w:t xml:space="preserve">=</w:t>
-      </w:r>
-      <w:r>
-        <w:rPr>
-          <w:rStyle w:val="NormalTok"/>
-        </w:rPr>
-        <w:t xml:space="preserve"> (snapshot.dr_crg_free_slots </w:t>
-      </w:r>
-      <w:r>
-        <w:rPr>
-          <w:rStyle w:val="OperatorTok"/>
-        </w:rPr>
-        <w:t xml:space="preserve">+</w:t>
-      </w:r>
-      <w:r>
-        <w:rPr>
-          <w:rStyle w:val="NormalTok"/>
-        </w:rPr>
-        <w:t xml:space="preserve"> </w:t>
-      </w:r>
-      <w:r>
-        <w:br/>
-      </w:r>
-      <w:r>
-        <w:rPr>
-          <w:rStyle w:val="NormalTok"/>
-        </w:rPr>
-        <w:t xml:space="preserve">                            snapshot.nonprod_crg_effective_free)</w:t>
-      </w:r>
-      <w:r>
-        <w:br/>
-      </w:r>
-      <w:r>
-        <w:rPr>
-          <w:rStyle w:val="NormalTok"/>
-        </w:rPr>
-        <w:t xml:space="preserve">    </w:t>
-      </w:r>
-      <w:r>
-        <w:br/>
-      </w:r>
-      <w:r>
-        <w:rPr>
-          <w:rStyle w:val="NormalTok"/>
-        </w:rPr>
-        <w:t xml:space="preserve">    </w:t>
-      </w:r>
-      <w:r>
-        <w:rPr>
-          <w:rStyle w:val="ControlFlowTok"/>
-        </w:rPr>
-        <w:t xml:space="preserve">if</w:t>
-      </w:r>
-      <w:r>
-        <w:rPr>
-          <w:rStyle w:val="NormalTok"/>
-        </w:rPr>
-        <w:t xml:space="preserve"> combined_dr_capacity </w:t>
-      </w:r>
-      <w:r>
-        <w:rPr>
-          <w:rStyle w:val="OperatorTok"/>
-        </w:rPr>
-        <w:t xml:space="preserve">&lt;</w:t>
-      </w:r>
-      <w:r>
-        <w:rPr>
-          <w:rStyle w:val="NormalTok"/>
-        </w:rPr>
-        <w:t xml:space="preserve"> customer_requested_dr_slots:</w:t>
-      </w:r>
-      <w:r>
-        <w:br/>
-      </w:r>
-      <w:r>
-        <w:rPr>
-          <w:rStyle w:val="NormalTok"/>
-        </w:rPr>
-        <w:t xml:space="preserve">        </w:t>
-      </w:r>
-      <w:r>
-        <w:rPr>
-          <w:rStyle w:val="ControlFlowTok"/>
-        </w:rPr>
-        <w:t xml:space="preserve">return</w:t>
-      </w:r>
-      <w:r>
-        <w:rPr>
-          <w:rStyle w:val="NormalTok"/>
-        </w:rPr>
-        <w:t xml:space="preserve"> REJECT, </w:t>
-      </w:r>
-      <w:r>
-        <w:rPr>
-          <w:rStyle w:val="StringTok"/>
-        </w:rPr>
-        <w:t xml:space="preserve">"HC-6 DR_COVERAGE_FLOOR: Insufficient combined DR+NonProd overflow capacity"</w:t>
-      </w:r>
-      <w:r>
-        <w:br/>
-      </w:r>
-      <w:r>
-        <w:rPr>
-          <w:rStyle w:val="NormalTok"/>
-        </w:rPr>
-        <w:t xml:space="preserve">    </w:t>
-      </w:r>
-      <w:r>
-        <w:br/>
-      </w:r>
-      <w:r>
-        <w:rPr>
-          <w:rStyle w:val="NormalTok"/>
-        </w:rPr>
-        <w:t xml:space="preserve">    </w:t>
-      </w:r>
-      <w:r>
-        <w:rPr>
-          <w:rStyle w:val="ControlFlowTok"/>
-        </w:rPr>
-        <w:t xml:space="preserve">return</w:t>
-      </w:r>
-      <w:r>
-        <w:rPr>
-          <w:rStyle w:val="NormalTok"/>
-        </w:rPr>
-        <w:t xml:space="preserve"> PASS</w:t>
-      </w:r>
-    </w:p>
-    <w:bookmarkEnd w:id="57"/>
-    <w:bookmarkStart w:id="58" w:name="policy-constants"/>
-    <w:p>
-      <w:pPr>
-        <w:pStyle w:val="Heading4"/>
-      </w:pPr>
-      <w:r>
-        <w:t xml:space="preserve">Policy Constants</w:t>
-      </w:r>
-    </w:p>
-    <w:p>
-      <w:pPr>
-        <w:numPr>
-          <w:ilvl w:val="0"/>
-          <w:numId w:val="1011"/>
-        </w:numPr>
-        <w:pStyle w:val="Compact"/>
-      </w:pPr>
-      <w:r>
-        <w:rPr>
-          <w:bCs/>
-          <w:b/>
-        </w:rPr>
-        <w:t xml:space="preserve">dr_ratio_min:</w:t>
-      </w:r>
-      <w:r>
-        <w:t xml:space="preserve"> </w:t>
-      </w:r>
-      <w:r>
-        <w:t xml:space="preserve">0.30 (minimum DR-to-Prod ratio)</w:t>
-      </w:r>
-    </w:p>
-    <w:p>
-      <w:pPr>
-        <w:numPr>
-          <w:ilvl w:val="0"/>
-          <w:numId w:val="1011"/>
-        </w:numPr>
-        <w:pStyle w:val="Compact"/>
-      </w:pPr>
-      <w:r>
-        <w:rPr>
-          <w:bCs/>
-          <w:b/>
-        </w:rPr>
-        <w:t xml:space="preserve">dr_ratio_max:</w:t>
-      </w:r>
-      <w:r>
-        <w:t xml:space="preserve"> </w:t>
-      </w:r>
-      <w:r>
-        <w:t xml:space="preserve">0.40 (maximum DR-to-Prod ratio, used in HC-6 floor calculation)</w:t>
-      </w:r>
-    </w:p>
-    <w:p>
-      <w:pPr>
-        <w:numPr>
-          <w:ilvl w:val="0"/>
-          <w:numId w:val="1011"/>
-        </w:numPr>
-        <w:pStyle w:val="Compact"/>
-      </w:pPr>
-      <w:r>
-        <w:rPr>
-          <w:bCs/>
-          <w:b/>
-        </w:rPr>
-        <w:t xml:space="preserve">dr_ratio_target:</w:t>
-      </w:r>
-      <w:r>
-        <w:t xml:space="preserve"> </w:t>
-      </w:r>
-      <w:r>
-        <w:t xml:space="preserve">0.35 (recommended ratio)</w:t>
-      </w:r>
-    </w:p>
-    <w:bookmarkEnd w:id="58"/>
-    <w:bookmarkStart w:id="59" w:name="evidence-tag-5"/>
-    <w:p>
-      <w:pPr>
-        <w:pStyle w:val="Heading4"/>
-      </w:pPr>
-      <w:r>
-        <w:t xml:space="preserve">Evidence Tag</w:t>
-      </w:r>
-    </w:p>
-    <w:p>
-      <w:pPr>
-        <w:pStyle w:val="FirstParagraph"/>
-      </w:pPr>
-      <w:r>
-        <w:rPr>
-          <w:rStyle w:val="VerbatimChar"/>
-        </w:rPr>
-        <w:t xml:space="preserve">[Derived]</w:t>
-      </w:r>
-      <w:r>
-        <w:t xml:space="preserve"> </w:t>
-      </w:r>
-      <w:r>
-        <w:t xml:space="preserve">from Decision D8 (NonProd/DR co-location)</w:t>
-      </w:r>
-    </w:p>
-    <w:p>
-      <w:r>
-        <w:pict>
-          <v:rect style="width:0;height:1.5pt" o:hralign="center" o:hrstd="t" o:hr="t"/>
-        </w:pict>
-      </w:r>
-    </w:p>
-    <w:bookmarkEnd w:id="59"/>
-    <w:bookmarkEnd w:id="60"/>
-    <w:bookmarkStart w:id="68" w:name="hc-7-dr_floor_integrity-new"/>
-    <w:p>
-      <w:pPr>
-        <w:pStyle w:val="Heading3"/>
-      </w:pPr>
-      <w:r>
-        <w:t xml:space="preserve">HC-7: DR_FLOOR_INTEGRITY [NEW]</w:t>
-      </w:r>
-    </w:p>
-    <w:p>
-      <w:pPr>
-        <w:pStyle w:val="FirstParagraph"/>
-      </w:pPr>
-      <w:r>
-        <w:rPr>
-          <w:bCs/>
-          <w:b/>
-        </w:rPr>
-        <w:t xml:space="preserve">Category:</w:t>
-      </w:r>
-      <w:r>
-        <w:t xml:space="preserve"> </w:t>
-      </w:r>
-      <w:r>
-        <w:t xml:space="preserve">Quota Protection</w:t>
-      </w:r>
-      <w:r>
-        <w:br/>
-      </w:r>
-      <w:r>
-        <w:rPr>
-          <w:bCs/>
-          <w:b/>
-        </w:rPr>
-        <w:t xml:space="preserve">Source:</w:t>
-      </w:r>
-      <w:r>
-        <w:t xml:space="preserve"> </w:t>
-      </w:r>
-      <w:r>
-        <w:t xml:space="preserve">Multi-Region Placement Design §27; Design Change Summary QG-4</w:t>
-      </w:r>
-      <w:r>
-        <w:br/>
-      </w:r>
-      <w:r>
-        <w:rPr>
-          <w:bCs/>
-          <w:b/>
-        </w:rPr>
-        <w:t xml:space="preserve">Status:</w:t>
-      </w:r>
-      <w:r>
-        <w:t xml:space="preserve"> </w:t>
-      </w:r>
-      <w:r>
-        <w:t xml:space="preserve">New in Pass 2 — enforces DR floor within Two-Group Quota Architecture</w:t>
-      </w:r>
-    </w:p>
-    <w:bookmarkStart w:id="61" w:name="definition-6"/>
-    <w:p>
-      <w:pPr>
-        <w:pStyle w:val="Heading4"/>
-      </w:pPr>
-      <w:r>
-        <w:t xml:space="preserve">Definition</w:t>
-      </w:r>
-    </w:p>
-    <w:p>
-      <w:pPr>
-        <w:pStyle w:val="SourceCode"/>
-      </w:pPr>
-      <w:r>
-        <w:rPr>
-          <w:rStyle w:val="VerbatimChar"/>
-        </w:rPr>
-        <w:t xml:space="preserve">REJECT NonProd placement in region R if placing the requested quantity</w:t>
-      </w:r>
-      <w:r>
-        <w:br/>
-      </w:r>
-      <w:r>
-        <w:rPr>
-          <w:rStyle w:val="VerbatimChar"/>
-        </w:rPr>
-        <w:t xml:space="preserve">would push nonprod_quota_used above effective_nonprod_ceiling:</w:t>
-      </w:r>
-      <w:r>
-        <w:br/>
-      </w:r>
-      <w:r>
-        <w:br/>
-      </w:r>
-      <w:r>
-        <w:rPr>
-          <w:rStyle w:val="VerbatimChar"/>
-        </w:rPr>
-        <w:t xml:space="preserve">  nonprod_quota_used(R) + (requested_vm_count × vCPU_per_instance) &gt; effective_nonprod_ceiling(R)</w:t>
-      </w:r>
-      <w:r>
-        <w:br/>
-      </w:r>
-      <w:r>
-        <w:br/>
-      </w:r>
-      <w:r>
-        <w:rPr>
-          <w:rStyle w:val="VerbatimChar"/>
-        </w:rPr>
-        <w:t xml:space="preserve">where:</w:t>
-      </w:r>
-      <w:r>
-        <w:br/>
-      </w:r>
-      <w:r>
-        <w:rPr>
-          <w:rStyle w:val="VerbatimChar"/>
-        </w:rPr>
-        <w:t xml:space="preserve">  effective_nonprod_ceiling(R) = NonProd_DR_Group_Limit(R) - DR_Floor_vCPU(R)</w:t>
-      </w:r>
-    </w:p>
-    <w:bookmarkEnd w:id="61"/>
-    <w:bookmarkStart w:id="62" w:name="rationale-5"/>
-    <w:p>
-      <w:pPr>
-        <w:pStyle w:val="Heading4"/>
-      </w:pPr>
-      <w:r>
-        <w:t xml:space="preserve">Rationale</w:t>
-      </w:r>
-    </w:p>
-    <w:p>
-      <w:pPr>
-        <w:pStyle w:val="FirstParagraph"/>
-      </w:pPr>
-      <w:r>
-        <w:t xml:space="preserve">Prevents NonProd allocation from</w:t>
-      </w:r>
-      <w:r>
-        <w:t xml:space="preserve"> </w:t>
-      </w:r>
-      <w:r>
-        <w:rPr>
-          <w:bCs/>
-          <w:b/>
-        </w:rPr>
-        <w:t xml:space="preserve">encroaching on the protected DR quota floor</w:t>
-      </w:r>
-      <w:r>
-        <w:t xml:space="preserve">. Within the Two-Group Quota Architecture, the NonProd+DR group has a shared limit; the DR floor reserves a portion for DR use only.</w:t>
-      </w:r>
-    </w:p>
-    <w:bookmarkEnd w:id="62"/>
-    <w:bookmarkStart w:id="63" w:name="evaluation-order"/>
-    <w:p>
-      <w:pPr>
-        <w:pStyle w:val="Heading4"/>
-      </w:pPr>
-      <w:r>
-        <w:t xml:space="preserve">Evaluation Order</w:t>
-      </w:r>
-    </w:p>
-    <w:p>
-      <w:pPr>
-        <w:numPr>
-          <w:ilvl w:val="0"/>
-          <w:numId w:val="1012"/>
-        </w:numPr>
-        <w:pStyle w:val="Compact"/>
-      </w:pPr>
-      <w:r>
-        <w:rPr>
-          <w:bCs/>
-          <w:b/>
-        </w:rPr>
-        <w:t xml:space="preserve">HC-3 (Quota Floor):</w:t>
-      </w:r>
-      <w:r>
-        <w:t xml:space="preserve"> </w:t>
-      </w:r>
-      <w:r>
-        <w:t xml:space="preserve">Check raw headroom (</w:t>
-      </w:r>
-      <w:r>
-        <w:rPr>
-          <w:rStyle w:val="VerbatimChar"/>
-        </w:rPr>
-        <w:t xml:space="preserve">nonprod_headroom ≥ requested</w:t>
-      </w:r>
-      <w:r>
-        <w:t xml:space="preserve">)</w:t>
-      </w:r>
-    </w:p>
-    <w:p>
-      <w:pPr>
-        <w:numPr>
-          <w:ilvl w:val="0"/>
-          <w:numId w:val="1012"/>
-        </w:numPr>
-        <w:pStyle w:val="Compact"/>
-      </w:pPr>
-      <w:r>
-        <w:rPr>
-          <w:bCs/>
-          <w:b/>
-        </w:rPr>
-        <w:t xml:space="preserve">HC-7 (DR Floor Integrity):</w:t>
-      </w:r>
-      <w:r>
-        <w:t xml:space="preserve"> </w:t>
-      </w:r>
-      <w:r>
-        <w:t xml:space="preserve">Check floor compliance (</w:t>
-      </w:r>
-      <w:r>
-        <w:rPr>
-          <w:rStyle w:val="VerbatimChar"/>
-        </w:rPr>
-        <w:t xml:space="preserve">used + requested ≤ effective_ceiling</w:t>
-      </w:r>
-      <w:r>
-        <w:t xml:space="preserve">)</w:t>
-      </w:r>
-    </w:p>
-    <w:p>
-      <w:pPr>
-        <w:pStyle w:val="FirstParagraph"/>
-      </w:pPr>
-      <w:r>
-        <w:t xml:space="preserve">HC-3 checks availability; HC-7 checks compliance.</w:t>
-      </w:r>
-    </w:p>
-    <w:bookmarkEnd w:id="63"/>
-    <w:bookmarkStart w:id="64" w:name="formulas-1"/>
-    <w:p>
-      <w:pPr>
-        <w:pStyle w:val="Heading4"/>
-      </w:pPr>
-      <w:r>
-        <w:t xml:space="preserve">Formulas</w:t>
-      </w:r>
-    </w:p>
-    <w:p>
-      <w:pPr>
-        <w:pStyle w:val="FirstParagraph"/>
-      </w:pPr>
-      <w:r>
-        <w:rPr>
-          <w:bCs/>
-          <w:b/>
-        </w:rPr>
-        <w:t xml:space="preserve">Effective NonProd Ceiling:</w:t>
-      </w:r>
-    </w:p>
-    <w:p>
-      <w:pPr>
-        <w:pStyle w:val="SourceCode"/>
-      </w:pPr>
-      <w:r>
-        <w:rPr>
-          <w:rStyle w:val="VerbatimChar"/>
-        </w:rPr>
-        <w:t xml:space="preserve">effective_nonprod_ceiling(R) = NonProd_DR_Group_Limit(R) - DR_Floor_vCPU(R)</w:t>
-      </w:r>
-    </w:p>
-    <w:p>
-      <w:pPr>
-        <w:pStyle w:val="FirstParagraph"/>
-      </w:pPr>
-      <w:r>
-        <w:rPr>
-          <w:bCs/>
-          <w:b/>
-        </w:rPr>
-        <w:t xml:space="preserve">DR Floor (per region):</w:t>
-      </w:r>
-    </w:p>
-    <w:p>
-      <w:pPr>
-        <w:pStyle w:val="SourceCode"/>
-      </w:pPr>
-      <w:r>
-        <w:rPr>
-          <w:rStyle w:val="VerbatimChar"/>
-        </w:rPr>
-        <w:t xml:space="preserve">DR_Floor_vCPU(R) = potential_dr_demand(R) × vCPU_per_instance × dr_ratio_max</w:t>
-      </w:r>
-      <w:r>
-        <w:br/>
-      </w:r>
-      <w:r>
-        <w:br/>
-      </w:r>
-      <w:r>
-        <w:rPr>
-          <w:rStyle w:val="VerbatimChar"/>
-        </w:rPr>
-        <w:t xml:space="preserve">where:</w:t>
-      </w:r>
-      <w:r>
-        <w:br/>
-      </w:r>
-      <w:r>
-        <w:rPr>
-          <w:rStyle w:val="VerbatimChar"/>
-        </w:rPr>
-        <w:t xml:space="preserve">  potential_dr_demand(R) = Σ prod_crg.quantity for all Prod CRGs that could fail over to region R</w:t>
-      </w:r>
-      <w:r>
-        <w:br/>
-      </w:r>
-      <w:r>
-        <w:rPr>
-          <w:rStyle w:val="VerbatimChar"/>
-        </w:rPr>
-        <w:t xml:space="preserve">  dr_ratio_max           = 0.40</w:t>
-      </w:r>
-    </w:p>
-    <w:bookmarkEnd w:id="64"/>
-    <w:bookmarkStart w:id="65" w:name="poc-example-gp-06-topology"/>
-    <w:p>
-      <w:pPr>
-        <w:pStyle w:val="Heading4"/>
-      </w:pPr>
-      <w:r>
-        <w:t xml:space="preserve">POC Example (GP-06 Topology)</w:t>
-      </w:r>
-    </w:p>
-    <w:p>
-      <w:pPr>
-        <w:pStyle w:val="FirstParagraph"/>
-      </w:pPr>
-      <w:r>
-        <w:rPr>
-          <w:bCs/>
-          <w:b/>
-        </w:rPr>
-        <w:t xml:space="preserve">Inputs:</w:t>
-      </w:r>
-      <w:r>
-        <w:t xml:space="preserve"> </w:t>
-      </w:r>
-      <w:r>
-        <w:t xml:space="preserve">- Prod demand: 80 VMs × 2 vCPU = 160 vCPU</w:t>
-      </w:r>
-      <w:r>
-        <w:t xml:space="preserve"> </w:t>
-      </w:r>
-      <w:r>
-        <w:t xml:space="preserve">- Base subscription quota limit: 200 vCPU</w:t>
-      </w:r>
-    </w:p>
-    <w:p>
-      <w:pPr>
-        <w:pStyle w:val="BodyText"/>
-      </w:pPr>
-      <w:r>
-        <w:rPr>
-          <w:bCs/>
-          <w:b/>
-        </w:rPr>
-        <w:t xml:space="preserve">Group Limits:</w:t>
-      </w:r>
-      <w:r>
-        <w:t xml:space="preserve"> </w:t>
-      </w:r>
-      <w:r>
-        <w:t xml:space="preserve">-</w:t>
-      </w:r>
-      <w:r>
-        <w:t xml:space="preserve"> </w:t>
-      </w:r>
-      <w:r>
-        <w:rPr>
-          <w:bCs/>
-          <w:b/>
-        </w:rPr>
-        <w:t xml:space="preserve">Prod Group:</w:t>
-      </w:r>
-      <w:r>
-        <w:t xml:space="preserve"> </w:t>
-      </w:r>
-      <w:r>
-        <w:t xml:space="preserve">200 × 1.28 = 256 vCPU (28% emergency headroom)</w:t>
-      </w:r>
-      <w:r>
-        <w:t xml:space="preserve"> </w:t>
-      </w:r>
-      <w:r>
-        <w:t xml:space="preserve">-</w:t>
-      </w:r>
-      <w:r>
-        <w:t xml:space="preserve"> </w:t>
-      </w:r>
-      <w:r>
-        <w:rPr>
-          <w:bCs/>
-          <w:b/>
-        </w:rPr>
-        <w:t xml:space="preserve">NonProd+DR Group:</w:t>
-      </w:r>
-      <w:r>
-        <w:t xml:space="preserve"> </w:t>
-      </w:r>
-      <w:r>
-        <w:t xml:space="preserve">200 × 1.28 = 256 vCPU</w:t>
-      </w:r>
-    </w:p>
-    <w:p>
-      <w:pPr>
-        <w:pStyle w:val="BodyText"/>
-      </w:pPr>
-      <w:r>
-        <w:rPr>
-          <w:bCs/>
-          <w:b/>
-        </w:rPr>
-        <w:t xml:space="preserve">DR Floor Calculation:</w:t>
-      </w:r>
-    </w:p>
-    <w:p>
-      <w:pPr>
-        <w:pStyle w:val="SourceCode"/>
-      </w:pPr>
-      <w:r>
-        <w:rPr>
-          <w:rStyle w:val="VerbatimChar"/>
-        </w:rPr>
-        <w:t xml:space="preserve">DR_Floor_vCPU = 80 VMs × 2 vCPU × 0.40 = 64 vCPU</w:t>
-      </w:r>
-    </w:p>
-    <w:p>
-      <w:pPr>
-        <w:pStyle w:val="FirstParagraph"/>
-      </w:pPr>
-      <w:r>
-        <w:rPr>
-          <w:bCs/>
-          <w:b/>
-        </w:rPr>
-        <w:t xml:space="preserve">Effective NonProd Ceiling:</w:t>
-      </w:r>
-    </w:p>
-    <w:p>
-      <w:pPr>
-        <w:pStyle w:val="SourceCode"/>
-      </w:pPr>
-      <w:r>
-        <w:rPr>
-          <w:rStyle w:val="VerbatimChar"/>
-        </w:rPr>
-        <w:t xml:space="preserve">effective_nonprod_ceiling = 256 - 64 = 192 vCPU</w:t>
-      </w:r>
-    </w:p>
-    <w:p>
-      <w:pPr>
-        <w:pStyle w:val="FirstParagraph"/>
-      </w:pPr>
-      <w:r>
-        <w:rPr>
-          <w:bCs/>
-          <w:b/>
-        </w:rPr>
-        <w:t xml:space="preserve">Enforcement:</w:t>
-      </w:r>
-    </w:p>
-    <w:p>
-      <w:pPr>
-        <w:pStyle w:val="SourceCode"/>
-      </w:pPr>
-      <w:r>
-        <w:rPr>
-          <w:rStyle w:val="VerbatimChar"/>
-        </w:rPr>
-        <w:t xml:space="preserve">If nonprod_quota_used = 150 vCPU:</w:t>
-      </w:r>
-      <w:r>
-        <w:br/>
-      </w:r>
-      <w:r>
-        <w:rPr>
-          <w:rStyle w:val="VerbatimChar"/>
-        </w:rPr>
-        <w:t xml:space="preserve">  New NonProd request for 60 vCPU × 2 = 120 vCPU</w:t>
-      </w:r>
-      <w:r>
-        <w:br/>
-      </w:r>
-      <w:r>
-        <w:rPr>
-          <w:rStyle w:val="VerbatimChar"/>
-        </w:rPr>
-        <w:t xml:space="preserve">  150 + 120 = 270 &gt; 192  ❌ REJECT (HC-7 violation)</w:t>
-      </w:r>
-      <w:r>
-        <w:br/>
-      </w:r>
-      <w:r>
-        <w:rPr>
-          <w:rStyle w:val="VerbatimChar"/>
-        </w:rPr>
-        <w:t xml:space="preserve">  </w:t>
-      </w:r>
-      <w:r>
-        <w:br/>
-      </w:r>
-      <w:r>
-        <w:rPr>
-          <w:rStyle w:val="VerbatimChar"/>
-        </w:rPr>
-        <w:t xml:space="preserve">If nonprod_quota_used = 100 vCPU:</w:t>
-      </w:r>
-      <w:r>
-        <w:br/>
-      </w:r>
-      <w:r>
-        <w:rPr>
-          <w:rStyle w:val="VerbatimChar"/>
-        </w:rPr>
-        <w:t xml:space="preserve">  New NonProd request for 40 vCPU × 2 = 80 vCPU</w:t>
-      </w:r>
-      <w:r>
-        <w:br/>
-      </w:r>
-      <w:r>
-        <w:rPr>
-          <w:rStyle w:val="VerbatimChar"/>
-        </w:rPr>
-        <w:t xml:space="preserve">  100 + 80 = 180 ≤ 192  ✅ PASS</w:t>
-      </w:r>
-    </w:p>
-    <w:bookmarkEnd w:id="65"/>
-    <w:bookmarkStart w:id="66" w:name="poc-blocker-1"/>
-    <w:p>
-      <w:pPr>
-        <w:pStyle w:val="Heading4"/>
-      </w:pPr>
-      <w:r>
-        <w:t xml:space="preserve">POC Blocker</w:t>
-      </w:r>
-    </w:p>
-    <w:p>
-      <w:pPr>
-        <w:pStyle w:val="FirstParagraph"/>
-      </w:pPr>
-      <w:r>
-        <w:rPr>
-          <w:bCs/>
-          <w:b/>
-        </w:rPr>
-        <w:t xml:space="preserve">B-2:</w:t>
-      </w:r>
-      <w:r>
-        <w:t xml:space="preserve"> </w:t>
-      </w:r>
-      <w:r>
-        <w:t xml:space="preserve">Quota pool release behavior on CR reduction (Tier 2/3 quota-neutral claim) must be validated.</w:t>
-      </w:r>
-      <w:r>
-        <w:t xml:space="preserve"> </w:t>
-      </w:r>
-      <w:r>
-        <w:rPr>
-          <w:bCs/>
-          <w:b/>
-        </w:rPr>
-        <w:t xml:space="preserve">POC-31</w:t>
-      </w:r>
-      <w:r>
-        <w:t xml:space="preserve"> </w:t>
-      </w:r>
-      <w:r>
-        <w:t xml:space="preserve">measures release latency; confirm &lt; 5 min for Tier RTO compliance.</w:t>
-      </w:r>
-    </w:p>
-    <w:bookmarkEnd w:id="66"/>
-    <w:bookmarkStart w:id="67" w:name="evidence-tag-6"/>
-    <w:p>
-      <w:pPr>
-        <w:pStyle w:val="Heading4"/>
-      </w:pPr>
-      <w:r>
-        <w:t xml:space="preserve">Evidence Tag</w:t>
-      </w:r>
-    </w:p>
-    <w:p>
-      <w:pPr>
-        <w:pStyle w:val="FirstParagraph"/>
-      </w:pPr>
-      <w:r>
-        <w:rPr>
-          <w:rStyle w:val="VerbatimChar"/>
-        </w:rPr>
-        <w:t xml:space="preserve">[Derived]</w:t>
-      </w:r>
-      <w:r>
-        <w:t xml:space="preserve"> </w:t>
-      </w:r>
-      <w:r>
-        <w:t xml:space="preserve">from Two-Group Quota Architecture design</w:t>
-      </w:r>
-    </w:p>
-    <w:p>
-      <w:r>
-        <w:pict>
-          <v:rect style="width:0;height:1.5pt" o:hralign="center" o:hrstd="t" o:hr="t"/>
-        </w:pict>
-      </w:r>
-    </w:p>
-    <w:bookmarkEnd w:id="67"/>
-    <w:bookmarkEnd w:id="68"/>
-    <w:bookmarkStart w:id="76" w:name="hc-8-geography_containment-implied"/>
-    <w:p>
-      <w:pPr>
-        <w:pStyle w:val="Heading3"/>
-      </w:pPr>
-      <w:r>
-        <w:t xml:space="preserve">HC-8: GEOGRAPHY_CONTAINMENT [IMPLIED]</w:t>
-      </w:r>
-    </w:p>
-    <w:p>
-      <w:pPr>
-        <w:pStyle w:val="FirstParagraph"/>
-      </w:pPr>
-      <w:r>
-        <w:rPr>
-          <w:bCs/>
-          <w:b/>
-        </w:rPr>
-        <w:t xml:space="preserve">Category:</w:t>
-      </w:r>
-      <w:r>
-        <w:t xml:space="preserve"> </w:t>
-      </w:r>
-      <w:r>
-        <w:t xml:space="preserve">Geography</w:t>
-      </w:r>
-      <w:r>
-        <w:br/>
-      </w:r>
-      <w:r>
-        <w:rPr>
-          <w:bCs/>
-          <w:b/>
-        </w:rPr>
-        <w:t xml:space="preserve">Source:</w:t>
-      </w:r>
-      <w:r>
-        <w:t xml:space="preserve"> </w:t>
-      </w:r>
-      <w:r>
-        <w:t xml:space="preserve">Production Readiness Review §27</w:t>
-      </w:r>
-      <w:r>
-        <w:br/>
-      </w:r>
-      <w:r>
-        <w:rPr>
-          <w:bCs/>
-          <w:b/>
-        </w:rPr>
-        <w:t xml:space="preserve">Status:</w:t>
-      </w:r>
-      <w:r>
-        <w:t xml:space="preserve"> </w:t>
-      </w:r>
-      <w:r>
-        <w:t xml:space="preserve">Implied constraint (no standalone definition block)</w:t>
-      </w:r>
-    </w:p>
-    <w:bookmarkStart w:id="69" w:name="definition-7"/>
-    <w:p>
-      <w:pPr>
-        <w:pStyle w:val="Heading4"/>
-      </w:pPr>
-      <w:r>
-        <w:t xml:space="preserve">Definition</w:t>
-      </w:r>
-    </w:p>
-    <w:p>
-      <w:pPr>
-        <w:pStyle w:val="SourceCode"/>
-      </w:pPr>
-      <w:r>
-        <w:rPr>
-          <w:rStyle w:val="VerbatimChar"/>
-        </w:rPr>
-        <w:t xml:space="preserve">In Scenario 1 (geography-based placement), derived Prod region must be within</w:t>
-      </w:r>
-      <w:r>
-        <w:br/>
-      </w:r>
-      <w:r>
-        <w:rPr>
-          <w:rStyle w:val="VerbatimChar"/>
-        </w:rPr>
-        <w:t xml:space="preserve">the Standard Capacity Regions for the customer's chosen geography.</w:t>
-      </w:r>
-    </w:p>
-    <w:bookmarkEnd w:id="69"/>
-    <w:bookmarkStart w:id="70" w:name="rationale-6"/>
-    <w:p>
-      <w:pPr>
-        <w:pStyle w:val="Heading4"/>
-      </w:pPr>
-      <w:r>
-        <w:t xml:space="preserve">Rationale</w:t>
-      </w:r>
-    </w:p>
-    <w:p>
-      <w:pPr>
-        <w:pStyle w:val="FirstParagraph"/>
-      </w:pPr>
-      <w:r>
-        <w:t xml:space="preserve">When a customer supplies an Azure geography (e.g.,</w:t>
-      </w:r>
-      <w:r>
-        <w:t xml:space="preserve"> </w:t>
-      </w:r>
-      <w:r>
-        <w:t xml:space="preserve">“</w:t>
-      </w:r>
-      <w:r>
-        <w:t xml:space="preserve">US</w:t>
-      </w:r>
-      <w:r>
-        <w:t xml:space="preserve">”</w:t>
-      </w:r>
-      <w:r>
-        <w:t xml:space="preserve">,</w:t>
-      </w:r>
-      <w:r>
-        <w:t xml:space="preserve"> </w:t>
-      </w:r>
-      <w:r>
-        <w:t xml:space="preserve">“</w:t>
-      </w:r>
-      <w:r>
-        <w:t xml:space="preserve">Europe</w:t>
-      </w:r>
-      <w:r>
-        <w:t xml:space="preserve">”</w:t>
-      </w:r>
-      <w:r>
-        <w:t xml:space="preserve">,</w:t>
-      </w:r>
-      <w:r>
-        <w:t xml:space="preserve"> </w:t>
-      </w:r>
-      <w:r>
-        <w:t xml:space="preserve">“</w:t>
-      </w:r>
-      <w:r>
-        <w:t xml:space="preserve">Middle East</w:t>
-      </w:r>
-      <w:r>
-        <w:t xml:space="preserve">”</w:t>
-      </w:r>
-      <w:r>
-        <w:t xml:space="preserve">) rather than a specific region, the engine derives the Prod anchor via</w:t>
-      </w:r>
-      <w:r>
-        <w:t xml:space="preserve"> </w:t>
-      </w:r>
-      <w:r>
-        <w:rPr>
-          <w:rStyle w:val="VerbatimChar"/>
-        </w:rPr>
-        <w:t xml:space="preserve">argmax(PS_Prod)</w:t>
-      </w:r>
-      <w:r>
-        <w:t xml:space="preserve"> </w:t>
-      </w:r>
-      <w:r>
-        <w:t xml:space="preserve">over Standard Capacity Regions</w:t>
-      </w:r>
-      <w:r>
-        <w:t xml:space="preserve"> </w:t>
-      </w:r>
-      <w:r>
-        <w:rPr>
-          <w:bCs/>
-          <w:b/>
-        </w:rPr>
-        <w:t xml:space="preserve">within that geography only</w:t>
-      </w:r>
-      <w:r>
-        <w:t xml:space="preserve">. This constraint ensures the derived Prod region respects the customer’s geographic preference.</w:t>
-      </w:r>
-    </w:p>
-    <w:bookmarkEnd w:id="70"/>
-    <w:bookmarkStart w:id="71" w:name="enforcement-stage"/>
-    <w:p>
-      <w:pPr>
-        <w:pStyle w:val="Heading4"/>
-      </w:pPr>
-      <w:r>
-        <w:t xml:space="preserve">Enforcement Stage</w:t>
-      </w:r>
-    </w:p>
-    <w:p>
-      <w:pPr>
-        <w:pStyle w:val="FirstParagraph"/>
-      </w:pPr>
-      <w:r>
-        <w:rPr>
-          <w:bCs/>
-          <w:b/>
-        </w:rPr>
-        <w:t xml:space="preserve">Stage 1 — Pre-filtering</w:t>
-      </w:r>
-      <w:r>
-        <w:t xml:space="preserve"> </w:t>
-      </w:r>
-      <w:r>
-        <w:t xml:space="preserve">(before candidate set formation)</w:t>
-      </w:r>
-    </w:p>
-    <w:bookmarkEnd w:id="71"/>
-    <w:bookmarkStart w:id="72" w:name="validation-rules-vr-1"/>
-    <w:p>
-      <w:pPr>
-        <w:pStyle w:val="Heading4"/>
-      </w:pPr>
-      <w:r>
-        <w:t xml:space="preserve">Validation Rules (VR)</w:t>
-      </w:r>
-    </w:p>
-    <w:p>
-      <w:pPr>
-        <w:numPr>
-          <w:ilvl w:val="0"/>
-          <w:numId w:val="1013"/>
-        </w:numPr>
-        <w:pStyle w:val="Compact"/>
-      </w:pPr>
-      <w:r>
-        <w:rPr>
-          <w:bCs/>
-          <w:b/>
-        </w:rPr>
-        <w:t xml:space="preserve">VR-4:</w:t>
-      </w:r>
-      <w:r>
-        <w:t xml:space="preserve"> </w:t>
-      </w:r>
-      <w:r>
-        <w:t xml:space="preserve">Derived Prod region must be within the Standard Capacity Regions for the customer’s chosen geography</w:t>
-      </w:r>
-    </w:p>
-    <w:bookmarkEnd w:id="72"/>
-    <w:bookmarkStart w:id="73" w:name="implementation-4"/>
-    <w:p>
-      <w:pPr>
-        <w:pStyle w:val="Heading4"/>
-      </w:pPr>
-      <w:r>
-        <w:t xml:space="preserve">Implementation</w:t>
-      </w:r>
-    </w:p>
-    <w:p>
-      <w:pPr>
-        <w:pStyle w:val="SourceCode"/>
-      </w:pPr>
-      <w:r>
-        <w:rPr>
-          <w:rStyle w:val="KeywordTok"/>
-        </w:rPr>
-        <w:t xml:space="preserve">def</w:t>
-      </w:r>
-      <w:r>
-        <w:rPr>
-          <w:rStyle w:val="NormalTok"/>
-        </w:rPr>
-        <w:t xml:space="preserve"> get_prod_candidates(geography):</w:t>
-      </w:r>
-      <w:r>
-        <w:br/>
-      </w:r>
-      <w:r>
-        <w:rPr>
-          <w:rStyle w:val="NormalTok"/>
-        </w:rPr>
-        <w:t xml:space="preserve">    all_regions </w:t>
-      </w:r>
-      <w:r>
-        <w:rPr>
-          <w:rStyle w:val="OperatorTok"/>
-        </w:rPr>
-        <w:t xml:space="preserve">=</w:t>
-      </w:r>
-      <w:r>
-        <w:rPr>
-          <w:rStyle w:val="NormalTok"/>
-        </w:rPr>
-        <w:t xml:space="preserve"> get_all_azure_regions()</w:t>
-      </w:r>
-      <w:r>
-        <w:br/>
-      </w:r>
-      <w:r>
-        <w:rPr>
-          <w:rStyle w:val="NormalTok"/>
-        </w:rPr>
-        <w:t xml:space="preserve">    </w:t>
-      </w:r>
-      <w:r>
-        <w:br/>
-      </w:r>
-      <w:r>
-        <w:rPr>
-          <w:rStyle w:val="NormalTok"/>
-        </w:rPr>
-        <w:t xml:space="preserve">    </w:t>
-      </w:r>
-      <w:r>
-        <w:rPr>
-          <w:rStyle w:val="CommentTok"/>
-        </w:rPr>
-        <w:t xml:space="preserve"># Stage 1: Geography containment (HC-8)</w:t>
-      </w:r>
-      <w:r>
-        <w:br/>
-      </w:r>
-      <w:r>
-        <w:rPr>
-          <w:rStyle w:val="NormalTok"/>
-        </w:rPr>
-        <w:t xml:space="preserve">    geo_filtered </w:t>
-      </w:r>
-      <w:r>
-        <w:rPr>
-          <w:rStyle w:val="OperatorTok"/>
-        </w:rPr>
-        <w:t xml:space="preserve">=</w:t>
-      </w:r>
-      <w:r>
-        <w:rPr>
-          <w:rStyle w:val="NormalTok"/>
-        </w:rPr>
-        <w:t xml:space="preserve"> [r </w:t>
-      </w:r>
-      <w:r>
-        <w:rPr>
-          <w:rStyle w:val="ControlFlowTok"/>
-        </w:rPr>
-        <w:t xml:space="preserve">for</w:t>
-      </w:r>
-      <w:r>
-        <w:rPr>
-          <w:rStyle w:val="NormalTok"/>
-        </w:rPr>
-        <w:t xml:space="preserve"> r </w:t>
-      </w:r>
-      <w:r>
-        <w:rPr>
-          <w:rStyle w:val="KeywordTok"/>
-        </w:rPr>
-        <w:t xml:space="preserve">in</w:t>
-      </w:r>
-      <w:r>
-        <w:rPr>
-          <w:rStyle w:val="NormalTok"/>
-        </w:rPr>
-        <w:t xml:space="preserve"> all_regions </w:t>
-      </w:r>
-      <w:r>
-        <w:br/>
-      </w:r>
-      <w:r>
-        <w:rPr>
-          <w:rStyle w:val="NormalTok"/>
-        </w:rPr>
-        <w:t xml:space="preserve">                    </w:t>
-      </w:r>
-      <w:r>
-        <w:rPr>
-          <w:rStyle w:val="ControlFlowTok"/>
-        </w:rPr>
-        <w:t xml:space="preserve">if</w:t>
-      </w:r>
-      <w:r>
-        <w:rPr>
-          <w:rStyle w:val="NormalTok"/>
-        </w:rPr>
-        <w:t xml:space="preserve"> r.geography </w:t>
-      </w:r>
-      <w:r>
-        <w:rPr>
-          <w:rStyle w:val="OperatorTok"/>
-        </w:rPr>
-        <w:t xml:space="preserve">==</w:t>
-      </w:r>
-      <w:r>
-        <w:rPr>
-          <w:rStyle w:val="NormalTok"/>
-        </w:rPr>
-        <w:t xml:space="preserve"> geography </w:t>
-      </w:r>
-      <w:r>
-        <w:rPr>
-          <w:rStyle w:val="KeywordTok"/>
-        </w:rPr>
-        <w:t xml:space="preserve">and</w:t>
-      </w:r>
-      <w:r>
-        <w:rPr>
-          <w:rStyle w:val="NormalTok"/>
-        </w:rPr>
-        <w:t xml:space="preserve"> </w:t>
-      </w:r>
-      <w:r>
-        <w:br/>
-      </w:r>
-      <w:r>
-        <w:rPr>
-          <w:rStyle w:val="NormalTok"/>
-        </w:rPr>
-        <w:t xml:space="preserve">                       r.region_class </w:t>
-      </w:r>
-      <w:r>
-        <w:rPr>
-          <w:rStyle w:val="OperatorTok"/>
-        </w:rPr>
-        <w:t xml:space="preserve">==</w:t>
-      </w:r>
-      <w:r>
-        <w:rPr>
-          <w:rStyle w:val="NormalTok"/>
-        </w:rPr>
-        <w:t xml:space="preserve"> </w:t>
-      </w:r>
-      <w:r>
-        <w:rPr>
-          <w:rStyle w:val="StringTok"/>
-        </w:rPr>
-        <w:t xml:space="preserve">"Standard"</w:t>
-      </w:r>
-      <w:r>
-        <w:rPr>
-          <w:rStyle w:val="NormalTok"/>
-        </w:rPr>
-        <w:t xml:space="preserve">]</w:t>
-      </w:r>
-      <w:r>
-        <w:br/>
-      </w:r>
-      <w:r>
-        <w:rPr>
-          <w:rStyle w:val="NormalTok"/>
-        </w:rPr>
-        <w:t xml:space="preserve">    </w:t>
-      </w:r>
-      <w:r>
-        <w:br/>
-      </w:r>
-      <w:r>
-        <w:rPr>
-          <w:rStyle w:val="NormalTok"/>
-        </w:rPr>
-        <w:t xml:space="preserve">    </w:t>
-      </w:r>
-      <w:r>
-        <w:rPr>
-          <w:rStyle w:val="CommentTok"/>
-        </w:rPr>
-        <w:t xml:space="preserve"># Stage 2: Apply HC-1..HC-7, HC-10</w:t>
-      </w:r>
-      <w:r>
-        <w:br/>
-      </w:r>
-      <w:r>
-        <w:rPr>
-          <w:rStyle w:val="NormalTok"/>
-        </w:rPr>
-        <w:t xml:space="preserve">    hc_filtered </w:t>
-      </w:r>
-      <w:r>
-        <w:rPr>
-          <w:rStyle w:val="OperatorTok"/>
-        </w:rPr>
-        <w:t xml:space="preserve">=</w:t>
-      </w:r>
-      <w:r>
-        <w:rPr>
-          <w:rStyle w:val="NormalTok"/>
-        </w:rPr>
-        <w:t xml:space="preserve"> apply_hard_constraints(geo_filtered)</w:t>
-      </w:r>
-      <w:r>
-        <w:br/>
-      </w:r>
-      <w:r>
-        <w:rPr>
-          <w:rStyle w:val="NormalTok"/>
-        </w:rPr>
-        <w:t xml:space="preserve">    </w:t>
-      </w:r>
-      <w:r>
-        <w:br/>
-      </w:r>
-      <w:r>
-        <w:rPr>
-          <w:rStyle w:val="NormalTok"/>
-        </w:rPr>
-        <w:t xml:space="preserve">    </w:t>
-      </w:r>
-      <w:r>
-        <w:rPr>
-          <w:rStyle w:val="CommentTok"/>
-        </w:rPr>
-        <w:t xml:space="preserve"># Stage 3: Score and rank</w:t>
-      </w:r>
-      <w:r>
-        <w:br/>
-      </w:r>
-      <w:r>
-        <w:rPr>
-          <w:rStyle w:val="NormalTok"/>
-        </w:rPr>
-        <w:t xml:space="preserve">    </w:t>
-      </w:r>
-      <w:r>
-        <w:rPr>
-          <w:rStyle w:val="ControlFlowTok"/>
-        </w:rPr>
-        <w:t xml:space="preserve">return</w:t>
-      </w:r>
-      <w:r>
-        <w:rPr>
-          <w:rStyle w:val="NormalTok"/>
-        </w:rPr>
-        <w:t xml:space="preserve"> argmax(hc_filtered, key</w:t>
-      </w:r>
-      <w:r>
-        <w:rPr>
-          <w:rStyle w:val="OperatorTok"/>
-        </w:rPr>
-        <w:t xml:space="preserve">=</w:t>
-      </w:r>
-      <w:r>
-        <w:rPr>
-          <w:rStyle w:val="KeywordTok"/>
-        </w:rPr>
-        <w:t xml:space="preserve">lambda</w:t>
-      </w:r>
-      <w:r>
-        <w:rPr>
-          <w:rStyle w:val="NormalTok"/>
-        </w:rPr>
-        <w:t xml:space="preserve"> r: PS_Prod(r))</w:t>
-      </w:r>
-    </w:p>
-    <w:bookmarkEnd w:id="73"/>
-    <w:bookmarkStart w:id="74" w:name="examples-1"/>
-    <w:p>
-      <w:pPr>
-        <w:pStyle w:val="Heading4"/>
-      </w:pPr>
-      <w:r>
-        <w:t xml:space="preserve">Examples</w:t>
-      </w:r>
-    </w:p>
-    <w:tbl>
-      <w:tblPr>
-        <w:tblStyle w:val="Table"/>
-        <w:tblW w:type="pct" w:w="5000"/>
-        <w:tblLook w:firstRow="1" w:lastRow="0" w:firstColumn="0" w:lastColumn="0" w:noHBand="0" w:noVBand="0" w:val="0020"/>
-      </w:tblPr>
-      <w:tblGrid>
-        <w:gridCol w:w="2640"/>
-        <w:gridCol w:w="2640"/>
-        <w:gridCol w:w="2640"/>
-      </w:tblGrid>
-      <w:tr>
-        <w:trPr>
-          <w:tblHeader w:val="true"/>
-        </w:trPr>
-        <w:tc>
-          <w:tcPr/>
-          <w:p>
-            <w:pPr>
-              <w:pStyle w:val="Compact"/>
-              <w:jc w:val="left"/>
-            </w:pPr>
-            <w:r>
-              <w:t xml:space="preserve">Customer Geography</w:t>
-            </w:r>
-          </w:p>
-        </w:tc>
-        <w:tc>
-          <w:tcPr/>
-          <w:p>
-            <w:pPr>
-              <w:pStyle w:val="Compact"/>
-              <w:jc w:val="left"/>
-            </w:pPr>
-            <w:r>
-              <w:t xml:space="preserve">Eligible Regions</w:t>
-            </w:r>
-          </w:p>
-        </w:tc>
-        <w:tc>
-          <w:tcPr/>
-          <w:p>
-            <w:pPr>
-              <w:pStyle w:val="Compact"/>
-              <w:jc w:val="left"/>
-            </w:pPr>
-            <w:r>
-              <w:t xml:space="preserve">Ineligible (HC-8)</w:t>
-            </w:r>
-          </w:p>
-        </w:tc>
-      </w:tr>
-      <w:tr>
-        <w:tc>
-          <w:tcPr/>
-          <w:p>
-            <w:pPr>
-              <w:pStyle w:val="Compact"/>
-              <w:jc w:val="left"/>
-            </w:pPr>
-            <w:r>
-              <w:t xml:space="preserve">US</w:t>
-            </w:r>
-          </w:p>
-        </w:tc>
-        <w:tc>
-          <w:tcPr/>
-          <w:p>
-            <w:pPr>
-              <w:pStyle w:val="Compact"/>
-              <w:jc w:val="left"/>
-            </w:pPr>
-            <w:r>
-              <w:t xml:space="preserve">East US, West US, Central US, …</w:t>
-            </w:r>
-          </w:p>
-        </w:tc>
-        <w:tc>
-          <w:tcPr/>
-          <w:p>
-            <w:pPr>
-              <w:pStyle w:val="Compact"/>
-              <w:jc w:val="left"/>
-            </w:pPr>
-            <w:r>
-              <w:t xml:space="preserve">West Europe, UK South, …</w:t>
-            </w:r>
-          </w:p>
-        </w:tc>
-      </w:tr>
-      <w:tr>
-        <w:tc>
-          <w:tcPr/>
-          <w:p>
-            <w:pPr>
-              <w:pStyle w:val="Compact"/>
-              <w:jc w:val="left"/>
-            </w:pPr>
-            <w:r>
-              <w:t xml:space="preserve">Europe</w:t>
-            </w:r>
-          </w:p>
-        </w:tc>
-        <w:tc>
-          <w:tcPr/>
-          <w:p>
-            <w:pPr>
-              <w:pStyle w:val="Compact"/>
-              <w:jc w:val="left"/>
-            </w:pPr>
-            <w:r>
-              <w:t xml:space="preserve">West Europe, North Europe, UK South, …</w:t>
-            </w:r>
-          </w:p>
-        </w:tc>
-        <w:tc>
-          <w:tcPr/>
-          <w:p>
-            <w:pPr>
-              <w:pStyle w:val="Compact"/>
-              <w:jc w:val="left"/>
-            </w:pPr>
-            <w:r>
-              <w:t xml:space="preserve">East US, Australia East, …</w:t>
-            </w:r>
-          </w:p>
-        </w:tc>
-      </w:tr>
-      <w:tr>
-        <w:tc>
-          <w:tcPr/>
-          <w:p>
-            <w:pPr>
-              <w:pStyle w:val="Compact"/>
-              <w:jc w:val="left"/>
-            </w:pPr>
-            <w:r>
-              <w:t xml:space="preserve">Middle East</w:t>
-            </w:r>
-          </w:p>
-        </w:tc>
-        <w:tc>
-          <w:tcPr/>
-          <w:p>
-            <w:pPr>
-              <w:pStyle w:val="Compact"/>
-              <w:jc w:val="left"/>
-            </w:pPr>
-            <w:r>
-              <w:t xml:space="preserve">UAE North, Saudi Arabia Central</w:t>
-            </w:r>
-          </w:p>
-        </w:tc>
-        <w:tc>
-          <w:tcPr/>
-          <w:p>
-            <w:pPr>
-              <w:pStyle w:val="Compact"/>
-              <w:jc w:val="left"/>
-            </w:pPr>
-            <w:r>
-              <w:t xml:space="preserve">East US, Switzerland North*</w:t>
-            </w:r>
-          </w:p>
-        </w:tc>
-      </w:tr>
-    </w:tbl>
-    <w:p>
-      <w:pPr>
-        <w:pStyle w:val="BodyText"/>
-      </w:pPr>
-      <w:r>
-        <w:t xml:space="preserve">*Switzerland North becomes eligible only via</w:t>
-      </w:r>
-      <w:r>
-        <w:t xml:space="preserve"> </w:t>
-      </w:r>
-      <w:r>
-        <w:rPr>
-          <w:bCs/>
-          <w:b/>
-        </w:rPr>
-        <w:t xml:space="preserve">HC-10 Cross-Geo Extension Path</w:t>
-      </w:r>
-      <w:r>
-        <w:t xml:space="preserve"> </w:t>
-      </w:r>
-      <w:r>
-        <w:t xml:space="preserve">for DR, not for Prod.</w:t>
-      </w:r>
-    </w:p>
-    <w:bookmarkEnd w:id="74"/>
-    <w:bookmarkStart w:id="75" w:name="evidence-tag-7"/>
-    <w:p>
-      <w:pPr>
-        <w:pStyle w:val="Heading4"/>
-      </w:pPr>
-      <w:r>
-        <w:t xml:space="preserve">Evidence Tag</w:t>
-      </w:r>
-    </w:p>
-    <w:p>
-      <w:pPr>
-        <w:pStyle w:val="FirstParagraph"/>
-      </w:pPr>
-      <w:r>
-        <w:rPr>
-          <w:rStyle w:val="VerbatimChar"/>
-        </w:rPr>
-        <w:t xml:space="preserve">[Undocumented — architectural judgement]</w:t>
-      </w:r>
-    </w:p>
-    <w:p>
-      <w:r>
-        <w:pict>
-          <v:rect style="width:0;height:1.5pt" o:hralign="center" o:hrstd="t" o:hr="t"/>
-        </w:pict>
-      </w:r>
-    </w:p>
-    <w:bookmarkEnd w:id="75"/>
-    <w:bookmarkEnd w:id="76"/>
-    <w:bookmarkStart w:id="85" w:name="hc-9-standard_region_only-new"/>
-    <w:p>
-      <w:pPr>
-        <w:pStyle w:val="Heading3"/>
-      </w:pPr>
-      <w:r>
-        <w:t xml:space="preserve">HC-9: STANDARD_REGION_ONLY [NEW]</w:t>
-      </w:r>
-    </w:p>
-    <w:p>
-      <w:pPr>
-        <w:pStyle w:val="FirstParagraph"/>
-      </w:pPr>
-      <w:r>
-        <w:rPr>
-          <w:bCs/>
-          <w:b/>
-        </w:rPr>
-        <w:t xml:space="preserve">Category:</w:t>
-      </w:r>
-      <w:r>
-        <w:t xml:space="preserve"> </w:t>
-      </w:r>
-      <w:r>
-        <w:t xml:space="preserve">Region Class</w:t>
-      </w:r>
-      <w:r>
-        <w:br/>
-      </w:r>
-      <w:r>
-        <w:rPr>
-          <w:bCs/>
-          <w:b/>
-        </w:rPr>
-        <w:t xml:space="preserve">Source:</w:t>
-      </w:r>
-      <w:r>
-        <w:t xml:space="preserve"> </w:t>
-      </w:r>
-      <w:r>
-        <w:t xml:space="preserve">Production Readiness Review §27</w:t>
-      </w:r>
-      <w:r>
-        <w:br/>
-      </w:r>
-      <w:r>
-        <w:rPr>
-          <w:bCs/>
-          <w:b/>
-        </w:rPr>
-        <w:t xml:space="preserve">Status:</w:t>
-      </w:r>
-      <w:r>
-        <w:t xml:space="preserve"> </w:t>
-      </w:r>
-      <w:r>
-        <w:t xml:space="preserve">New gate for production-ready region classification</w:t>
-      </w:r>
-    </w:p>
-    <w:bookmarkStart w:id="77" w:name="definition-8"/>
-    <w:p>
-      <w:pPr>
-        <w:pStyle w:val="Heading4"/>
-      </w:pPr>
-      <w:r>
-        <w:t xml:space="preserve">Definition</w:t>
-      </w:r>
-    </w:p>
-    <w:p>
-      <w:pPr>
-        <w:pStyle w:val="SourceCode"/>
-      </w:pPr>
-      <w:r>
-        <w:rPr>
-          <w:rStyle w:val="VerbatimChar"/>
-        </w:rPr>
-        <w:t xml:space="preserve">Automated placement, scoring, recommendation, and all environment assignments</w:t>
-      </w:r>
-      <w:r>
-        <w:br/>
-      </w:r>
-      <w:r>
-        <w:rPr>
-          <w:rStyle w:val="VerbatimChar"/>
-        </w:rPr>
-        <w:t xml:space="preserve">(Prod, CVAL, DR) must use Standard Capacity Regions only.</w:t>
-      </w:r>
-    </w:p>
-    <w:bookmarkEnd w:id="77"/>
-    <w:bookmarkStart w:id="78" w:name="rationale-7"/>
-    <w:p>
-      <w:pPr>
-        <w:pStyle w:val="Heading4"/>
-      </w:pPr>
-      <w:r>
-        <w:t xml:space="preserve">Rationale</w:t>
-      </w:r>
-    </w:p>
-    <w:p>
-      <w:pPr>
-        <w:pStyle w:val="FirstParagraph"/>
-      </w:pPr>
-      <w:r>
-        <w:rPr>
-          <w:bCs/>
-          <w:b/>
-        </w:rPr>
-        <w:t xml:space="preserve">Restricted Capacity Regions</w:t>
-      </w:r>
-      <w:r>
-        <w:t xml:space="preserve"> </w:t>
-      </w:r>
-      <w:r>
-        <w:t xml:space="preserve">(sovereign clouds, government regions, regions with SKU limitations) are excluded from automated placement. Their exclusion is enforced at</w:t>
-      </w:r>
-      <w:r>
-        <w:t xml:space="preserve"> </w:t>
-      </w:r>
-      <w:r>
-        <w:rPr>
-          <w:bCs/>
-          <w:b/>
-        </w:rPr>
-        <w:t xml:space="preserve">Stage 1 of the eligibility decision tree</w:t>
-      </w:r>
-      <w:r>
-        <w:t xml:space="preserve">, not as a scoring penalty.</w:t>
-      </w:r>
-    </w:p>
-    <w:p>
-      <w:pPr>
-        <w:pStyle w:val="BodyText"/>
-      </w:pPr>
-      <w:r>
-        <w:t xml:space="preserve">Exception deployments (customer explicitly requests a Restricted region) proceed via the</w:t>
-      </w:r>
-      <w:r>
-        <w:t xml:space="preserve"> </w:t>
-      </w:r>
-      <w:r>
-        <w:rPr>
-          <w:bCs/>
-          <w:b/>
-        </w:rPr>
-        <w:t xml:space="preserve">Scenario 2 exception path</w:t>
-      </w:r>
-      <w:r>
-        <w:t xml:space="preserve"> </w:t>
-      </w:r>
-      <w:r>
-        <w:t xml:space="preserve">only, requiring operator approval.</w:t>
-      </w:r>
-    </w:p>
-    <w:bookmarkEnd w:id="78"/>
-    <w:bookmarkStart w:id="79" w:name="region-classification"/>
-    <w:p>
-      <w:pPr>
-        <w:pStyle w:val="Heading4"/>
-      </w:pPr>
-      <w:r>
-        <w:t xml:space="preserve">Region Classification</w:t>
-      </w:r>
-    </w:p>
-    <w:p>
-      <w:pPr>
-        <w:pStyle w:val="FirstParagraph"/>
-      </w:pPr>
-      <w:r>
-        <w:rPr>
-          <w:bCs/>
-          <w:b/>
-        </w:rPr>
-        <w:t xml:space="preserve">Standard Capacity Regions:</w:t>
-      </w:r>
-      <w:r>
-        <w:t xml:space="preserve"> </w:t>
-      </w:r>
-      <w:r>
-        <w:t xml:space="preserve">- Commercial Azure public cloud regions with full SKU availability</w:t>
-      </w:r>
-      <w:r>
-        <w:t xml:space="preserve"> </w:t>
-      </w:r>
-      <w:r>
-        <w:t xml:space="preserve">- No sovereign cloud restrictions</w:t>
-      </w:r>
-      <w:r>
-        <w:t xml:space="preserve"> </w:t>
-      </w:r>
-      <w:r>
-        <w:t xml:space="preserve">- No special approval required for CRG creation</w:t>
-      </w:r>
-      <w:r>
-        <w:t xml:space="preserve"> </w:t>
-      </w:r>
-      <w:r>
-        <w:t xml:space="preserve">- Examples: East US, West Europe, Australia East, Japan East, Brazil South</w:t>
-      </w:r>
-    </w:p>
-    <w:p>
-      <w:pPr>
-        <w:pStyle w:val="BodyText"/>
-      </w:pPr>
-      <w:r>
-        <w:rPr>
-          <w:bCs/>
-          <w:b/>
-        </w:rPr>
-        <w:t xml:space="preserve">Restricted Capacity Regions:</w:t>
-      </w:r>
-      <w:r>
-        <w:t xml:space="preserve"> </w:t>
-      </w:r>
-      <w:r>
-        <w:t xml:space="preserve">- Azure Government (US DoD, US Gov)</w:t>
-      </w:r>
-      <w:r>
-        <w:t xml:space="preserve"> </w:t>
-      </w:r>
-      <w:r>
-        <w:t xml:space="preserve">- Azure China (21Vianet)</w:t>
-      </w:r>
-      <w:r>
-        <w:t xml:space="preserve"> </w:t>
-      </w:r>
-      <w:r>
-        <w:t xml:space="preserve">- Regions with limited SKU availability (flagged in Azure metadata)</w:t>
-      </w:r>
-      <w:r>
-        <w:t xml:space="preserve"> </w:t>
-      </w:r>
-      <w:r>
-        <w:t xml:space="preserve">- Regions requiring special tenant approval (sovereign cloud onboarding)</w:t>
-      </w:r>
-    </w:p>
-    <w:bookmarkEnd w:id="79"/>
-    <w:bookmarkStart w:id="80" w:name="enforcement-stage-1"/>
-    <w:p>
-      <w:pPr>
-        <w:pStyle w:val="Heading4"/>
-      </w:pPr>
-      <w:r>
-        <w:t xml:space="preserve">Enforcement Stage</w:t>
-      </w:r>
-    </w:p>
-    <w:p>
-      <w:pPr>
-        <w:pStyle w:val="FirstParagraph"/>
-      </w:pPr>
-      <w:r>
-        <w:rPr>
-          <w:bCs/>
-          <w:b/>
-        </w:rPr>
-        <w:t xml:space="preserve">Stage 1 — Pre-filtering</w:t>
-      </w:r>
-      <w:r>
-        <w:t xml:space="preserve"> </w:t>
-      </w:r>
-      <w:r>
-        <w:t xml:space="preserve">(before candidate set formation)</w:t>
-      </w:r>
-    </w:p>
-    <w:bookmarkEnd w:id="80"/>
-    <w:bookmarkStart w:id="81" w:name="validation-rules-vr-2"/>
-    <w:p>
-      <w:pPr>
-        <w:pStyle w:val="Heading4"/>
-      </w:pPr>
-      <w:r>
-        <w:t xml:space="preserve">Validation Rules (VR)</w:t>
-      </w:r>
-    </w:p>
-    <w:p>
-      <w:pPr>
-        <w:numPr>
-          <w:ilvl w:val="0"/>
-          <w:numId w:val="1014"/>
-        </w:numPr>
-        <w:pStyle w:val="Compact"/>
-      </w:pPr>
-      <w:r>
-        <w:rPr>
-          <w:bCs/>
-          <w:b/>
-        </w:rPr>
-        <w:t xml:space="preserve">VR-5:</w:t>
-      </w:r>
-      <w:r>
-        <w:t xml:space="preserve"> </w:t>
-      </w:r>
-      <w:r>
-        <w:t xml:space="preserve">All automated placement paths (Scenario 1 geography-based, Prod derivation, NonProd/DR selection) must use Standard Capacity Regions only</w:t>
-      </w:r>
-    </w:p>
-    <w:p>
-      <w:pPr>
-        <w:numPr>
-          <w:ilvl w:val="0"/>
-          <w:numId w:val="1014"/>
-        </w:numPr>
-        <w:pStyle w:val="Compact"/>
-      </w:pPr>
-      <w:r>
-        <w:rPr>
-          <w:bCs/>
-          <w:b/>
-        </w:rPr>
-        <w:t xml:space="preserve">VR-6:</w:t>
-      </w:r>
-      <w:r>
-        <w:t xml:space="preserve"> </w:t>
-      </w:r>
-      <w:r>
-        <w:t xml:space="preserve">CVAL and DR must not use Restricted Capacity Regions under any condition, including exception deployments</w:t>
-      </w:r>
-    </w:p>
-    <w:bookmarkEnd w:id="81"/>
-    <w:bookmarkStart w:id="82" w:name="implementation-5"/>
-    <w:p>
-      <w:pPr>
-        <w:pStyle w:val="Heading4"/>
-      </w:pPr>
-      <w:r>
-        <w:t xml:space="preserve">Implementation</w:t>
-      </w:r>
-    </w:p>
-    <w:p>
-      <w:pPr>
-        <w:pStyle w:val="SourceCode"/>
-      </w:pPr>
-      <w:r>
-        <w:rPr>
-          <w:rStyle w:val="KeywordTok"/>
-        </w:rPr>
-        <w:t xml:space="preserve">def</w:t>
-      </w:r>
-      <w:r>
-        <w:rPr>
-          <w:rStyle w:val="NormalTok"/>
-        </w:rPr>
-        <w:t xml:space="preserve"> get_eligible_regions_stage1(geography, customer_request):</w:t>
-      </w:r>
-      <w:r>
-        <w:br/>
-      </w:r>
-      <w:r>
-        <w:rPr>
-          <w:rStyle w:val="NormalTok"/>
-        </w:rPr>
-        <w:t xml:space="preserve">    all_regions </w:t>
-      </w:r>
-      <w:r>
-        <w:rPr>
-          <w:rStyle w:val="OperatorTok"/>
-        </w:rPr>
-        <w:t xml:space="preserve">=</w:t>
-      </w:r>
-      <w:r>
-        <w:rPr>
-          <w:rStyle w:val="NormalTok"/>
-        </w:rPr>
-        <w:t xml:space="preserve"> get_all_azure_regions()</w:t>
-      </w:r>
-      <w:r>
-        <w:br/>
-      </w:r>
-      <w:r>
-        <w:rPr>
-          <w:rStyle w:val="NormalTok"/>
-        </w:rPr>
-        <w:t xml:space="preserve">    </w:t>
-      </w:r>
-      <w:r>
-        <w:br/>
-      </w:r>
-      <w:r>
-        <w:rPr>
-          <w:rStyle w:val="NormalTok"/>
-        </w:rPr>
-        <w:t xml:space="preserve">    </w:t>
-      </w:r>
-      <w:r>
-        <w:rPr>
-          <w:rStyle w:val="CommentTok"/>
-        </w:rPr>
-        <w:t xml:space="preserve"># HC-9: Standard regions only (Stage 1 pre-filter)</w:t>
-      </w:r>
-      <w:r>
-        <w:br/>
-      </w:r>
-      <w:r>
-        <w:rPr>
-          <w:rStyle w:val="NormalTok"/>
-        </w:rPr>
-        <w:t xml:space="preserve">    standard_regions </w:t>
-      </w:r>
-      <w:r>
-        <w:rPr>
-          <w:rStyle w:val="OperatorTok"/>
-        </w:rPr>
-        <w:t xml:space="preserve">=</w:t>
-      </w:r>
-      <w:r>
-        <w:rPr>
-          <w:rStyle w:val="NormalTok"/>
-        </w:rPr>
-        <w:t xml:space="preserve"> [r </w:t>
-      </w:r>
-      <w:r>
-        <w:rPr>
-          <w:rStyle w:val="ControlFlowTok"/>
-        </w:rPr>
-        <w:t xml:space="preserve">for</w:t>
-      </w:r>
-      <w:r>
-        <w:rPr>
-          <w:rStyle w:val="NormalTok"/>
-        </w:rPr>
-        <w:t xml:space="preserve"> r </w:t>
-      </w:r>
-      <w:r>
-        <w:rPr>
-          <w:rStyle w:val="KeywordTok"/>
-        </w:rPr>
-        <w:t xml:space="preserve">in</w:t>
-      </w:r>
-      <w:r>
-        <w:rPr>
-          <w:rStyle w:val="NormalTok"/>
-        </w:rPr>
-        <w:t xml:space="preserve"> all_regions </w:t>
-      </w:r>
-      <w:r>
-        <w:rPr>
-          <w:rStyle w:val="ControlFlowTok"/>
-        </w:rPr>
-        <w:t xml:space="preserve">if</w:t>
-      </w:r>
-      <w:r>
-        <w:rPr>
-          <w:rStyle w:val="NormalTok"/>
-        </w:rPr>
-        <w:t xml:space="preserve"> r.region_class </w:t>
-      </w:r>
-      <w:r>
-        <w:rPr>
-          <w:rStyle w:val="OperatorTok"/>
-        </w:rPr>
-        <w:t xml:space="preserve">==</w:t>
-      </w:r>
-      <w:r>
-        <w:rPr>
-          <w:rStyle w:val="NormalTok"/>
-        </w:rPr>
-        <w:t xml:space="preserve"> </w:t>
-      </w:r>
-      <w:r>
-        <w:rPr>
-          <w:rStyle w:val="StringTok"/>
-        </w:rPr>
-        <w:t xml:space="preserve">"Standard"</w:t>
-      </w:r>
-      <w:r>
-        <w:rPr>
-          <w:rStyle w:val="NormalTok"/>
-        </w:rPr>
-        <w:t xml:space="preserve">]</w:t>
-      </w:r>
-      <w:r>
-        <w:br/>
-      </w:r>
-      <w:r>
-        <w:rPr>
-          <w:rStyle w:val="NormalTok"/>
-        </w:rPr>
-        <w:t xml:space="preserve">    </w:t>
-      </w:r>
-      <w:r>
-        <w:br/>
-      </w:r>
-      <w:r>
-        <w:rPr>
-          <w:rStyle w:val="NormalTok"/>
-        </w:rPr>
-        <w:t xml:space="preserve">    </w:t>
-      </w:r>
-      <w:r>
-        <w:rPr>
-          <w:rStyle w:val="CommentTok"/>
-        </w:rPr>
-        <w:t xml:space="preserve"># If customer explicitly requests a Restricted region → Scenario 2 exception path</w:t>
-      </w:r>
-      <w:r>
-        <w:br/>
-      </w:r>
-      <w:r>
-        <w:rPr>
-          <w:rStyle w:val="NormalTok"/>
-        </w:rPr>
-        <w:t xml:space="preserve">    </w:t>
-      </w:r>
-      <w:r>
-        <w:rPr>
-          <w:rStyle w:val="ControlFlowTok"/>
-        </w:rPr>
-        <w:t xml:space="preserve">if</w:t>
-      </w:r>
-      <w:r>
-        <w:rPr>
-          <w:rStyle w:val="NormalTok"/>
-        </w:rPr>
-        <w:t xml:space="preserve"> customer_request.region_override </w:t>
-      </w:r>
-      <w:r>
-        <w:rPr>
-          <w:rStyle w:val="KeywordTok"/>
-        </w:rPr>
-        <w:t xml:space="preserve">and</w:t>
-      </w:r>
-      <w:r>
-        <w:rPr>
-          <w:rStyle w:val="NormalTok"/>
-        </w:rPr>
-        <w:t xml:space="preserve"> customer_request.region_override.region_class </w:t>
-      </w:r>
-      <w:r>
-        <w:rPr>
-          <w:rStyle w:val="OperatorTok"/>
-        </w:rPr>
-        <w:t xml:space="preserve">==</w:t>
-      </w:r>
-      <w:r>
-        <w:rPr>
-          <w:rStyle w:val="NormalTok"/>
-        </w:rPr>
-        <w:t xml:space="preserve"> </w:t>
-      </w:r>
-      <w:r>
-        <w:rPr>
-          <w:rStyle w:val="StringTok"/>
-        </w:rPr>
-        <w:t xml:space="preserve">"Restricted"</w:t>
-      </w:r>
-      <w:r>
-        <w:rPr>
-          <w:rStyle w:val="NormalTok"/>
-        </w:rPr>
-        <w:t xml:space="preserve">:</w:t>
-      </w:r>
-      <w:r>
-        <w:br/>
-      </w:r>
-      <w:r>
-        <w:rPr>
-          <w:rStyle w:val="NormalTok"/>
-        </w:rPr>
-        <w:t xml:space="preserve">        </w:t>
-      </w:r>
-      <w:r>
-        <w:rPr>
-          <w:rStyle w:val="ControlFlowTok"/>
-        </w:rPr>
-        <w:t xml:space="preserve">return</w:t>
-      </w:r>
-      <w:r>
-        <w:rPr>
-          <w:rStyle w:val="NormalTok"/>
-        </w:rPr>
-        <w:t xml:space="preserve"> handle_exception_deployment(customer_request)</w:t>
-      </w:r>
-      <w:r>
-        <w:br/>
-      </w:r>
-      <w:r>
-        <w:rPr>
-          <w:rStyle w:val="NormalTok"/>
-        </w:rPr>
-        <w:t xml:space="preserve">    </w:t>
-      </w:r>
-      <w:r>
-        <w:br/>
-      </w:r>
-      <w:r>
-        <w:rPr>
-          <w:rStyle w:val="NormalTok"/>
-        </w:rPr>
-        <w:t xml:space="preserve">    </w:t>
-      </w:r>
-      <w:r>
-        <w:rPr>
-          <w:rStyle w:val="CommentTok"/>
-        </w:rPr>
-        <w:t xml:space="preserve"># HC-8: Geography containment</w:t>
-      </w:r>
-      <w:r>
-        <w:br/>
-      </w:r>
-      <w:r>
-        <w:rPr>
-          <w:rStyle w:val="NormalTok"/>
-        </w:rPr>
-        <w:t xml:space="preserve">    geo_filtered </w:t>
-      </w:r>
-      <w:r>
-        <w:rPr>
-          <w:rStyle w:val="OperatorTok"/>
-        </w:rPr>
-        <w:t xml:space="preserve">=</w:t>
-      </w:r>
-      <w:r>
-        <w:rPr>
-          <w:rStyle w:val="NormalTok"/>
-        </w:rPr>
-        <w:t xml:space="preserve"> [r </w:t>
-      </w:r>
-      <w:r>
-        <w:rPr>
-          <w:rStyle w:val="ControlFlowTok"/>
-        </w:rPr>
-        <w:t xml:space="preserve">for</w:t>
-      </w:r>
-      <w:r>
-        <w:rPr>
-          <w:rStyle w:val="NormalTok"/>
-        </w:rPr>
-        <w:t xml:space="preserve"> r </w:t>
-      </w:r>
-      <w:r>
-        <w:rPr>
-          <w:rStyle w:val="KeywordTok"/>
-        </w:rPr>
-        <w:t xml:space="preserve">in</w:t>
-      </w:r>
-      <w:r>
-        <w:rPr>
-          <w:rStyle w:val="NormalTok"/>
-        </w:rPr>
-        <w:t xml:space="preserve"> standard_regions </w:t>
-      </w:r>
-      <w:r>
-        <w:rPr>
-          <w:rStyle w:val="ControlFlowTok"/>
-        </w:rPr>
-        <w:t xml:space="preserve">if</w:t>
-      </w:r>
-      <w:r>
-        <w:rPr>
-          <w:rStyle w:val="NormalTok"/>
-        </w:rPr>
-        <w:t xml:space="preserve"> r.geography </w:t>
-      </w:r>
-      <w:r>
-        <w:rPr>
-          <w:rStyle w:val="OperatorTok"/>
-        </w:rPr>
-        <w:t xml:space="preserve">==</w:t>
-      </w:r>
-      <w:r>
-        <w:rPr>
-          <w:rStyle w:val="NormalTok"/>
-        </w:rPr>
-        <w:t xml:space="preserve"> geography]</w:t>
-      </w:r>
-      <w:r>
-        <w:br/>
-      </w:r>
-      <w:r>
-        <w:rPr>
-          <w:rStyle w:val="NormalTok"/>
-        </w:rPr>
-        <w:t xml:space="preserve">    </w:t>
-      </w:r>
-      <w:r>
-        <w:br/>
-      </w:r>
-      <w:r>
-        <w:rPr>
-          <w:rStyle w:val="NormalTok"/>
-        </w:rPr>
-        <w:t xml:space="preserve">    </w:t>
-      </w:r>
-      <w:r>
-        <w:rPr>
-          <w:rStyle w:val="ControlFlowTok"/>
-        </w:rPr>
-        <w:t xml:space="preserve">return</w:t>
-      </w:r>
-      <w:r>
-        <w:rPr>
-          <w:rStyle w:val="NormalTok"/>
-        </w:rPr>
-        <w:t xml:space="preserve"> geo_filtered</w:t>
-      </w:r>
-    </w:p>
-    <w:bookmarkEnd w:id="82"/>
-    <w:bookmarkStart w:id="83" w:name="exception-deployment-workflow-scenario-2"/>
-    <w:p>
-      <w:pPr>
-        <w:pStyle w:val="Heading4"/>
-      </w:pPr>
-      <w:r>
-        <w:t xml:space="preserve">Exception Deployment Workflow (Scenario 2)</w:t>
-      </w:r>
-    </w:p>
-    <w:p>
-      <w:pPr>
-        <w:pStyle w:val="FirstParagraph"/>
-      </w:pPr>
-      <w:r>
-        <w:rPr>
-          <w:bCs/>
-          <w:b/>
-        </w:rPr>
-        <w:t xml:space="preserve">Trigger:</w:t>
-      </w:r>
-      <w:r>
-        <w:t xml:space="preserve"> </w:t>
-      </w:r>
-      <w:r>
-        <w:t xml:space="preserve">Customer explicitly requests a Restricted Capacity Region</w:t>
-      </w:r>
-    </w:p>
-    <w:p>
-      <w:pPr>
-        <w:pStyle w:val="BodyText"/>
-      </w:pPr>
-      <w:r>
-        <w:rPr>
-          <w:bCs/>
-          <w:b/>
-        </w:rPr>
-        <w:t xml:space="preserve">Workflow:</w:t>
-      </w:r>
-      <w:r>
-        <w:t xml:space="preserve"> </w:t>
-      </w:r>
-      <w:r>
-        <w:t xml:space="preserve">1. Operator receives request via exception deployment queue</w:t>
-      </w:r>
-      <w:r>
-        <w:t xml:space="preserve"> </w:t>
-      </w:r>
-      <w:r>
-        <w:t xml:space="preserve">2. Validate customer has required tenant permissions (sovereign cloud registration)</w:t>
-      </w:r>
-      <w:r>
-        <w:t xml:space="preserve"> </w:t>
-      </w:r>
-      <w:r>
-        <w:t xml:space="preserve">3. Validate SKU availability in target Restricted region</w:t>
-      </w:r>
-      <w:r>
-        <w:t xml:space="preserve"> </w:t>
-      </w:r>
-      <w:r>
-        <w:t xml:space="preserve">4. Manual approval gate (ops team review)</w:t>
-      </w:r>
-      <w:r>
-        <w:t xml:space="preserve"> </w:t>
-      </w:r>
-      <w:r>
-        <w:t xml:space="preserve">5. If approved: Create Prod CRG in Restricted region;</w:t>
-      </w:r>
-      <w:r>
-        <w:t xml:space="preserve"> </w:t>
-      </w:r>
-      <w:r>
-        <w:rPr>
-          <w:bCs/>
-          <w:b/>
-        </w:rPr>
-        <w:t xml:space="preserve">CVAL and DR must still use Standard regions</w:t>
-      </w:r>
-      <w:r>
-        <w:t xml:space="preserve"> </w:t>
-      </w:r>
-      <w:r>
-        <w:t xml:space="preserve">(VR-6)</w:t>
-      </w:r>
-      <w:r>
-        <w:t xml:space="preserve"> </w:t>
-      </w:r>
-      <w:r>
-        <w:t xml:space="preserve">6. Record exception in</w:t>
-      </w:r>
-      <w:r>
-        <w:t xml:space="preserve"> </w:t>
-      </w:r>
-      <w:r>
-        <w:rPr>
-          <w:rStyle w:val="VerbatimChar"/>
-        </w:rPr>
-        <w:t xml:space="preserve">OperationRecord</w:t>
-      </w:r>
-      <w:r>
-        <w:t xml:space="preserve"> </w:t>
-      </w:r>
-      <w:r>
-        <w:t xml:space="preserve">with approval metadata</w:t>
-      </w:r>
-    </w:p>
-    <w:bookmarkEnd w:id="83"/>
-    <w:bookmarkStart w:id="84" w:name="evidence-tag-8"/>
-    <w:p>
-      <w:pPr>
-        <w:pStyle w:val="Heading4"/>
-      </w:pPr>
-      <w:r>
-        <w:t xml:space="preserve">Evidence Tag</w:t>
-      </w:r>
-    </w:p>
-    <w:p>
-      <w:pPr>
-        <w:pStyle w:val="FirstParagraph"/>
-      </w:pPr>
-      <w:r>
-        <w:rPr>
-          <w:rStyle w:val="VerbatimChar"/>
-        </w:rPr>
-        <w:t xml:space="preserve">[Undocumented — architectural judgement]</w:t>
-      </w:r>
-    </w:p>
-    <w:p>
-      <w:r>
-        <w:pict>
-          <v:rect style="width:0;height:1.5pt" o:hralign="center" o:hrstd="t" o:hr="t"/>
-        </w:pict>
-      </w:r>
-    </w:p>
-    <w:bookmarkEnd w:id="84"/>
-    <w:bookmarkEnd w:id="85"/>
-    <w:bookmarkStart w:id="95" w:name="X68fc772668646b6b4fe4c79222bdd3cb44f45e4"/>
-    <w:p>
-      <w:pPr>
-        <w:pStyle w:val="Heading3"/>
-      </w:pPr>
-      <w:r>
-        <w:t xml:space="preserve">HC-10: CROSS_GEO_EXTENSION_PATH_APPROVED [NEW]</w:t>
-      </w:r>
-    </w:p>
-    <w:p>
-      <w:pPr>
-        <w:pStyle w:val="FirstParagraph"/>
-      </w:pPr>
-      <w:r>
-        <w:rPr>
-          <w:bCs/>
-          <w:b/>
-        </w:rPr>
-        <w:t xml:space="preserve">Category:</w:t>
-      </w:r>
-      <w:r>
-        <w:t xml:space="preserve"> </w:t>
-      </w:r>
-      <w:r>
-        <w:t xml:space="preserve">Cross-Geo DR</w:t>
-      </w:r>
-      <w:r>
-        <w:br/>
-      </w:r>
-      <w:r>
-        <w:rPr>
-          <w:bCs/>
-          <w:b/>
-        </w:rPr>
-        <w:t xml:space="preserve">Source:</w:t>
-      </w:r>
-      <w:r>
-        <w:t xml:space="preserve"> </w:t>
-      </w:r>
-      <w:r>
-        <w:t xml:space="preserve">Production Readiness Review §27</w:t>
-      </w:r>
-      <w:r>
-        <w:br/>
-      </w:r>
-      <w:r>
-        <w:rPr>
-          <w:bCs/>
-          <w:b/>
-        </w:rPr>
-        <w:t xml:space="preserve">Status:</w:t>
-      </w:r>
-      <w:r>
-        <w:t xml:space="preserve"> </w:t>
-      </w:r>
-      <w:r>
-        <w:t xml:space="preserve">New governance control for cross-geography DR assignments</w:t>
-      </w:r>
-    </w:p>
-    <w:bookmarkStart w:id="86" w:name="definition-9"/>
-    <w:p>
-      <w:pPr>
-        <w:pStyle w:val="Heading4"/>
-      </w:pPr>
-      <w:r>
-        <w:t xml:space="preserve">Definition</w:t>
-      </w:r>
-    </w:p>
-    <w:p>
-      <w:pPr>
-        <w:pStyle w:val="SourceCode"/>
-      </w:pPr>
-      <w:r>
-        <w:rPr>
-          <w:rStyle w:val="VerbatimChar"/>
-        </w:rPr>
-        <w:t xml:space="preserve">Any DR assignment to a region outside the customer's chosen geography must match</w:t>
-      </w:r>
-      <w:r>
-        <w:br/>
-      </w:r>
-      <w:r>
-        <w:rPr>
-          <w:rStyle w:val="VerbatimChar"/>
-        </w:rPr>
-        <w:t xml:space="preserve">an explicitly enumerated Cross-Geo Extension path in the active PlacementPolicy.</w:t>
-      </w:r>
-    </w:p>
-    <w:bookmarkEnd w:id="86"/>
-    <w:bookmarkStart w:id="87" w:name="rationale-8"/>
-    <w:p>
-      <w:pPr>
-        <w:pStyle w:val="Heading4"/>
-      </w:pPr>
-      <w:r>
-        <w:t xml:space="preserve">Rationale</w:t>
-      </w:r>
-    </w:p>
-    <w:p>
-      <w:pPr>
-        <w:pStyle w:val="FirstParagraph"/>
-      </w:pPr>
-      <w:r>
-        <w:t xml:space="preserve">Cross-geography DR introduces data residency, compliance, and latency considerations that require explicit approval. The engine does not autonomously select cross-geo DR regions; it only accepts pre-approved extension paths defined in the active</w:t>
-      </w:r>
-      <w:r>
-        <w:t xml:space="preserve"> </w:t>
-      </w:r>
-      <w:r>
-        <w:rPr>
-          <w:rStyle w:val="VerbatimChar"/>
-        </w:rPr>
-        <w:t xml:space="preserve">PlacementPolicy</w:t>
-      </w:r>
-      <w:r>
-        <w:t xml:space="preserve">.</w:t>
-      </w:r>
-    </w:p>
-    <w:bookmarkEnd w:id="87"/>
-    <w:bookmarkStart w:id="88" w:name="enforcement"/>
-    <w:p>
-      <w:pPr>
-        <w:pStyle w:val="Heading4"/>
-      </w:pPr>
-      <w:r>
-        <w:t xml:space="preserve">Enforcement</w:t>
-      </w:r>
-    </w:p>
-    <w:p>
-      <w:pPr>
-        <w:pStyle w:val="FirstParagraph"/>
-      </w:pPr>
-      <w:r>
-        <w:t xml:space="preserve">DR assignments to Standard Capacity Regions in a</w:t>
-      </w:r>
-      <w:r>
-        <w:t xml:space="preserve"> </w:t>
-      </w:r>
-      <w:r>
-        <w:rPr>
-          <w:bCs/>
-          <w:b/>
-        </w:rPr>
-        <w:t xml:space="preserve">different geography</w:t>
-      </w:r>
-      <w:r>
-        <w:t xml:space="preserve"> </w:t>
-      </w:r>
-      <w:r>
-        <w:t xml:space="preserve">are rejected if no approved extension path exists for the source geography.</w:t>
-      </w:r>
-    </w:p>
-    <w:bookmarkEnd w:id="88"/>
-    <w:bookmarkStart w:id="89" w:name="Xe6b9436eca49b7821c6becbecefe925a62cb109"/>
-    <w:p>
-      <w:pPr>
-        <w:pStyle w:val="Heading4"/>
-      </w:pPr>
-      <w:r>
-        <w:t xml:space="preserve">Approved Cross-Geo Extension Paths (Example)</w:t>
       </w:r>
     </w:p>
     <w:tbl>
@@ -6241,43 +2643,43 @@
               <w:jc w:val="left"/>
             </w:pPr>
             <w:r>
-              <w:t xml:space="preserve">Source Geography</w:t>
-            </w:r>
-          </w:p>
-        </w:tc>
-        <w:tc>
-          <w:tcPr/>
-          <w:p>
-            <w:pPr>
-              <w:pStyle w:val="Compact"/>
-              <w:jc w:val="left"/>
-            </w:pPr>
-            <w:r>
-              <w:t xml:space="preserve">Approved DR Geographies</w:t>
-            </w:r>
-          </w:p>
-        </w:tc>
-        <w:tc>
-          <w:tcPr/>
-          <w:p>
-            <w:pPr>
-              <w:pStyle w:val="Compact"/>
-              <w:jc w:val="left"/>
-            </w:pPr>
-            <w:r>
-              <w:t xml:space="preserve">Primary DR Region</w:t>
-            </w:r>
-          </w:p>
-        </w:tc>
-        <w:tc>
-          <w:tcPr/>
-          <w:p>
-            <w:pPr>
-              <w:pStyle w:val="Compact"/>
-              <w:jc w:val="left"/>
-            </w:pPr>
-            <w:r>
-              <w:t xml:space="preserve">Rationale</w:t>
+              <w:t xml:space="preserve">Prod Region</w:t>
+            </w:r>
+          </w:p>
+        </w:tc>
+        <w:tc>
+          <w:tcPr/>
+          <w:p>
+            <w:pPr>
+              <w:pStyle w:val="Compact"/>
+              <w:jc w:val="left"/>
+            </w:pPr>
+            <w:r>
+              <w:t xml:space="preserve">DR Region</w:t>
+            </w:r>
+          </w:p>
+        </w:tc>
+        <w:tc>
+          <w:tcPr/>
+          <w:p>
+            <w:pPr>
+              <w:pStyle w:val="Compact"/>
+              <w:jc w:val="left"/>
+            </w:pPr>
+            <w:r>
+              <w:t xml:space="preserve">Separation Class</w:t>
+            </w:r>
+          </w:p>
+        </w:tc>
+        <w:tc>
+          <w:tcPr/>
+          <w:p>
+            <w:pPr>
+              <w:pStyle w:val="Compact"/>
+              <w:jc w:val="left"/>
+            </w:pPr>
+            <w:r>
+              <w:t xml:space="preserve">Eligible?</w:t>
             </w:r>
           </w:p>
         </w:tc>
@@ -6291,6 +2693,2839 @@
               <w:jc w:val="left"/>
             </w:pPr>
             <w:r>
+              <w:t xml:space="preserve">East US</w:t>
+            </w:r>
+          </w:p>
+        </w:tc>
+        <w:tc>
+          <w:tcPr/>
+          <w:p>
+            <w:pPr>
+              <w:pStyle w:val="Compact"/>
+              <w:jc w:val="left"/>
+            </w:pPr>
+            <w:r>
+              <w:t xml:space="preserve">West US</w:t>
+            </w:r>
+          </w:p>
+        </w:tc>
+        <w:tc>
+          <w:tcPr/>
+          <w:p>
+            <w:pPr>
+              <w:pStyle w:val="Compact"/>
+              <w:jc w:val="left"/>
+            </w:pPr>
+            <w:r>
+              <w:t xml:space="preserve">HIGH</w:t>
+            </w:r>
+          </w:p>
+        </w:tc>
+        <w:tc>
+          <w:tcPr/>
+          <w:p>
+            <w:pPr>
+              <w:pStyle w:val="Compact"/>
+              <w:jc w:val="left"/>
+            </w:pPr>
+            <w:r>
+              <w:t xml:space="preserve">✅ Yes (paired)</w:t>
+            </w:r>
+          </w:p>
+        </w:tc>
+      </w:tr>
+      <w:tr>
+        <w:tc>
+          <w:tcPr/>
+          <w:p>
+            <w:pPr>
+              <w:pStyle w:val="Compact"/>
+              <w:jc w:val="left"/>
+            </w:pPr>
+            <w:r>
+              <w:t xml:space="preserve">East US</w:t>
+            </w:r>
+          </w:p>
+        </w:tc>
+        <w:tc>
+          <w:tcPr/>
+          <w:p>
+            <w:pPr>
+              <w:pStyle w:val="Compact"/>
+              <w:jc w:val="left"/>
+            </w:pPr>
+            <w:r>
+              <w:t xml:space="preserve">Central US</w:t>
+            </w:r>
+          </w:p>
+        </w:tc>
+        <w:tc>
+          <w:tcPr/>
+          <w:p>
+            <w:pPr>
+              <w:pStyle w:val="Compact"/>
+              <w:jc w:val="left"/>
+            </w:pPr>
+            <w:r>
+              <w:t xml:space="preserve">MEDIUM</w:t>
+            </w:r>
+          </w:p>
+        </w:tc>
+        <w:tc>
+          <w:tcPr/>
+          <w:p>
+            <w:pPr>
+              <w:pStyle w:val="Compact"/>
+              <w:jc w:val="left"/>
+            </w:pPr>
+            <w:r>
+              <w:t xml:space="preserve">❌ No</w:t>
+            </w:r>
+          </w:p>
+        </w:tc>
+      </w:tr>
+      <w:tr>
+        <w:tc>
+          <w:tcPr/>
+          <w:p>
+            <w:pPr>
+              <w:pStyle w:val="Compact"/>
+              <w:jc w:val="left"/>
+            </w:pPr>
+            <w:r>
+              <w:t xml:space="preserve">East US</w:t>
+            </w:r>
+          </w:p>
+        </w:tc>
+        <w:tc>
+          <w:tcPr/>
+          <w:p>
+            <w:pPr>
+              <w:pStyle w:val="Compact"/>
+              <w:jc w:val="left"/>
+            </w:pPr>
+            <w:r>
+              <w:t xml:space="preserve">West Europe</w:t>
+            </w:r>
+          </w:p>
+        </w:tc>
+        <w:tc>
+          <w:tcPr/>
+          <w:p>
+            <w:pPr>
+              <w:pStyle w:val="Compact"/>
+              <w:jc w:val="left"/>
+            </w:pPr>
+            <w:r>
+              <w:t xml:space="preserve">HIGH</w:t>
+            </w:r>
+          </w:p>
+        </w:tc>
+        <w:tc>
+          <w:tcPr/>
+          <w:p>
+            <w:pPr>
+              <w:pStyle w:val="Compact"/>
+              <w:jc w:val="left"/>
+            </w:pPr>
+            <w:r>
+              <w:t xml:space="preserve">✅ Yes (cross-geo)</w:t>
+            </w:r>
+          </w:p>
+        </w:tc>
+      </w:tr>
+      <w:tr>
+        <w:tc>
+          <w:tcPr/>
+          <w:p>
+            <w:pPr>
+              <w:pStyle w:val="Compact"/>
+              <w:jc w:val="left"/>
+            </w:pPr>
+            <w:r>
+              <w:t xml:space="preserve">UAE North</w:t>
+            </w:r>
+          </w:p>
+        </w:tc>
+        <w:tc>
+          <w:tcPr/>
+          <w:p>
+            <w:pPr>
+              <w:pStyle w:val="Compact"/>
+              <w:jc w:val="left"/>
+            </w:pPr>
+            <w:r>
+              <w:t xml:space="preserve">Saudi Arabia Central</w:t>
+            </w:r>
+          </w:p>
+        </w:tc>
+        <w:tc>
+          <w:tcPr/>
+          <w:p>
+            <w:pPr>
+              <w:pStyle w:val="Compact"/>
+              <w:jc w:val="left"/>
+            </w:pPr>
+            <w:r>
+              <w:t xml:space="preserve">MEDIUM</w:t>
+            </w:r>
+          </w:p>
+        </w:tc>
+        <w:tc>
+          <w:tcPr/>
+          <w:p>
+            <w:pPr>
+              <w:pStyle w:val="Compact"/>
+              <w:jc w:val="left"/>
+            </w:pPr>
+            <w:r>
+              <w:t xml:space="preserve">❌ No (same geography)</w:t>
+            </w:r>
+          </w:p>
+        </w:tc>
+      </w:tr>
+      <w:tr>
+        <w:tc>
+          <w:tcPr/>
+          <w:p>
+            <w:pPr>
+              <w:pStyle w:val="Compact"/>
+              <w:jc w:val="left"/>
+            </w:pPr>
+            <w:r>
+              <w:t xml:space="preserve">UAE North</w:t>
+            </w:r>
+          </w:p>
+        </w:tc>
+        <w:tc>
+          <w:tcPr/>
+          <w:p>
+            <w:pPr>
+              <w:pStyle w:val="Compact"/>
+              <w:jc w:val="left"/>
+            </w:pPr>
+            <w:r>
+              <w:t xml:space="preserve">Switzerland North</w:t>
+            </w:r>
+          </w:p>
+        </w:tc>
+        <w:tc>
+          <w:tcPr/>
+          <w:p>
+            <w:pPr>
+              <w:pStyle w:val="Compact"/>
+              <w:jc w:val="left"/>
+            </w:pPr>
+            <w:r>
+              <w:t xml:space="preserve">HIGH</w:t>
+            </w:r>
+          </w:p>
+        </w:tc>
+        <w:tc>
+          <w:tcPr/>
+          <w:p>
+            <w:pPr>
+              <w:pStyle w:val="Compact"/>
+              <w:jc w:val="left"/>
+            </w:pPr>
+            <w:r>
+              <w:t xml:space="preserve">⚠️ Separation-eligible, but</w:t>
+            </w:r>
+            <w:r>
+              <w:t xml:space="preserve"> </w:t>
+            </w:r>
+            <w:r>
+              <w:rPr>
+                <w:bCs/>
+                <w:b/>
+              </w:rPr>
+              <w:t xml:space="preserve">inactive</w:t>
+            </w:r>
+            <w:r>
+              <w:t xml:space="preserve"> </w:t>
+            </w:r>
+            <w:r>
+              <w:t xml:space="preserve">— Middle East DR is</w:t>
+            </w:r>
+            <w:r>
+              <w:t xml:space="preserve"> </w:t>
+            </w:r>
+            <w:r>
+              <w:rPr>
+                <w:rStyle w:val="VerbatimChar"/>
+              </w:rPr>
+              <w:t xml:space="preserve">DR_NOT_OFFERED</w:t>
+            </w:r>
+            <w:r>
+              <w:t xml:space="preserve"> </w:t>
+            </w:r>
+            <w:r>
+              <w:t xml:space="preserve">pending DEC-001 (DR-014); usable only after legal approval</w:t>
+            </w:r>
+          </w:p>
+        </w:tc>
+      </w:tr>
+    </w:tbl>
+    <w:bookmarkEnd w:id="44"/>
+    <w:bookmarkStart w:id="45" w:name="implementation-2"/>
+    <w:p>
+      <w:pPr>
+        <w:pStyle w:val="Heading4"/>
+      </w:pPr>
+      <w:r>
+        <w:t xml:space="preserve">Implementation</w:t>
+      </w:r>
+    </w:p>
+    <w:p>
+      <w:pPr>
+        <w:numPr>
+          <w:ilvl w:val="0"/>
+          <w:numId w:val="1009"/>
+        </w:numPr>
+        <w:pStyle w:val="Compact"/>
+      </w:pPr>
+      <w:r>
+        <w:t xml:space="preserve">Read</w:t>
+      </w:r>
+      <w:r>
+        <w:t xml:space="preserve"> </w:t>
+      </w:r>
+      <w:r>
+        <w:rPr>
+          <w:rStyle w:val="VerbatimChar"/>
+        </w:rPr>
+        <w:t xml:space="preserve">SeparationClassRegistry</w:t>
+      </w:r>
+      <w:r>
+        <w:t xml:space="preserve"> </w:t>
+      </w:r>
+      <w:r>
+        <w:t xml:space="preserve">(static config or Azure metadata service)</w:t>
+      </w:r>
+    </w:p>
+    <w:p>
+      <w:pPr>
+        <w:numPr>
+          <w:ilvl w:val="0"/>
+          <w:numId w:val="1009"/>
+        </w:numPr>
+        <w:pStyle w:val="Compact"/>
+      </w:pPr>
+      <w:r>
+        <w:t xml:space="preserve">For non-paired regions, validate</w:t>
+      </w:r>
+      <w:r>
+        <w:t xml:space="preserve"> </w:t>
+      </w:r>
+      <w:r>
+        <w:rPr>
+          <w:rStyle w:val="VerbatimChar"/>
+        </w:rPr>
+        <w:t xml:space="preserve">Separation_Class(DR, Prod) = HIGH</w:t>
+      </w:r>
+    </w:p>
+    <w:p>
+      <w:pPr>
+        <w:numPr>
+          <w:ilvl w:val="0"/>
+          <w:numId w:val="1009"/>
+        </w:numPr>
+        <w:pStyle w:val="Compact"/>
+      </w:pPr>
+      <w:r>
+        <w:t xml:space="preserve">Paired regions bypass this check (assumed HIGH by default)</w:t>
+      </w:r>
+    </w:p>
+    <w:bookmarkEnd w:id="45"/>
+    <w:bookmarkStart w:id="46" w:name="evidence-tag-3"/>
+    <w:p>
+      <w:pPr>
+        <w:pStyle w:val="Heading4"/>
+      </w:pPr>
+      <w:r>
+        <w:t xml:space="preserve">Evidence Tag</w:t>
+      </w:r>
+    </w:p>
+    <w:p>
+      <w:pPr>
+        <w:pStyle w:val="FirstParagraph"/>
+      </w:pPr>
+      <w:r>
+        <w:rPr>
+          <w:rStyle w:val="VerbatimChar"/>
+        </w:rPr>
+        <w:t xml:space="preserve">[Undocumented — architectural judgement]</w:t>
+      </w:r>
+    </w:p>
+    <w:p>
+      <w:r>
+        <w:pict>
+          <v:rect style="width:0;height:1.5pt" o:hralign="center" o:hrstd="t" o:hr="t"/>
+        </w:pict>
+      </w:r>
+    </w:p>
+    <w:bookmarkEnd w:id="46"/>
+    <w:bookmarkEnd w:id="47"/>
+    <w:bookmarkStart w:id="53" w:name="hc-5-zone_availability"/>
+    <w:p>
+      <w:pPr>
+        <w:pStyle w:val="Heading3"/>
+      </w:pPr>
+      <w:r>
+        <w:t xml:space="preserve">HC-5: ZONE_AVAILABILITY</w:t>
+      </w:r>
+    </w:p>
+    <w:p>
+      <w:pPr>
+        <w:pStyle w:val="FirstParagraph"/>
+      </w:pPr>
+      <w:r>
+        <w:rPr>
+          <w:bCs/>
+          <w:b/>
+        </w:rPr>
+        <w:t xml:space="preserve">Category:</w:t>
+      </w:r>
+      <w:r>
+        <w:t xml:space="preserve"> </w:t>
+      </w:r>
+      <w:r>
+        <w:t xml:space="preserve">Resilience</w:t>
+      </w:r>
+      <w:r>
+        <w:br/>
+      </w:r>
+      <w:r>
+        <w:rPr>
+          <w:bCs/>
+          <w:b/>
+        </w:rPr>
+        <w:t xml:space="preserve">Source:</w:t>
+      </w:r>
+      <w:r>
+        <w:t xml:space="preserve"> </w:t>
+      </w:r>
+      <w:r>
+        <w:t xml:space="preserve">Multi-Region Placement Design §27</w:t>
+      </w:r>
+      <w:r>
+        <w:br/>
+      </w:r>
+      <w:r>
+        <w:rPr>
+          <w:bCs/>
+          <w:b/>
+        </w:rPr>
+        <w:t xml:space="preserve">Status:</w:t>
+      </w:r>
+      <w:r>
+        <w:t xml:space="preserve"> </w:t>
+      </w:r>
+      <w:r>
+        <w:t xml:space="preserve">Stable</w:t>
+      </w:r>
+    </w:p>
+    <w:bookmarkStart w:id="48" w:name="definition-4"/>
+    <w:p>
+      <w:pPr>
+        <w:pStyle w:val="Heading4"/>
+      </w:pPr>
+      <w:r>
+        <w:t xml:space="preserve">Definition</w:t>
+      </w:r>
+    </w:p>
+    <w:p>
+      <w:pPr>
+        <w:pStyle w:val="SourceCode"/>
+      </w:pPr>
+      <w:r>
+        <w:rPr>
+          <w:rStyle w:val="VerbatimChar"/>
+        </w:rPr>
+        <w:t xml:space="preserve">Candidate region must have ≥ 2 physical Availability Zones</w:t>
+      </w:r>
+    </w:p>
+    <w:bookmarkEnd w:id="48"/>
+    <w:bookmarkStart w:id="49" w:name="rationale-3"/>
+    <w:p>
+      <w:pPr>
+        <w:pStyle w:val="Heading4"/>
+      </w:pPr>
+      <w:r>
+        <w:t xml:space="preserve">Rationale</w:t>
+      </w:r>
+    </w:p>
+    <w:p>
+      <w:pPr>
+        <w:pStyle w:val="FirstParagraph"/>
+      </w:pPr>
+      <w:r>
+        <w:t xml:space="preserve">Single-zone regions are excluded for all non-dev environments. Multi-zone deployment is a</w:t>
+      </w:r>
+      <w:r>
+        <w:t xml:space="preserve"> </w:t>
+      </w:r>
+      <w:r>
+        <w:rPr>
+          <w:bCs/>
+          <w:b/>
+        </w:rPr>
+        <w:t xml:space="preserve">Well-Architected Framework Reliability pillar</w:t>
+      </w:r>
+      <w:r>
+        <w:t xml:space="preserve"> </w:t>
+      </w:r>
+      <w:r>
+        <w:t xml:space="preserve">requirement.</w:t>
+      </w:r>
+    </w:p>
+    <w:bookmarkEnd w:id="49"/>
+    <w:bookmarkStart w:id="50" w:name="implementation-3"/>
+    <w:p>
+      <w:pPr>
+        <w:pStyle w:val="Heading4"/>
+      </w:pPr>
+      <w:r>
+        <w:t xml:space="preserve">Implementation</w:t>
+      </w:r>
+    </w:p>
+    <w:p>
+      <w:pPr>
+        <w:numPr>
+          <w:ilvl w:val="0"/>
+          <w:numId w:val="1010"/>
+        </w:numPr>
+        <w:pStyle w:val="Compact"/>
+      </w:pPr>
+      <w:r>
+        <w:t xml:space="preserve">Read</w:t>
+      </w:r>
+      <w:r>
+        <w:t xml:space="preserve"> </w:t>
+      </w:r>
+      <w:r>
+        <w:rPr>
+          <w:rStyle w:val="VerbatimChar"/>
+        </w:rPr>
+        <w:t xml:space="preserve">RegionalSnapshot.zone_count</w:t>
+      </w:r>
+      <w:r>
+        <w:t xml:space="preserve"> </w:t>
+      </w:r>
+      <w:r>
+        <w:t xml:space="preserve">(populated from Azure metadata)</w:t>
+      </w:r>
+    </w:p>
+    <w:p>
+      <w:pPr>
+        <w:numPr>
+          <w:ilvl w:val="0"/>
+          <w:numId w:val="1010"/>
+        </w:numPr>
+        <w:pStyle w:val="Compact"/>
+      </w:pPr>
+      <w:r>
+        <w:t xml:space="preserve">Reject regions where</w:t>
+      </w:r>
+      <w:r>
+        <w:t xml:space="preserve"> </w:t>
+      </w:r>
+      <w:r>
+        <w:rPr>
+          <w:rStyle w:val="VerbatimChar"/>
+        </w:rPr>
+        <w:t xml:space="preserve">zone_count &lt; 2</w:t>
+      </w:r>
+    </w:p>
+    <w:p>
+      <w:pPr>
+        <w:numPr>
+          <w:ilvl w:val="0"/>
+          <w:numId w:val="1010"/>
+        </w:numPr>
+        <w:pStyle w:val="Compact"/>
+      </w:pPr>
+      <w:r>
+        <w:rPr>
+          <w:bCs/>
+          <w:b/>
+        </w:rPr>
+        <w:t xml:space="preserve">Applies to:</w:t>
+      </w:r>
+      <w:r>
+        <w:t xml:space="preserve"> </w:t>
+      </w:r>
+      <w:r>
+        <w:t xml:space="preserve">Prod, CVAL, DR placements</w:t>
+      </w:r>
+    </w:p>
+    <w:p>
+      <w:pPr>
+        <w:numPr>
+          <w:ilvl w:val="0"/>
+          <w:numId w:val="1010"/>
+        </w:numPr>
+        <w:pStyle w:val="Compact"/>
+      </w:pPr>
+      <w:r>
+        <w:rPr>
+          <w:bCs/>
+          <w:b/>
+        </w:rPr>
+        <w:t xml:space="preserve">Exemption:</w:t>
+      </w:r>
+      <w:r>
+        <w:t xml:space="preserve"> </w:t>
+      </w:r>
+      <w:r>
+        <w:t xml:space="preserve">Dev environments may bypass this constraint (configurable via</w:t>
+      </w:r>
+      <w:r>
+        <w:t xml:space="preserve"> </w:t>
+      </w:r>
+      <w:r>
+        <w:rPr>
+          <w:rStyle w:val="VerbatimChar"/>
+        </w:rPr>
+        <w:t xml:space="preserve">PlacementPolicy.allow_single_zone_dev</w:t>
+      </w:r>
+      <w:r>
+        <w:t xml:space="preserve">)</w:t>
+      </w:r>
+    </w:p>
+    <w:bookmarkEnd w:id="50"/>
+    <w:bookmarkStart w:id="51" w:name="examples"/>
+    <w:p>
+      <w:pPr>
+        <w:pStyle w:val="Heading4"/>
+      </w:pPr>
+      <w:r>
+        <w:t xml:space="preserve">Examples</w:t>
+      </w:r>
+    </w:p>
+    <w:tbl>
+      <w:tblPr>
+        <w:tblStyle w:val="Table"/>
+        <w:tblW w:type="auto" w:w="0"/>
+        <w:tblLook w:firstRow="1" w:lastRow="0" w:firstColumn="0" w:lastColumn="0" w:noHBand="0" w:noVBand="0" w:val="0020"/>
+      </w:tblPr>
+      <w:tblGrid>
+        <w:gridCol w:w="2640"/>
+        <w:gridCol w:w="2640"/>
+        <w:gridCol w:w="2640"/>
+      </w:tblGrid>
+      <w:tr>
+        <w:trPr>
+          <w:tblHeader w:val="true"/>
+        </w:trPr>
+        <w:tc>
+          <w:tcPr/>
+          <w:p>
+            <w:pPr>
+              <w:pStyle w:val="Compact"/>
+              <w:jc w:val="left"/>
+            </w:pPr>
+            <w:r>
+              <w:t xml:space="preserve">Region</w:t>
+            </w:r>
+          </w:p>
+        </w:tc>
+        <w:tc>
+          <w:tcPr/>
+          <w:p>
+            <w:pPr>
+              <w:pStyle w:val="Compact"/>
+              <w:jc w:val="left"/>
+            </w:pPr>
+            <w:r>
+              <w:t xml:space="preserve">Zone Count</w:t>
+            </w:r>
+          </w:p>
+        </w:tc>
+        <w:tc>
+          <w:tcPr/>
+          <w:p>
+            <w:pPr>
+              <w:pStyle w:val="Compact"/>
+              <w:jc w:val="left"/>
+            </w:pPr>
+            <w:r>
+              <w:t xml:space="preserve">Eligible?</w:t>
+            </w:r>
+          </w:p>
+        </w:tc>
+      </w:tr>
+      <w:tr>
+        <w:tc>
+          <w:tcPr/>
+          <w:p>
+            <w:pPr>
+              <w:pStyle w:val="Compact"/>
+              <w:jc w:val="left"/>
+            </w:pPr>
+            <w:r>
+              <w:t xml:space="preserve">East US</w:t>
+            </w:r>
+          </w:p>
+        </w:tc>
+        <w:tc>
+          <w:tcPr/>
+          <w:p>
+            <w:pPr>
+              <w:pStyle w:val="Compact"/>
+              <w:jc w:val="left"/>
+            </w:pPr>
+            <w:r>
+              <w:t xml:space="preserve">3</w:t>
+            </w:r>
+          </w:p>
+        </w:tc>
+        <w:tc>
+          <w:tcPr/>
+          <w:p>
+            <w:pPr>
+              <w:pStyle w:val="Compact"/>
+              <w:jc w:val="left"/>
+            </w:pPr>
+            <w:r>
+              <w:t xml:space="preserve">✅ Yes</w:t>
+            </w:r>
+          </w:p>
+        </w:tc>
+      </w:tr>
+      <w:tr>
+        <w:tc>
+          <w:tcPr/>
+          <w:p>
+            <w:pPr>
+              <w:pStyle w:val="Compact"/>
+              <w:jc w:val="left"/>
+            </w:pPr>
+            <w:r>
+              <w:t xml:space="preserve">West Europe</w:t>
+            </w:r>
+          </w:p>
+        </w:tc>
+        <w:tc>
+          <w:tcPr/>
+          <w:p>
+            <w:pPr>
+              <w:pStyle w:val="Compact"/>
+              <w:jc w:val="left"/>
+            </w:pPr>
+            <w:r>
+              <w:t xml:space="preserve">3</w:t>
+            </w:r>
+          </w:p>
+        </w:tc>
+        <w:tc>
+          <w:tcPr/>
+          <w:p>
+            <w:pPr>
+              <w:pStyle w:val="Compact"/>
+              <w:jc w:val="left"/>
+            </w:pPr>
+            <w:r>
+              <w:t xml:space="preserve">✅ Yes</w:t>
+            </w:r>
+          </w:p>
+        </w:tc>
+      </w:tr>
+      <w:tr>
+        <w:tc>
+          <w:tcPr/>
+          <w:p>
+            <w:pPr>
+              <w:pStyle w:val="Compact"/>
+              <w:jc w:val="left"/>
+            </w:pPr>
+            <w:r>
+              <w:t xml:space="preserve">Central India</w:t>
+            </w:r>
+          </w:p>
+        </w:tc>
+        <w:tc>
+          <w:tcPr/>
+          <w:p>
+            <w:pPr>
+              <w:pStyle w:val="Compact"/>
+              <w:jc w:val="left"/>
+            </w:pPr>
+            <w:r>
+              <w:t xml:space="preserve">3</w:t>
+            </w:r>
+          </w:p>
+        </w:tc>
+        <w:tc>
+          <w:tcPr/>
+          <w:p>
+            <w:pPr>
+              <w:pStyle w:val="Compact"/>
+              <w:jc w:val="left"/>
+            </w:pPr>
+            <w:r>
+              <w:t xml:space="preserve">✅ Yes</w:t>
+            </w:r>
+          </w:p>
+        </w:tc>
+      </w:tr>
+      <w:tr>
+        <w:tc>
+          <w:tcPr/>
+          <w:p>
+            <w:pPr>
+              <w:pStyle w:val="Compact"/>
+              <w:jc w:val="left"/>
+            </w:pPr>
+            <w:r>
+              <w:t xml:space="preserve">Brazil South</w:t>
+            </w:r>
+          </w:p>
+        </w:tc>
+        <w:tc>
+          <w:tcPr/>
+          <w:p>
+            <w:pPr>
+              <w:pStyle w:val="Compact"/>
+              <w:jc w:val="left"/>
+            </w:pPr>
+            <w:r>
+              <w:t xml:space="preserve">1</w:t>
+            </w:r>
+          </w:p>
+        </w:tc>
+        <w:tc>
+          <w:tcPr/>
+          <w:p>
+            <w:pPr>
+              <w:pStyle w:val="Compact"/>
+              <w:jc w:val="left"/>
+            </w:pPr>
+            <w:r>
+              <w:t xml:space="preserve">❌ No</w:t>
+            </w:r>
+          </w:p>
+        </w:tc>
+      </w:tr>
+      <w:tr>
+        <w:tc>
+          <w:tcPr/>
+          <w:p>
+            <w:pPr>
+              <w:pStyle w:val="Compact"/>
+              <w:jc w:val="left"/>
+            </w:pPr>
+            <w:r>
+              <w:t xml:space="preserve">West US 3</w:t>
+            </w:r>
+          </w:p>
+        </w:tc>
+        <w:tc>
+          <w:tcPr/>
+          <w:p>
+            <w:pPr>
+              <w:pStyle w:val="Compact"/>
+              <w:jc w:val="left"/>
+            </w:pPr>
+            <w:r>
+              <w:t xml:space="preserve">3</w:t>
+            </w:r>
+          </w:p>
+        </w:tc>
+        <w:tc>
+          <w:tcPr/>
+          <w:p>
+            <w:pPr>
+              <w:pStyle w:val="Compact"/>
+              <w:jc w:val="left"/>
+            </w:pPr>
+            <w:r>
+              <w:t xml:space="preserve">✅ Yes</w:t>
+            </w:r>
+          </w:p>
+        </w:tc>
+      </w:tr>
+    </w:tbl>
+    <w:bookmarkEnd w:id="51"/>
+    <w:bookmarkStart w:id="52" w:name="evidence-tag-4"/>
+    <w:p>
+      <w:pPr>
+        <w:pStyle w:val="Heading4"/>
+      </w:pPr>
+      <w:r>
+        <w:t xml:space="preserve">Evidence Tag</w:t>
+      </w:r>
+    </w:p>
+    <w:p>
+      <w:pPr>
+        <w:pStyle w:val="FirstParagraph"/>
+      </w:pPr>
+      <w:r>
+        <w:rPr>
+          <w:rStyle w:val="VerbatimChar"/>
+        </w:rPr>
+        <w:t xml:space="preserve">[Undocumented — architectural judgement]</w:t>
+      </w:r>
+    </w:p>
+    <w:p>
+      <w:r>
+        <w:pict>
+          <v:rect style="width:0;height:1.5pt" o:hralign="center" o:hrstd="t" o:hr="t"/>
+        </w:pict>
+      </w:r>
+    </w:p>
+    <w:bookmarkEnd w:id="52"/>
+    <w:bookmarkEnd w:id="53"/>
+    <w:bookmarkStart w:id="60" w:name="hc-6-dr_coverage_floor-new"/>
+    <w:p>
+      <w:pPr>
+        <w:pStyle w:val="Heading3"/>
+      </w:pPr>
+      <w:r>
+        <w:t xml:space="preserve">HC-6: DR_COVERAGE_FLOOR [NEW]</w:t>
+      </w:r>
+    </w:p>
+    <w:p>
+      <w:pPr>
+        <w:pStyle w:val="FirstParagraph"/>
+      </w:pPr>
+      <w:r>
+        <w:rPr>
+          <w:bCs/>
+          <w:b/>
+        </w:rPr>
+        <w:t xml:space="preserve">Category:</w:t>
+      </w:r>
+      <w:r>
+        <w:t xml:space="preserve"> </w:t>
+      </w:r>
+      <w:r>
+        <w:t xml:space="preserve">DR Capacity</w:t>
+      </w:r>
+      <w:r>
+        <w:br/>
+      </w:r>
+      <w:r>
+        <w:rPr>
+          <w:bCs/>
+          <w:b/>
+        </w:rPr>
+        <w:t xml:space="preserve">Source:</w:t>
+      </w:r>
+      <w:r>
+        <w:t xml:space="preserve"> </w:t>
+      </w:r>
+      <w:r>
+        <w:t xml:space="preserve">Multi-Region Placement Design §27; Design Change Summary CR/CRG-1; Decision D8</w:t>
+      </w:r>
+      <w:r>
+        <w:br/>
+      </w:r>
+      <w:r>
+        <w:rPr>
+          <w:bCs/>
+          <w:b/>
+        </w:rPr>
+        <w:t xml:space="preserve">Status:</w:t>
+      </w:r>
+      <w:r>
+        <w:t xml:space="preserve"> </w:t>
+      </w:r>
+      <w:r>
+        <w:t xml:space="preserve">New in Pass 2 — operationalises NonProd/DR co-location</w:t>
+      </w:r>
+    </w:p>
+    <w:bookmarkStart w:id="54" w:name="definition-5"/>
+    <w:p>
+      <w:pPr>
+        <w:pStyle w:val="Heading4"/>
+      </w:pPr>
+      <w:r>
+        <w:t xml:space="preserve">Definition</w:t>
+      </w:r>
+    </w:p>
+    <w:p>
+      <w:pPr>
+        <w:pStyle w:val="SourceCode"/>
+      </w:pPr>
+      <w:r>
+        <w:rPr>
+          <w:rStyle w:val="VerbatimChar"/>
+        </w:rPr>
+        <w:t xml:space="preserve">REJECT DR placement in region R if combined DR + NonProd overflow capacity</w:t>
+      </w:r>
+      <w:r>
+        <w:br/>
+      </w:r>
+      <w:r>
+        <w:rPr>
+          <w:rStyle w:val="VerbatimChar"/>
+        </w:rPr>
+        <w:t xml:space="preserve">is insufficient to absorb the new customer's DR demand:</w:t>
+      </w:r>
+      <w:r>
+        <w:br/>
+      </w:r>
+      <w:r>
+        <w:br/>
+      </w:r>
+      <w:r>
+        <w:rPr>
+          <w:rStyle w:val="VerbatimChar"/>
+        </w:rPr>
+        <w:t xml:space="preserve">  dr_crg_free_slots(R) + nonprod_crg_effective_free(R) &lt; customer_requested_dr_slots</w:t>
+      </w:r>
+      <w:r>
+        <w:br/>
+      </w:r>
+      <w:r>
+        <w:br/>
+      </w:r>
+      <w:r>
+        <w:rPr>
+          <w:rStyle w:val="VerbatimChar"/>
+        </w:rPr>
+        <w:t xml:space="preserve">where:</w:t>
+      </w:r>
+      <w:r>
+        <w:br/>
+      </w:r>
+      <w:r>
+        <w:rPr>
+          <w:rStyle w:val="VerbatimChar"/>
+        </w:rPr>
+        <w:t xml:space="preserve">  customer_requested_dr_slots = prod_vm_count × dr_ratio_max</w:t>
+      </w:r>
+      <w:r>
+        <w:br/>
+      </w:r>
+      <w:r>
+        <w:rPr>
+          <w:rStyle w:val="VerbatimChar"/>
+        </w:rPr>
+        <w:t xml:space="preserve">  nonprod_crg_effective_free  = nonprod_crg_free_slots - nonprod_crg_dr_overflow_reserve</w:t>
+      </w:r>
+      <w:r>
+        <w:br/>
+      </w:r>
+      <w:r>
+        <w:rPr>
+          <w:rStyle w:val="VerbatimChar"/>
+        </w:rPr>
+        <w:t xml:space="preserve">  </w:t>
+      </w:r>
+      <w:r>
+        <w:br/>
+      </w:r>
+      <w:r>
+        <w:rPr>
+          <w:rStyle w:val="VerbatimChar"/>
+        </w:rPr>
+        <w:t xml:space="preserve">  dr_ratio_max = 0.40  (policy constant — upper bound for DR-to-Prod ratio)</w:t>
+      </w:r>
+    </w:p>
+    <w:bookmarkEnd w:id="54"/>
+    <w:bookmarkStart w:id="55" w:name="rationale-4"/>
+    <w:p>
+      <w:pPr>
+        <w:pStyle w:val="Heading4"/>
+      </w:pPr>
+      <w:r>
+        <w:t xml:space="preserve">Rationale</w:t>
+      </w:r>
+    </w:p>
+    <w:p>
+      <w:pPr>
+        <w:pStyle w:val="FirstParagraph"/>
+      </w:pPr>
+      <w:r>
+        <w:t xml:space="preserve">Since DR and NonProd may share a region (HC-1 constraint removed per D8), the engine must verify that the</w:t>
+      </w:r>
+      <w:r>
+        <w:t xml:space="preserve"> </w:t>
+      </w:r>
+      <w:r>
+        <w:rPr>
+          <w:bCs/>
+          <w:b/>
+        </w:rPr>
+        <w:t xml:space="preserve">combined capacity pool</w:t>
+      </w:r>
+      <w:r>
+        <w:t xml:space="preserve"> </w:t>
+      </w:r>
+      <w:r>
+        <w:t xml:space="preserve">can absorb the customer’s DR need — either from the DR CRG directly, or from the NonProd CRG’s reserved overflow headroom.</w:t>
+      </w:r>
+    </w:p>
+    <w:p>
+      <w:pPr>
+        <w:pStyle w:val="BodyText"/>
+      </w:pPr>
+      <w:r>
+        <w:t xml:space="preserve">This constraint operationalises HC-1 co-location at the capacity selection level.</w:t>
+      </w:r>
+    </w:p>
+    <w:bookmarkEnd w:id="55"/>
+    <w:bookmarkStart w:id="56" w:name="data-requirements"/>
+    <w:p>
+      <w:pPr>
+        <w:pStyle w:val="Heading4"/>
+      </w:pPr>
+      <w:r>
+        <w:t xml:space="preserve">Data Requirements</w:t>
+      </w:r>
+    </w:p>
+    <w:p>
+      <w:pPr>
+        <w:pStyle w:val="FirstParagraph"/>
+      </w:pPr>
+      <w:r>
+        <w:t xml:space="preserve">Per-CRG-type snapshot fields (added in Pass 2):</w:t>
+      </w:r>
+      <w:r>
+        <w:t xml:space="preserve"> </w:t>
+      </w:r>
+      <w:r>
+        <w:t xml:space="preserve">-</w:t>
+      </w:r>
+      <w:r>
+        <w:t xml:space="preserve"> </w:t>
+      </w:r>
+      <w:r>
+        <w:rPr>
+          <w:rStyle w:val="VerbatimChar"/>
+        </w:rPr>
+        <w:t xml:space="preserve">nonprod_crg_free_slots(R)</w:t>
+      </w:r>
+      <w:r>
+        <w:t xml:space="preserve"> </w:t>
+      </w:r>
+      <w:r>
+        <w:t xml:space="preserve">— available NonProd CR capacity</w:t>
+      </w:r>
+      <w:r>
+        <w:t xml:space="preserve"> </w:t>
+      </w:r>
+      <w:r>
+        <w:t xml:space="preserve">-</w:t>
+      </w:r>
+      <w:r>
+        <w:t xml:space="preserve"> </w:t>
+      </w:r>
+      <w:r>
+        <w:rPr>
+          <w:rStyle w:val="VerbatimChar"/>
+        </w:rPr>
+        <w:t xml:space="preserve">nonprod_crg_effective_free(R)</w:t>
+      </w:r>
+      <w:r>
+        <w:t xml:space="preserve"> </w:t>
+      </w:r>
+      <w:r>
+        <w:t xml:space="preserve">— NonProd capacity minus DR overflow reserve</w:t>
+      </w:r>
+      <w:r>
+        <w:t xml:space="preserve"> </w:t>
+      </w:r>
+      <w:r>
+        <w:t xml:space="preserve">-</w:t>
+      </w:r>
+      <w:r>
+        <w:t xml:space="preserve"> </w:t>
+      </w:r>
+      <w:r>
+        <w:rPr>
+          <w:rStyle w:val="VerbatimChar"/>
+        </w:rPr>
+        <w:t xml:space="preserve">nonprod_crg_dr_overflow_reserve(R)</w:t>
+      </w:r>
+      <w:r>
+        <w:t xml:space="preserve"> </w:t>
+      </w:r>
+      <w:r>
+        <w:t xml:space="preserve">— capacity earmarked for DR failover absorption</w:t>
+      </w:r>
+      <w:r>
+        <w:t xml:space="preserve"> </w:t>
+      </w:r>
+      <w:r>
+        <w:t xml:space="preserve">-</w:t>
+      </w:r>
+      <w:r>
+        <w:t xml:space="preserve"> </w:t>
+      </w:r>
+      <w:r>
+        <w:rPr>
+          <w:rStyle w:val="VerbatimChar"/>
+        </w:rPr>
+        <w:t xml:space="preserve">dr_crg_free_slots(R)</w:t>
+      </w:r>
+      <w:r>
+        <w:t xml:space="preserve"> </w:t>
+      </w:r>
+      <w:r>
+        <w:t xml:space="preserve">— available DR CR capacity</w:t>
+      </w:r>
+    </w:p>
+    <w:bookmarkEnd w:id="56"/>
+    <w:bookmarkStart w:id="57" w:name="implementation-pseudocode"/>
+    <w:p>
+      <w:pPr>
+        <w:pStyle w:val="Heading4"/>
+      </w:pPr>
+      <w:r>
+        <w:t xml:space="preserve">Implementation Pseudocode</w:t>
+      </w:r>
+    </w:p>
+    <w:p>
+      <w:pPr>
+        <w:pStyle w:val="SourceCode"/>
+      </w:pPr>
+      <w:r>
+        <w:rPr>
+          <w:rStyle w:val="KeywordTok"/>
+        </w:rPr>
+        <w:t xml:space="preserve">def</w:t>
+      </w:r>
+      <w:r>
+        <w:rPr>
+          <w:rStyle w:val="NormalTok"/>
+        </w:rPr>
+        <w:t xml:space="preserve"> validate_HC6_DR_coverage_floor(region, customer_prod_vm_count):</w:t>
+      </w:r>
+      <w:r>
+        <w:br/>
+      </w:r>
+      <w:r>
+        <w:rPr>
+          <w:rStyle w:val="NormalTok"/>
+        </w:rPr>
+        <w:t xml:space="preserve">    snapshot </w:t>
+      </w:r>
+      <w:r>
+        <w:rPr>
+          <w:rStyle w:val="OperatorTok"/>
+        </w:rPr>
+        <w:t xml:space="preserve">=</w:t>
+      </w:r>
+      <w:r>
+        <w:rPr>
+          <w:rStyle w:val="NormalTok"/>
+        </w:rPr>
+        <w:t xml:space="preserve"> get_regional_snapshot(region)</w:t>
+      </w:r>
+      <w:r>
+        <w:br/>
+      </w:r>
+      <w:r>
+        <w:rPr>
+          <w:rStyle w:val="NormalTok"/>
+        </w:rPr>
+        <w:t xml:space="preserve">    </w:t>
+      </w:r>
+      <w:r>
+        <w:br/>
+      </w:r>
+      <w:r>
+        <w:rPr>
+          <w:rStyle w:val="NormalTok"/>
+        </w:rPr>
+        <w:t xml:space="preserve">    customer_requested_dr_slots </w:t>
+      </w:r>
+      <w:r>
+        <w:rPr>
+          <w:rStyle w:val="OperatorTok"/>
+        </w:rPr>
+        <w:t xml:space="preserve">=</w:t>
+      </w:r>
+      <w:r>
+        <w:rPr>
+          <w:rStyle w:val="NormalTok"/>
+        </w:rPr>
+        <w:t xml:space="preserve"> customer_prod_vm_count </w:t>
+      </w:r>
+      <w:r>
+        <w:rPr>
+          <w:rStyle w:val="OperatorTok"/>
+        </w:rPr>
+        <w:t xml:space="preserve">*</w:t>
+      </w:r>
+      <w:r>
+        <w:rPr>
+          <w:rStyle w:val="NormalTok"/>
+        </w:rPr>
+        <w:t xml:space="preserve"> DR_RATIO_MAX  </w:t>
+      </w:r>
+      <w:r>
+        <w:rPr>
+          <w:rStyle w:val="CommentTok"/>
+        </w:rPr>
+        <w:t xml:space="preserve"># 0.40</w:t>
+      </w:r>
+      <w:r>
+        <w:br/>
+      </w:r>
+      <w:r>
+        <w:rPr>
+          <w:rStyle w:val="NormalTok"/>
+        </w:rPr>
+        <w:t xml:space="preserve">    </w:t>
+      </w:r>
+      <w:r>
+        <w:br/>
+      </w:r>
+      <w:r>
+        <w:rPr>
+          <w:rStyle w:val="NormalTok"/>
+        </w:rPr>
+        <w:t xml:space="preserve">    combined_dr_capacity </w:t>
+      </w:r>
+      <w:r>
+        <w:rPr>
+          <w:rStyle w:val="OperatorTok"/>
+        </w:rPr>
+        <w:t xml:space="preserve">=</w:t>
+      </w:r>
+      <w:r>
+        <w:rPr>
+          <w:rStyle w:val="NormalTok"/>
+        </w:rPr>
+        <w:t xml:space="preserve"> (snapshot.dr_crg_free_slots </w:t>
+      </w:r>
+      <w:r>
+        <w:rPr>
+          <w:rStyle w:val="OperatorTok"/>
+        </w:rPr>
+        <w:t xml:space="preserve">+</w:t>
+      </w:r>
+      <w:r>
+        <w:rPr>
+          <w:rStyle w:val="NormalTok"/>
+        </w:rPr>
+        <w:t xml:space="preserve"> </w:t>
+      </w:r>
+      <w:r>
+        <w:br/>
+      </w:r>
+      <w:r>
+        <w:rPr>
+          <w:rStyle w:val="NormalTok"/>
+        </w:rPr>
+        <w:t xml:space="preserve">                            snapshot.nonprod_crg_effective_free)</w:t>
+      </w:r>
+      <w:r>
+        <w:br/>
+      </w:r>
+      <w:r>
+        <w:rPr>
+          <w:rStyle w:val="NormalTok"/>
+        </w:rPr>
+        <w:t xml:space="preserve">    </w:t>
+      </w:r>
+      <w:r>
+        <w:br/>
+      </w:r>
+      <w:r>
+        <w:rPr>
+          <w:rStyle w:val="NormalTok"/>
+        </w:rPr>
+        <w:t xml:space="preserve">    </w:t>
+      </w:r>
+      <w:r>
+        <w:rPr>
+          <w:rStyle w:val="ControlFlowTok"/>
+        </w:rPr>
+        <w:t xml:space="preserve">if</w:t>
+      </w:r>
+      <w:r>
+        <w:rPr>
+          <w:rStyle w:val="NormalTok"/>
+        </w:rPr>
+        <w:t xml:space="preserve"> combined_dr_capacity </w:t>
+      </w:r>
+      <w:r>
+        <w:rPr>
+          <w:rStyle w:val="OperatorTok"/>
+        </w:rPr>
+        <w:t xml:space="preserve">&lt;</w:t>
+      </w:r>
+      <w:r>
+        <w:rPr>
+          <w:rStyle w:val="NormalTok"/>
+        </w:rPr>
+        <w:t xml:space="preserve"> customer_requested_dr_slots:</w:t>
+      </w:r>
+      <w:r>
+        <w:br/>
+      </w:r>
+      <w:r>
+        <w:rPr>
+          <w:rStyle w:val="NormalTok"/>
+        </w:rPr>
+        <w:t xml:space="preserve">        </w:t>
+      </w:r>
+      <w:r>
+        <w:rPr>
+          <w:rStyle w:val="ControlFlowTok"/>
+        </w:rPr>
+        <w:t xml:space="preserve">return</w:t>
+      </w:r>
+      <w:r>
+        <w:rPr>
+          <w:rStyle w:val="NormalTok"/>
+        </w:rPr>
+        <w:t xml:space="preserve"> REJECT, </w:t>
+      </w:r>
+      <w:r>
+        <w:rPr>
+          <w:rStyle w:val="StringTok"/>
+        </w:rPr>
+        <w:t xml:space="preserve">"HC-6 DR_COVERAGE_FLOOR: Insufficient combined DR+NonProd overflow capacity"</w:t>
+      </w:r>
+      <w:r>
+        <w:br/>
+      </w:r>
+      <w:r>
+        <w:rPr>
+          <w:rStyle w:val="NormalTok"/>
+        </w:rPr>
+        <w:t xml:space="preserve">    </w:t>
+      </w:r>
+      <w:r>
+        <w:br/>
+      </w:r>
+      <w:r>
+        <w:rPr>
+          <w:rStyle w:val="NormalTok"/>
+        </w:rPr>
+        <w:t xml:space="preserve">    </w:t>
+      </w:r>
+      <w:r>
+        <w:rPr>
+          <w:rStyle w:val="ControlFlowTok"/>
+        </w:rPr>
+        <w:t xml:space="preserve">return</w:t>
+      </w:r>
+      <w:r>
+        <w:rPr>
+          <w:rStyle w:val="NormalTok"/>
+        </w:rPr>
+        <w:t xml:space="preserve"> PASS</w:t>
+      </w:r>
+    </w:p>
+    <w:bookmarkEnd w:id="57"/>
+    <w:bookmarkStart w:id="58" w:name="policy-constants"/>
+    <w:p>
+      <w:pPr>
+        <w:pStyle w:val="Heading4"/>
+      </w:pPr>
+      <w:r>
+        <w:t xml:space="preserve">Policy Constants</w:t>
+      </w:r>
+    </w:p>
+    <w:p>
+      <w:pPr>
+        <w:numPr>
+          <w:ilvl w:val="0"/>
+          <w:numId w:val="1011"/>
+        </w:numPr>
+        <w:pStyle w:val="Compact"/>
+      </w:pPr>
+      <w:r>
+        <w:rPr>
+          <w:bCs/>
+          <w:b/>
+        </w:rPr>
+        <w:t xml:space="preserve">dr_ratio_min:</w:t>
+      </w:r>
+      <w:r>
+        <w:t xml:space="preserve"> </w:t>
+      </w:r>
+      <w:r>
+        <w:t xml:space="preserve">0.30 (minimum DR-to-Prod ratio)</w:t>
+      </w:r>
+    </w:p>
+    <w:p>
+      <w:pPr>
+        <w:numPr>
+          <w:ilvl w:val="0"/>
+          <w:numId w:val="1011"/>
+        </w:numPr>
+        <w:pStyle w:val="Compact"/>
+      </w:pPr>
+      <w:r>
+        <w:rPr>
+          <w:bCs/>
+          <w:b/>
+        </w:rPr>
+        <w:t xml:space="preserve">dr_ratio_max:</w:t>
+      </w:r>
+      <w:r>
+        <w:t xml:space="preserve"> </w:t>
+      </w:r>
+      <w:r>
+        <w:t xml:space="preserve">0.40 (maximum DR-to-Prod ratio, used in HC-6 floor calculation)</w:t>
+      </w:r>
+    </w:p>
+    <w:p>
+      <w:pPr>
+        <w:numPr>
+          <w:ilvl w:val="0"/>
+          <w:numId w:val="1011"/>
+        </w:numPr>
+        <w:pStyle w:val="Compact"/>
+      </w:pPr>
+      <w:r>
+        <w:rPr>
+          <w:bCs/>
+          <w:b/>
+        </w:rPr>
+        <w:t xml:space="preserve">dr_ratio_target:</w:t>
+      </w:r>
+      <w:r>
+        <w:t xml:space="preserve"> </w:t>
+      </w:r>
+      <w:r>
+        <w:t xml:space="preserve">0.35 (recommended ratio)</w:t>
+      </w:r>
+    </w:p>
+    <w:bookmarkEnd w:id="58"/>
+    <w:bookmarkStart w:id="59" w:name="evidence-tag-5"/>
+    <w:p>
+      <w:pPr>
+        <w:pStyle w:val="Heading4"/>
+      </w:pPr>
+      <w:r>
+        <w:t xml:space="preserve">Evidence Tag</w:t>
+      </w:r>
+    </w:p>
+    <w:p>
+      <w:pPr>
+        <w:pStyle w:val="FirstParagraph"/>
+      </w:pPr>
+      <w:r>
+        <w:rPr>
+          <w:rStyle w:val="VerbatimChar"/>
+        </w:rPr>
+        <w:t xml:space="preserve">[Derived]</w:t>
+      </w:r>
+      <w:r>
+        <w:t xml:space="preserve"> </w:t>
+      </w:r>
+      <w:r>
+        <w:t xml:space="preserve">from Decision D8 (NonProd/DR co-location)</w:t>
+      </w:r>
+    </w:p>
+    <w:p>
+      <w:r>
+        <w:pict>
+          <v:rect style="width:0;height:1.5pt" o:hralign="center" o:hrstd="t" o:hr="t"/>
+        </w:pict>
+      </w:r>
+    </w:p>
+    <w:bookmarkEnd w:id="59"/>
+    <w:bookmarkEnd w:id="60"/>
+    <w:bookmarkStart w:id="68" w:name="hc-7-dr_floor_integrity-new"/>
+    <w:p>
+      <w:pPr>
+        <w:pStyle w:val="Heading3"/>
+      </w:pPr>
+      <w:r>
+        <w:t xml:space="preserve">HC-7: DR_FLOOR_INTEGRITY [NEW]</w:t>
+      </w:r>
+    </w:p>
+    <w:p>
+      <w:pPr>
+        <w:pStyle w:val="FirstParagraph"/>
+      </w:pPr>
+      <w:r>
+        <w:rPr>
+          <w:bCs/>
+          <w:b/>
+        </w:rPr>
+        <w:t xml:space="preserve">Category:</w:t>
+      </w:r>
+      <w:r>
+        <w:t xml:space="preserve"> </w:t>
+      </w:r>
+      <w:r>
+        <w:t xml:space="preserve">Quota Protection</w:t>
+      </w:r>
+      <w:r>
+        <w:br/>
+      </w:r>
+      <w:r>
+        <w:rPr>
+          <w:bCs/>
+          <w:b/>
+        </w:rPr>
+        <w:t xml:space="preserve">Source:</w:t>
+      </w:r>
+      <w:r>
+        <w:t xml:space="preserve"> </w:t>
+      </w:r>
+      <w:r>
+        <w:t xml:space="preserve">Multi-Region Placement Design §27; Design Change Summary QG-4</w:t>
+      </w:r>
+      <w:r>
+        <w:br/>
+      </w:r>
+      <w:r>
+        <w:rPr>
+          <w:bCs/>
+          <w:b/>
+        </w:rPr>
+        <w:t xml:space="preserve">Status:</w:t>
+      </w:r>
+      <w:r>
+        <w:t xml:space="preserve"> </w:t>
+      </w:r>
+      <w:r>
+        <w:t xml:space="preserve">New in Pass 2 — enforces DR floor within Two-Group Quota Architecture</w:t>
+      </w:r>
+    </w:p>
+    <w:bookmarkStart w:id="61" w:name="definition-6"/>
+    <w:p>
+      <w:pPr>
+        <w:pStyle w:val="Heading4"/>
+      </w:pPr>
+      <w:r>
+        <w:t xml:space="preserve">Definition</w:t>
+      </w:r>
+    </w:p>
+    <w:p>
+      <w:pPr>
+        <w:pStyle w:val="SourceCode"/>
+      </w:pPr>
+      <w:r>
+        <w:rPr>
+          <w:rStyle w:val="VerbatimChar"/>
+        </w:rPr>
+        <w:t xml:space="preserve">REJECT NonProd placement in region R if placing the requested quantity</w:t>
+      </w:r>
+      <w:r>
+        <w:br/>
+      </w:r>
+      <w:r>
+        <w:rPr>
+          <w:rStyle w:val="VerbatimChar"/>
+        </w:rPr>
+        <w:t xml:space="preserve">would push nonprod_quota_used above effective_nonprod_ceiling:</w:t>
+      </w:r>
+      <w:r>
+        <w:br/>
+      </w:r>
+      <w:r>
+        <w:br/>
+      </w:r>
+      <w:r>
+        <w:rPr>
+          <w:rStyle w:val="VerbatimChar"/>
+        </w:rPr>
+        <w:t xml:space="preserve">  nonprod_quota_used(R) + (requested_vm_count × vCPU_per_instance) &gt; effective_nonprod_ceiling(R)</w:t>
+      </w:r>
+      <w:r>
+        <w:br/>
+      </w:r>
+      <w:r>
+        <w:br/>
+      </w:r>
+      <w:r>
+        <w:rPr>
+          <w:rStyle w:val="VerbatimChar"/>
+        </w:rPr>
+        <w:t xml:space="preserve">where:</w:t>
+      </w:r>
+      <w:r>
+        <w:br/>
+      </w:r>
+      <w:r>
+        <w:rPr>
+          <w:rStyle w:val="VerbatimChar"/>
+        </w:rPr>
+        <w:t xml:space="preserve">  effective_nonprod_ceiling(R) = NonProd_DR_Group_Limit(R) - DR_Floor_vCPU(R)</w:t>
+      </w:r>
+    </w:p>
+    <w:bookmarkEnd w:id="61"/>
+    <w:bookmarkStart w:id="62" w:name="rationale-5"/>
+    <w:p>
+      <w:pPr>
+        <w:pStyle w:val="Heading4"/>
+      </w:pPr>
+      <w:r>
+        <w:t xml:space="preserve">Rationale</w:t>
+      </w:r>
+    </w:p>
+    <w:p>
+      <w:pPr>
+        <w:pStyle w:val="FirstParagraph"/>
+      </w:pPr>
+      <w:r>
+        <w:t xml:space="preserve">Prevents NonProd allocation from</w:t>
+      </w:r>
+      <w:r>
+        <w:t xml:space="preserve"> </w:t>
+      </w:r>
+      <w:r>
+        <w:rPr>
+          <w:bCs/>
+          <w:b/>
+        </w:rPr>
+        <w:t xml:space="preserve">encroaching on the protected DR quota floor</w:t>
+      </w:r>
+      <w:r>
+        <w:t xml:space="preserve">. Within the Two-Group Quota Architecture, the NonProd+DR group has a shared limit; the DR floor reserves a portion for DR use only.</w:t>
+      </w:r>
+    </w:p>
+    <w:bookmarkEnd w:id="62"/>
+    <w:bookmarkStart w:id="63" w:name="evaluation-order"/>
+    <w:p>
+      <w:pPr>
+        <w:pStyle w:val="Heading4"/>
+      </w:pPr>
+      <w:r>
+        <w:t xml:space="preserve">Evaluation Order</w:t>
+      </w:r>
+    </w:p>
+    <w:p>
+      <w:pPr>
+        <w:numPr>
+          <w:ilvl w:val="0"/>
+          <w:numId w:val="1012"/>
+        </w:numPr>
+        <w:pStyle w:val="Compact"/>
+      </w:pPr>
+      <w:r>
+        <w:rPr>
+          <w:bCs/>
+          <w:b/>
+        </w:rPr>
+        <w:t xml:space="preserve">HC-3 (Quota Floor):</w:t>
+      </w:r>
+      <w:r>
+        <w:t xml:space="preserve"> </w:t>
+      </w:r>
+      <w:r>
+        <w:t xml:space="preserve">Check raw headroom (</w:t>
+      </w:r>
+      <w:r>
+        <w:rPr>
+          <w:rStyle w:val="VerbatimChar"/>
+        </w:rPr>
+        <w:t xml:space="preserve">nonprod_headroom ≥ requested</w:t>
+      </w:r>
+      <w:r>
+        <w:t xml:space="preserve">)</w:t>
+      </w:r>
+    </w:p>
+    <w:p>
+      <w:pPr>
+        <w:numPr>
+          <w:ilvl w:val="0"/>
+          <w:numId w:val="1012"/>
+        </w:numPr>
+        <w:pStyle w:val="Compact"/>
+      </w:pPr>
+      <w:r>
+        <w:rPr>
+          <w:bCs/>
+          <w:b/>
+        </w:rPr>
+        <w:t xml:space="preserve">HC-7 (DR Floor Integrity):</w:t>
+      </w:r>
+      <w:r>
+        <w:t xml:space="preserve"> </w:t>
+      </w:r>
+      <w:r>
+        <w:t xml:space="preserve">Check floor compliance (</w:t>
+      </w:r>
+      <w:r>
+        <w:rPr>
+          <w:rStyle w:val="VerbatimChar"/>
+        </w:rPr>
+        <w:t xml:space="preserve">used + requested ≤ effective_ceiling</w:t>
+      </w:r>
+      <w:r>
+        <w:t xml:space="preserve">)</w:t>
+      </w:r>
+    </w:p>
+    <w:p>
+      <w:pPr>
+        <w:pStyle w:val="FirstParagraph"/>
+      </w:pPr>
+      <w:r>
+        <w:t xml:space="preserve">HC-3 checks availability; HC-7 checks compliance.</w:t>
+      </w:r>
+    </w:p>
+    <w:bookmarkEnd w:id="63"/>
+    <w:bookmarkStart w:id="64" w:name="formulas-1"/>
+    <w:p>
+      <w:pPr>
+        <w:pStyle w:val="Heading4"/>
+      </w:pPr>
+      <w:r>
+        <w:t xml:space="preserve">Formulas</w:t>
+      </w:r>
+    </w:p>
+    <w:p>
+      <w:pPr>
+        <w:pStyle w:val="FirstParagraph"/>
+      </w:pPr>
+      <w:r>
+        <w:rPr>
+          <w:bCs/>
+          <w:b/>
+        </w:rPr>
+        <w:t xml:space="preserve">Effective NonProd Ceiling:</w:t>
+      </w:r>
+    </w:p>
+    <w:p>
+      <w:pPr>
+        <w:pStyle w:val="SourceCode"/>
+      </w:pPr>
+      <w:r>
+        <w:rPr>
+          <w:rStyle w:val="VerbatimChar"/>
+        </w:rPr>
+        <w:t xml:space="preserve">effective_nonprod_ceiling(R) = NonProd_DR_Group_Limit(R) - DR_Floor_vCPU(R)</w:t>
+      </w:r>
+    </w:p>
+    <w:p>
+      <w:pPr>
+        <w:pStyle w:val="FirstParagraph"/>
+      </w:pPr>
+      <w:r>
+        <w:rPr>
+          <w:bCs/>
+          <w:b/>
+        </w:rPr>
+        <w:t xml:space="preserve">DR Floor (per region):</w:t>
+      </w:r>
+    </w:p>
+    <w:p>
+      <w:pPr>
+        <w:pStyle w:val="SourceCode"/>
+      </w:pPr>
+      <w:r>
+        <w:rPr>
+          <w:rStyle w:val="VerbatimChar"/>
+        </w:rPr>
+        <w:t xml:space="preserve">DR_Floor_vCPU(R) = potential_dr_demand(R) × vCPU_per_instance × dr_ratio_max</w:t>
+      </w:r>
+      <w:r>
+        <w:br/>
+      </w:r>
+      <w:r>
+        <w:br/>
+      </w:r>
+      <w:r>
+        <w:rPr>
+          <w:rStyle w:val="VerbatimChar"/>
+        </w:rPr>
+        <w:t xml:space="preserve">where:</w:t>
+      </w:r>
+      <w:r>
+        <w:br/>
+      </w:r>
+      <w:r>
+        <w:rPr>
+          <w:rStyle w:val="VerbatimChar"/>
+        </w:rPr>
+        <w:t xml:space="preserve">  potential_dr_demand(R) = Σ prod_crg.quantity for all Prod CRGs that could fail over to region R</w:t>
+      </w:r>
+      <w:r>
+        <w:br/>
+      </w:r>
+      <w:r>
+        <w:rPr>
+          <w:rStyle w:val="VerbatimChar"/>
+        </w:rPr>
+        <w:t xml:space="preserve">  dr_ratio_max           = 0.40</w:t>
+      </w:r>
+    </w:p>
+    <w:bookmarkEnd w:id="64"/>
+    <w:bookmarkStart w:id="65" w:name="poc-example-gp-06-topology"/>
+    <w:p>
+      <w:pPr>
+        <w:pStyle w:val="Heading4"/>
+      </w:pPr>
+      <w:r>
+        <w:t xml:space="preserve">POC Example (GP-06 Topology)</w:t>
+      </w:r>
+    </w:p>
+    <w:p>
+      <w:pPr>
+        <w:pStyle w:val="FirstParagraph"/>
+      </w:pPr>
+      <w:r>
+        <w:rPr>
+          <w:bCs/>
+          <w:b/>
+        </w:rPr>
+        <w:t xml:space="preserve">Inputs:</w:t>
+      </w:r>
+      <w:r>
+        <w:t xml:space="preserve"> </w:t>
+      </w:r>
+      <w:r>
+        <w:t xml:space="preserve">- Prod demand: 80 VMs × 2 vCPU = 160 vCPU</w:t>
+      </w:r>
+      <w:r>
+        <w:t xml:space="preserve"> </w:t>
+      </w:r>
+      <w:r>
+        <w:t xml:space="preserve">- Base subscription quota limit: 200 vCPU</w:t>
+      </w:r>
+    </w:p>
+    <w:p>
+      <w:pPr>
+        <w:pStyle w:val="BodyText"/>
+      </w:pPr>
+      <w:r>
+        <w:rPr>
+          <w:bCs/>
+          <w:b/>
+        </w:rPr>
+        <w:t xml:space="preserve">Group Limits:</w:t>
+      </w:r>
+      <w:r>
+        <w:t xml:space="preserve"> </w:t>
+      </w:r>
+      <w:r>
+        <w:t xml:space="preserve">-</w:t>
+      </w:r>
+      <w:r>
+        <w:t xml:space="preserve"> </w:t>
+      </w:r>
+      <w:r>
+        <w:rPr>
+          <w:bCs/>
+          <w:b/>
+        </w:rPr>
+        <w:t xml:space="preserve">Prod Group:</w:t>
+      </w:r>
+      <w:r>
+        <w:t xml:space="preserve"> </w:t>
+      </w:r>
+      <w:r>
+        <w:t xml:space="preserve">200 × 1.28 = 256 vCPU (28% emergency headroom)</w:t>
+      </w:r>
+      <w:r>
+        <w:t xml:space="preserve"> </w:t>
+      </w:r>
+      <w:r>
+        <w:t xml:space="preserve">-</w:t>
+      </w:r>
+      <w:r>
+        <w:t xml:space="preserve"> </w:t>
+      </w:r>
+      <w:r>
+        <w:rPr>
+          <w:bCs/>
+          <w:b/>
+        </w:rPr>
+        <w:t xml:space="preserve">NonProd+DR Group:</w:t>
+      </w:r>
+      <w:r>
+        <w:t xml:space="preserve"> </w:t>
+      </w:r>
+      <w:r>
+        <w:t xml:space="preserve">200 × 1.28 = 256 vCPU</w:t>
+      </w:r>
+    </w:p>
+    <w:p>
+      <w:pPr>
+        <w:pStyle w:val="BodyText"/>
+      </w:pPr>
+      <w:r>
+        <w:rPr>
+          <w:bCs/>
+          <w:b/>
+        </w:rPr>
+        <w:t xml:space="preserve">DR Floor Calculation:</w:t>
+      </w:r>
+    </w:p>
+    <w:p>
+      <w:pPr>
+        <w:pStyle w:val="SourceCode"/>
+      </w:pPr>
+      <w:r>
+        <w:rPr>
+          <w:rStyle w:val="VerbatimChar"/>
+        </w:rPr>
+        <w:t xml:space="preserve">DR_Floor_vCPU = 80 VMs × 2 vCPU × 0.40 = 64 vCPU</w:t>
+      </w:r>
+    </w:p>
+    <w:p>
+      <w:pPr>
+        <w:pStyle w:val="FirstParagraph"/>
+      </w:pPr>
+      <w:r>
+        <w:rPr>
+          <w:bCs/>
+          <w:b/>
+        </w:rPr>
+        <w:t xml:space="preserve">Effective NonProd Ceiling:</w:t>
+      </w:r>
+    </w:p>
+    <w:p>
+      <w:pPr>
+        <w:pStyle w:val="SourceCode"/>
+      </w:pPr>
+      <w:r>
+        <w:rPr>
+          <w:rStyle w:val="VerbatimChar"/>
+        </w:rPr>
+        <w:t xml:space="preserve">effective_nonprod_ceiling = 256 - 64 = 192 vCPU</w:t>
+      </w:r>
+    </w:p>
+    <w:p>
+      <w:pPr>
+        <w:pStyle w:val="FirstParagraph"/>
+      </w:pPr>
+      <w:r>
+        <w:rPr>
+          <w:bCs/>
+          <w:b/>
+        </w:rPr>
+        <w:t xml:space="preserve">Enforcement:</w:t>
+      </w:r>
+    </w:p>
+    <w:p>
+      <w:pPr>
+        <w:pStyle w:val="SourceCode"/>
+      </w:pPr>
+      <w:r>
+        <w:rPr>
+          <w:rStyle w:val="VerbatimChar"/>
+        </w:rPr>
+        <w:t xml:space="preserve">If nonprod_quota_used = 150 vCPU:</w:t>
+      </w:r>
+      <w:r>
+        <w:br/>
+      </w:r>
+      <w:r>
+        <w:rPr>
+          <w:rStyle w:val="VerbatimChar"/>
+        </w:rPr>
+        <w:t xml:space="preserve">  New NonProd request for 60 vCPU × 2 = 120 vCPU</w:t>
+      </w:r>
+      <w:r>
+        <w:br/>
+      </w:r>
+      <w:r>
+        <w:rPr>
+          <w:rStyle w:val="VerbatimChar"/>
+        </w:rPr>
+        <w:t xml:space="preserve">  150 + 120 = 270 &gt; 192  ❌ REJECT (HC-7 violation)</w:t>
+      </w:r>
+      <w:r>
+        <w:br/>
+      </w:r>
+      <w:r>
+        <w:rPr>
+          <w:rStyle w:val="VerbatimChar"/>
+        </w:rPr>
+        <w:t xml:space="preserve">  </w:t>
+      </w:r>
+      <w:r>
+        <w:br/>
+      </w:r>
+      <w:r>
+        <w:rPr>
+          <w:rStyle w:val="VerbatimChar"/>
+        </w:rPr>
+        <w:t xml:space="preserve">If nonprod_quota_used = 100 vCPU:</w:t>
+      </w:r>
+      <w:r>
+        <w:br/>
+      </w:r>
+      <w:r>
+        <w:rPr>
+          <w:rStyle w:val="VerbatimChar"/>
+        </w:rPr>
+        <w:t xml:space="preserve">  New NonProd request for 40 vCPU × 2 = 80 vCPU</w:t>
+      </w:r>
+      <w:r>
+        <w:br/>
+      </w:r>
+      <w:r>
+        <w:rPr>
+          <w:rStyle w:val="VerbatimChar"/>
+        </w:rPr>
+        <w:t xml:space="preserve">  100 + 80 = 180 ≤ 192  ✅ PASS</w:t>
+      </w:r>
+    </w:p>
+    <w:bookmarkEnd w:id="65"/>
+    <w:bookmarkStart w:id="66" w:name="poc-blocker-1"/>
+    <w:p>
+      <w:pPr>
+        <w:pStyle w:val="Heading4"/>
+      </w:pPr>
+      <w:r>
+        <w:t xml:space="preserve">POC Blocker</w:t>
+      </w:r>
+    </w:p>
+    <w:p>
+      <w:pPr>
+        <w:pStyle w:val="FirstParagraph"/>
+      </w:pPr>
+      <w:r>
+        <w:rPr>
+          <w:bCs/>
+          <w:b/>
+        </w:rPr>
+        <w:t xml:space="preserve">B-2:</w:t>
+      </w:r>
+      <w:r>
+        <w:t xml:space="preserve"> </w:t>
+      </w:r>
+      <w:r>
+        <w:t xml:space="preserve">Quota pool release behavior on CR reduction (Tier 2/3 quota-neutral claim) must be validated.</w:t>
+      </w:r>
+      <w:r>
+        <w:t xml:space="preserve"> </w:t>
+      </w:r>
+      <w:r>
+        <w:rPr>
+          <w:bCs/>
+          <w:b/>
+        </w:rPr>
+        <w:t xml:space="preserve">POC-31</w:t>
+      </w:r>
+      <w:r>
+        <w:t xml:space="preserve"> </w:t>
+      </w:r>
+      <w:r>
+        <w:t xml:space="preserve">measures release latency; confirm &lt; 5 min for Tier RTO compliance.</w:t>
+      </w:r>
+    </w:p>
+    <w:bookmarkEnd w:id="66"/>
+    <w:bookmarkStart w:id="67" w:name="evidence-tag-6"/>
+    <w:p>
+      <w:pPr>
+        <w:pStyle w:val="Heading4"/>
+      </w:pPr>
+      <w:r>
+        <w:t xml:space="preserve">Evidence Tag</w:t>
+      </w:r>
+    </w:p>
+    <w:p>
+      <w:pPr>
+        <w:pStyle w:val="FirstParagraph"/>
+      </w:pPr>
+      <w:r>
+        <w:rPr>
+          <w:rStyle w:val="VerbatimChar"/>
+        </w:rPr>
+        <w:t xml:space="preserve">[Derived]</w:t>
+      </w:r>
+      <w:r>
+        <w:t xml:space="preserve"> </w:t>
+      </w:r>
+      <w:r>
+        <w:t xml:space="preserve">from Two-Group Quota Architecture design</w:t>
+      </w:r>
+    </w:p>
+    <w:p>
+      <w:r>
+        <w:pict>
+          <v:rect style="width:0;height:1.5pt" o:hralign="center" o:hrstd="t" o:hr="t"/>
+        </w:pict>
+      </w:r>
+    </w:p>
+    <w:bookmarkEnd w:id="67"/>
+    <w:bookmarkEnd w:id="68"/>
+    <w:bookmarkStart w:id="76" w:name="hc-8-geography_containment-implied"/>
+    <w:p>
+      <w:pPr>
+        <w:pStyle w:val="Heading3"/>
+      </w:pPr>
+      <w:r>
+        <w:t xml:space="preserve">HC-8: GEOGRAPHY_CONTAINMENT [IMPLIED]</w:t>
+      </w:r>
+    </w:p>
+    <w:p>
+      <w:pPr>
+        <w:pStyle w:val="FirstParagraph"/>
+      </w:pPr>
+      <w:r>
+        <w:rPr>
+          <w:bCs/>
+          <w:b/>
+        </w:rPr>
+        <w:t xml:space="preserve">Category:</w:t>
+      </w:r>
+      <w:r>
+        <w:t xml:space="preserve"> </w:t>
+      </w:r>
+      <w:r>
+        <w:t xml:space="preserve">Geography</w:t>
+      </w:r>
+      <w:r>
+        <w:br/>
+      </w:r>
+      <w:r>
+        <w:rPr>
+          <w:bCs/>
+          <w:b/>
+        </w:rPr>
+        <w:t xml:space="preserve">Source:</w:t>
+      </w:r>
+      <w:r>
+        <w:t xml:space="preserve"> </w:t>
+      </w:r>
+      <w:r>
+        <w:t xml:space="preserve">Production Readiness Review §27</w:t>
+      </w:r>
+      <w:r>
+        <w:br/>
+      </w:r>
+      <w:r>
+        <w:rPr>
+          <w:bCs/>
+          <w:b/>
+        </w:rPr>
+        <w:t xml:space="preserve">Status:</w:t>
+      </w:r>
+      <w:r>
+        <w:t xml:space="preserve"> </w:t>
+      </w:r>
+      <w:r>
+        <w:t xml:space="preserve">Implied constraint (no standalone definition block)</w:t>
+      </w:r>
+    </w:p>
+    <w:bookmarkStart w:id="69" w:name="definition-7"/>
+    <w:p>
+      <w:pPr>
+        <w:pStyle w:val="Heading4"/>
+      </w:pPr>
+      <w:r>
+        <w:t xml:space="preserve">Definition</w:t>
+      </w:r>
+    </w:p>
+    <w:p>
+      <w:pPr>
+        <w:pStyle w:val="SourceCode"/>
+      </w:pPr>
+      <w:r>
+        <w:rPr>
+          <w:rStyle w:val="VerbatimChar"/>
+        </w:rPr>
+        <w:t xml:space="preserve">In Scenario 1 (geography-based placement), derived Prod region must be within</w:t>
+      </w:r>
+      <w:r>
+        <w:br/>
+      </w:r>
+      <w:r>
+        <w:rPr>
+          <w:rStyle w:val="VerbatimChar"/>
+        </w:rPr>
+        <w:t xml:space="preserve">the Standard Capacity Regions for the customer's chosen geography.</w:t>
+      </w:r>
+    </w:p>
+    <w:bookmarkEnd w:id="69"/>
+    <w:bookmarkStart w:id="70" w:name="rationale-6"/>
+    <w:p>
+      <w:pPr>
+        <w:pStyle w:val="Heading4"/>
+      </w:pPr>
+      <w:r>
+        <w:t xml:space="preserve">Rationale</w:t>
+      </w:r>
+    </w:p>
+    <w:p>
+      <w:pPr>
+        <w:pStyle w:val="FirstParagraph"/>
+      </w:pPr>
+      <w:r>
+        <w:t xml:space="preserve">When a customer supplies an Azure geography (e.g.,</w:t>
+      </w:r>
+      <w:r>
+        <w:t xml:space="preserve"> </w:t>
+      </w:r>
+      <w:r>
+        <w:t xml:space="preserve">“</w:t>
+      </w:r>
+      <w:r>
+        <w:t xml:space="preserve">US</w:t>
+      </w:r>
+      <w:r>
+        <w:t xml:space="preserve">”</w:t>
+      </w:r>
+      <w:r>
+        <w:t xml:space="preserve">,</w:t>
+      </w:r>
+      <w:r>
+        <w:t xml:space="preserve"> </w:t>
+      </w:r>
+      <w:r>
+        <w:t xml:space="preserve">“</w:t>
+      </w:r>
+      <w:r>
+        <w:t xml:space="preserve">Europe</w:t>
+      </w:r>
+      <w:r>
+        <w:t xml:space="preserve">”</w:t>
+      </w:r>
+      <w:r>
+        <w:t xml:space="preserve">,</w:t>
+      </w:r>
+      <w:r>
+        <w:t xml:space="preserve"> </w:t>
+      </w:r>
+      <w:r>
+        <w:t xml:space="preserve">“</w:t>
+      </w:r>
+      <w:r>
+        <w:t xml:space="preserve">Middle East</w:t>
+      </w:r>
+      <w:r>
+        <w:t xml:space="preserve">”</w:t>
+      </w:r>
+      <w:r>
+        <w:t xml:space="preserve">) rather than a specific region, the engine derives the Prod anchor via</w:t>
+      </w:r>
+      <w:r>
+        <w:t xml:space="preserve"> </w:t>
+      </w:r>
+      <w:r>
+        <w:rPr>
+          <w:rStyle w:val="VerbatimChar"/>
+        </w:rPr>
+        <w:t xml:space="preserve">argmax(PS_Prod)</w:t>
+      </w:r>
+      <w:r>
+        <w:t xml:space="preserve"> </w:t>
+      </w:r>
+      <w:r>
+        <w:t xml:space="preserve">over Standard Capacity Regions</w:t>
+      </w:r>
+      <w:r>
+        <w:t xml:space="preserve"> </w:t>
+      </w:r>
+      <w:r>
+        <w:rPr>
+          <w:bCs/>
+          <w:b/>
+        </w:rPr>
+        <w:t xml:space="preserve">within that geography only</w:t>
+      </w:r>
+      <w:r>
+        <w:t xml:space="preserve">. This constraint ensures the derived Prod region respects the customer’s geographic preference.</w:t>
+      </w:r>
+    </w:p>
+    <w:bookmarkEnd w:id="70"/>
+    <w:bookmarkStart w:id="71" w:name="enforcement-stage"/>
+    <w:p>
+      <w:pPr>
+        <w:pStyle w:val="Heading4"/>
+      </w:pPr>
+      <w:r>
+        <w:t xml:space="preserve">Enforcement Stage</w:t>
+      </w:r>
+    </w:p>
+    <w:p>
+      <w:pPr>
+        <w:pStyle w:val="FirstParagraph"/>
+      </w:pPr>
+      <w:r>
+        <w:rPr>
+          <w:bCs/>
+          <w:b/>
+        </w:rPr>
+        <w:t xml:space="preserve">Stage 1 — Pre-filtering</w:t>
+      </w:r>
+      <w:r>
+        <w:t xml:space="preserve"> </w:t>
+      </w:r>
+      <w:r>
+        <w:t xml:space="preserve">(before candidate set formation)</w:t>
+      </w:r>
+    </w:p>
+    <w:bookmarkEnd w:id="71"/>
+    <w:bookmarkStart w:id="72" w:name="validation-rules-vr-1"/>
+    <w:p>
+      <w:pPr>
+        <w:pStyle w:val="Heading4"/>
+      </w:pPr>
+      <w:r>
+        <w:t xml:space="preserve">Validation Rules (VR)</w:t>
+      </w:r>
+    </w:p>
+    <w:p>
+      <w:pPr>
+        <w:numPr>
+          <w:ilvl w:val="0"/>
+          <w:numId w:val="1013"/>
+        </w:numPr>
+        <w:pStyle w:val="Compact"/>
+      </w:pPr>
+      <w:r>
+        <w:rPr>
+          <w:bCs/>
+          <w:b/>
+        </w:rPr>
+        <w:t xml:space="preserve">VR-4:</w:t>
+      </w:r>
+      <w:r>
+        <w:t xml:space="preserve"> </w:t>
+      </w:r>
+      <w:r>
+        <w:t xml:space="preserve">Derived Prod region must be within the Standard Capacity Regions for the customer’s chosen geography</w:t>
+      </w:r>
+    </w:p>
+    <w:bookmarkEnd w:id="72"/>
+    <w:bookmarkStart w:id="73" w:name="implementation-4"/>
+    <w:p>
+      <w:pPr>
+        <w:pStyle w:val="Heading4"/>
+      </w:pPr>
+      <w:r>
+        <w:t xml:space="preserve">Implementation</w:t>
+      </w:r>
+    </w:p>
+    <w:p>
+      <w:pPr>
+        <w:pStyle w:val="SourceCode"/>
+      </w:pPr>
+      <w:r>
+        <w:rPr>
+          <w:rStyle w:val="KeywordTok"/>
+        </w:rPr>
+        <w:t xml:space="preserve">def</w:t>
+      </w:r>
+      <w:r>
+        <w:rPr>
+          <w:rStyle w:val="NormalTok"/>
+        </w:rPr>
+        <w:t xml:space="preserve"> get_prod_candidates(geography):</w:t>
+      </w:r>
+      <w:r>
+        <w:br/>
+      </w:r>
+      <w:r>
+        <w:rPr>
+          <w:rStyle w:val="NormalTok"/>
+        </w:rPr>
+        <w:t xml:space="preserve">    all_regions </w:t>
+      </w:r>
+      <w:r>
+        <w:rPr>
+          <w:rStyle w:val="OperatorTok"/>
+        </w:rPr>
+        <w:t xml:space="preserve">=</w:t>
+      </w:r>
+      <w:r>
+        <w:rPr>
+          <w:rStyle w:val="NormalTok"/>
+        </w:rPr>
+        <w:t xml:space="preserve"> get_all_azure_regions()</w:t>
+      </w:r>
+      <w:r>
+        <w:br/>
+      </w:r>
+      <w:r>
+        <w:rPr>
+          <w:rStyle w:val="NormalTok"/>
+        </w:rPr>
+        <w:t xml:space="preserve">    </w:t>
+      </w:r>
+      <w:r>
+        <w:br/>
+      </w:r>
+      <w:r>
+        <w:rPr>
+          <w:rStyle w:val="NormalTok"/>
+        </w:rPr>
+        <w:t xml:space="preserve">    </w:t>
+      </w:r>
+      <w:r>
+        <w:rPr>
+          <w:rStyle w:val="CommentTok"/>
+        </w:rPr>
+        <w:t xml:space="preserve"># Stage 1: Geography containment (HC-8)</w:t>
+      </w:r>
+      <w:r>
+        <w:br/>
+      </w:r>
+      <w:r>
+        <w:rPr>
+          <w:rStyle w:val="NormalTok"/>
+        </w:rPr>
+        <w:t xml:space="preserve">    geo_filtered </w:t>
+      </w:r>
+      <w:r>
+        <w:rPr>
+          <w:rStyle w:val="OperatorTok"/>
+        </w:rPr>
+        <w:t xml:space="preserve">=</w:t>
+      </w:r>
+      <w:r>
+        <w:rPr>
+          <w:rStyle w:val="NormalTok"/>
+        </w:rPr>
+        <w:t xml:space="preserve"> [r </w:t>
+      </w:r>
+      <w:r>
+        <w:rPr>
+          <w:rStyle w:val="ControlFlowTok"/>
+        </w:rPr>
+        <w:t xml:space="preserve">for</w:t>
+      </w:r>
+      <w:r>
+        <w:rPr>
+          <w:rStyle w:val="NormalTok"/>
+        </w:rPr>
+        <w:t xml:space="preserve"> r </w:t>
+      </w:r>
+      <w:r>
+        <w:rPr>
+          <w:rStyle w:val="KeywordTok"/>
+        </w:rPr>
+        <w:t xml:space="preserve">in</w:t>
+      </w:r>
+      <w:r>
+        <w:rPr>
+          <w:rStyle w:val="NormalTok"/>
+        </w:rPr>
+        <w:t xml:space="preserve"> all_regions </w:t>
+      </w:r>
+      <w:r>
+        <w:br/>
+      </w:r>
+      <w:r>
+        <w:rPr>
+          <w:rStyle w:val="NormalTok"/>
+        </w:rPr>
+        <w:t xml:space="preserve">                    </w:t>
+      </w:r>
+      <w:r>
+        <w:rPr>
+          <w:rStyle w:val="ControlFlowTok"/>
+        </w:rPr>
+        <w:t xml:space="preserve">if</w:t>
+      </w:r>
+      <w:r>
+        <w:rPr>
+          <w:rStyle w:val="NormalTok"/>
+        </w:rPr>
+        <w:t xml:space="preserve"> r.geography </w:t>
+      </w:r>
+      <w:r>
+        <w:rPr>
+          <w:rStyle w:val="OperatorTok"/>
+        </w:rPr>
+        <w:t xml:space="preserve">==</w:t>
+      </w:r>
+      <w:r>
+        <w:rPr>
+          <w:rStyle w:val="NormalTok"/>
+        </w:rPr>
+        <w:t xml:space="preserve"> geography </w:t>
+      </w:r>
+      <w:r>
+        <w:rPr>
+          <w:rStyle w:val="KeywordTok"/>
+        </w:rPr>
+        <w:t xml:space="preserve">and</w:t>
+      </w:r>
+      <w:r>
+        <w:rPr>
+          <w:rStyle w:val="NormalTok"/>
+        </w:rPr>
+        <w:t xml:space="preserve"> </w:t>
+      </w:r>
+      <w:r>
+        <w:br/>
+      </w:r>
+      <w:r>
+        <w:rPr>
+          <w:rStyle w:val="NormalTok"/>
+        </w:rPr>
+        <w:t xml:space="preserve">                       r.region_class </w:t>
+      </w:r>
+      <w:r>
+        <w:rPr>
+          <w:rStyle w:val="OperatorTok"/>
+        </w:rPr>
+        <w:t xml:space="preserve">==</w:t>
+      </w:r>
+      <w:r>
+        <w:rPr>
+          <w:rStyle w:val="NormalTok"/>
+        </w:rPr>
+        <w:t xml:space="preserve"> </w:t>
+      </w:r>
+      <w:r>
+        <w:rPr>
+          <w:rStyle w:val="StringTok"/>
+        </w:rPr>
+        <w:t xml:space="preserve">"Standard"</w:t>
+      </w:r>
+      <w:r>
+        <w:rPr>
+          <w:rStyle w:val="NormalTok"/>
+        </w:rPr>
+        <w:t xml:space="preserve">]</w:t>
+      </w:r>
+      <w:r>
+        <w:br/>
+      </w:r>
+      <w:r>
+        <w:rPr>
+          <w:rStyle w:val="NormalTok"/>
+        </w:rPr>
+        <w:t xml:space="preserve">    </w:t>
+      </w:r>
+      <w:r>
+        <w:br/>
+      </w:r>
+      <w:r>
+        <w:rPr>
+          <w:rStyle w:val="NormalTok"/>
+        </w:rPr>
+        <w:t xml:space="preserve">    </w:t>
+      </w:r>
+      <w:r>
+        <w:rPr>
+          <w:rStyle w:val="CommentTok"/>
+        </w:rPr>
+        <w:t xml:space="preserve"># Stage 2: Apply HC-1..HC-7, HC-10</w:t>
+      </w:r>
+      <w:r>
+        <w:br/>
+      </w:r>
+      <w:r>
+        <w:rPr>
+          <w:rStyle w:val="NormalTok"/>
+        </w:rPr>
+        <w:t xml:space="preserve">    hc_filtered </w:t>
+      </w:r>
+      <w:r>
+        <w:rPr>
+          <w:rStyle w:val="OperatorTok"/>
+        </w:rPr>
+        <w:t xml:space="preserve">=</w:t>
+      </w:r>
+      <w:r>
+        <w:rPr>
+          <w:rStyle w:val="NormalTok"/>
+        </w:rPr>
+        <w:t xml:space="preserve"> apply_hard_constraints(geo_filtered)</w:t>
+      </w:r>
+      <w:r>
+        <w:br/>
+      </w:r>
+      <w:r>
+        <w:rPr>
+          <w:rStyle w:val="NormalTok"/>
+        </w:rPr>
+        <w:t xml:space="preserve">    </w:t>
+      </w:r>
+      <w:r>
+        <w:br/>
+      </w:r>
+      <w:r>
+        <w:rPr>
+          <w:rStyle w:val="NormalTok"/>
+        </w:rPr>
+        <w:t xml:space="preserve">    </w:t>
+      </w:r>
+      <w:r>
+        <w:rPr>
+          <w:rStyle w:val="CommentTok"/>
+        </w:rPr>
+        <w:t xml:space="preserve"># Stage 3: Score and rank</w:t>
+      </w:r>
+      <w:r>
+        <w:br/>
+      </w:r>
+      <w:r>
+        <w:rPr>
+          <w:rStyle w:val="NormalTok"/>
+        </w:rPr>
+        <w:t xml:space="preserve">    </w:t>
+      </w:r>
+      <w:r>
+        <w:rPr>
+          <w:rStyle w:val="ControlFlowTok"/>
+        </w:rPr>
+        <w:t xml:space="preserve">return</w:t>
+      </w:r>
+      <w:r>
+        <w:rPr>
+          <w:rStyle w:val="NormalTok"/>
+        </w:rPr>
+        <w:t xml:space="preserve"> argmax(hc_filtered, key</w:t>
+      </w:r>
+      <w:r>
+        <w:rPr>
+          <w:rStyle w:val="OperatorTok"/>
+        </w:rPr>
+        <w:t xml:space="preserve">=</w:t>
+      </w:r>
+      <w:r>
+        <w:rPr>
+          <w:rStyle w:val="KeywordTok"/>
+        </w:rPr>
+        <w:t xml:space="preserve">lambda</w:t>
+      </w:r>
+      <w:r>
+        <w:rPr>
+          <w:rStyle w:val="NormalTok"/>
+        </w:rPr>
+        <w:t xml:space="preserve"> r: PS_Prod(r))</w:t>
+      </w:r>
+    </w:p>
+    <w:bookmarkEnd w:id="73"/>
+    <w:bookmarkStart w:id="74" w:name="examples-1"/>
+    <w:p>
+      <w:pPr>
+        <w:pStyle w:val="Heading4"/>
+      </w:pPr>
+      <w:r>
+        <w:t xml:space="preserve">Examples</w:t>
+      </w:r>
+    </w:p>
+    <w:tbl>
+      <w:tblPr>
+        <w:tblStyle w:val="Table"/>
+        <w:tblW w:type="pct" w:w="5000"/>
+        <w:tblLook w:firstRow="1" w:lastRow="0" w:firstColumn="0" w:lastColumn="0" w:noHBand="0" w:noVBand="0" w:val="0020"/>
+      </w:tblPr>
+      <w:tblGrid>
+        <w:gridCol w:w="2640"/>
+        <w:gridCol w:w="2640"/>
+        <w:gridCol w:w="2640"/>
+      </w:tblGrid>
+      <w:tr>
+        <w:trPr>
+          <w:tblHeader w:val="true"/>
+        </w:trPr>
+        <w:tc>
+          <w:tcPr/>
+          <w:p>
+            <w:pPr>
+              <w:pStyle w:val="Compact"/>
+              <w:jc w:val="left"/>
+            </w:pPr>
+            <w:r>
+              <w:t xml:space="preserve">Customer Geography</w:t>
+            </w:r>
+          </w:p>
+        </w:tc>
+        <w:tc>
+          <w:tcPr/>
+          <w:p>
+            <w:pPr>
+              <w:pStyle w:val="Compact"/>
+              <w:jc w:val="left"/>
+            </w:pPr>
+            <w:r>
+              <w:t xml:space="preserve">Eligible Regions</w:t>
+            </w:r>
+          </w:p>
+        </w:tc>
+        <w:tc>
+          <w:tcPr/>
+          <w:p>
+            <w:pPr>
+              <w:pStyle w:val="Compact"/>
+              <w:jc w:val="left"/>
+            </w:pPr>
+            <w:r>
+              <w:t xml:space="preserve">Ineligible (HC-8)</w:t>
+            </w:r>
+          </w:p>
+        </w:tc>
+      </w:tr>
+      <w:tr>
+        <w:tc>
+          <w:tcPr/>
+          <w:p>
+            <w:pPr>
+              <w:pStyle w:val="Compact"/>
+              <w:jc w:val="left"/>
+            </w:pPr>
+            <w:r>
+              <w:t xml:space="preserve">US</w:t>
+            </w:r>
+          </w:p>
+        </w:tc>
+        <w:tc>
+          <w:tcPr/>
+          <w:p>
+            <w:pPr>
+              <w:pStyle w:val="Compact"/>
+              <w:jc w:val="left"/>
+            </w:pPr>
+            <w:r>
+              <w:t xml:space="preserve">East US, West US, Central US, …</w:t>
+            </w:r>
+          </w:p>
+        </w:tc>
+        <w:tc>
+          <w:tcPr/>
+          <w:p>
+            <w:pPr>
+              <w:pStyle w:val="Compact"/>
+              <w:jc w:val="left"/>
+            </w:pPr>
+            <w:r>
+              <w:t xml:space="preserve">West Europe, UK South, …</w:t>
+            </w:r>
+          </w:p>
+        </w:tc>
+      </w:tr>
+      <w:tr>
+        <w:tc>
+          <w:tcPr/>
+          <w:p>
+            <w:pPr>
+              <w:pStyle w:val="Compact"/>
+              <w:jc w:val="left"/>
+            </w:pPr>
+            <w:r>
+              <w:t xml:space="preserve">Europe</w:t>
+            </w:r>
+          </w:p>
+        </w:tc>
+        <w:tc>
+          <w:tcPr/>
+          <w:p>
+            <w:pPr>
+              <w:pStyle w:val="Compact"/>
+              <w:jc w:val="left"/>
+            </w:pPr>
+            <w:r>
+              <w:t xml:space="preserve">West Europe, North Europe, UK South, …</w:t>
+            </w:r>
+          </w:p>
+        </w:tc>
+        <w:tc>
+          <w:tcPr/>
+          <w:p>
+            <w:pPr>
+              <w:pStyle w:val="Compact"/>
+              <w:jc w:val="left"/>
+            </w:pPr>
+            <w:r>
+              <w:t xml:space="preserve">East US, Australia East, …</w:t>
+            </w:r>
+          </w:p>
+        </w:tc>
+      </w:tr>
+      <w:tr>
+        <w:tc>
+          <w:tcPr/>
+          <w:p>
+            <w:pPr>
+              <w:pStyle w:val="Compact"/>
+              <w:jc w:val="left"/>
+            </w:pPr>
+            <w:r>
               <w:t xml:space="preserve">Middle East</w:t>
             </w:r>
           </w:p>
@@ -6303,6 +5538,1189 @@
               <w:jc w:val="left"/>
             </w:pPr>
             <w:r>
+              <w:t xml:space="preserve">UAE North, Saudi Arabia Central</w:t>
+            </w:r>
+          </w:p>
+        </w:tc>
+        <w:tc>
+          <w:tcPr/>
+          <w:p>
+            <w:pPr>
+              <w:pStyle w:val="Compact"/>
+              <w:jc w:val="left"/>
+            </w:pPr>
+            <w:r>
+              <w:t xml:space="preserve">East US, Switzerland North*</w:t>
+            </w:r>
+          </w:p>
+        </w:tc>
+      </w:tr>
+    </w:tbl>
+    <w:p>
+      <w:pPr>
+        <w:pStyle w:val="BodyText"/>
+      </w:pPr>
+      <w:r>
+        <w:t xml:space="preserve">*Switzerland North becomes eligible only via</w:t>
+      </w:r>
+      <w:r>
+        <w:t xml:space="preserve"> </w:t>
+      </w:r>
+      <w:r>
+        <w:rPr>
+          <w:bCs/>
+          <w:b/>
+        </w:rPr>
+        <w:t xml:space="preserve">HC-10 Cross-Geo Extension Path</w:t>
+      </w:r>
+      <w:r>
+        <w:t xml:space="preserve"> </w:t>
+      </w:r>
+      <w:r>
+        <w:t xml:space="preserve">for DR, not for Prod — and that path is</w:t>
+      </w:r>
+      <w:r>
+        <w:t xml:space="preserve"> </w:t>
+      </w:r>
+      <w:r>
+        <w:rPr>
+          <w:bCs/>
+          <w:b/>
+        </w:rPr>
+        <w:t xml:space="preserve">inactive</w:t>
+      </w:r>
+      <w:r>
+        <w:t xml:space="preserve"> </w:t>
+      </w:r>
+      <w:r>
+        <w:t xml:space="preserve">for the Middle East while ME DR is</w:t>
+      </w:r>
+      <w:r>
+        <w:t xml:space="preserve"> </w:t>
+      </w:r>
+      <w:r>
+        <w:rPr>
+          <w:rStyle w:val="VerbatimChar"/>
+        </w:rPr>
+        <w:t xml:space="preserve">DR_NOT_OFFERED</w:t>
+      </w:r>
+      <w:r>
+        <w:t xml:space="preserve"> </w:t>
+      </w:r>
+      <w:r>
+        <w:t xml:space="preserve">(DR-014, pending DEC-001 legal approval).</w:t>
+      </w:r>
+    </w:p>
+    <w:bookmarkEnd w:id="74"/>
+    <w:bookmarkStart w:id="75" w:name="evidence-tag-7"/>
+    <w:p>
+      <w:pPr>
+        <w:pStyle w:val="Heading4"/>
+      </w:pPr>
+      <w:r>
+        <w:t xml:space="preserve">Evidence Tag</w:t>
+      </w:r>
+    </w:p>
+    <w:p>
+      <w:pPr>
+        <w:pStyle w:val="FirstParagraph"/>
+      </w:pPr>
+      <w:r>
+        <w:rPr>
+          <w:rStyle w:val="VerbatimChar"/>
+        </w:rPr>
+        <w:t xml:space="preserve">[Undocumented — architectural judgement]</w:t>
+      </w:r>
+    </w:p>
+    <w:p>
+      <w:r>
+        <w:pict>
+          <v:rect style="width:0;height:1.5pt" o:hralign="center" o:hrstd="t" o:hr="t"/>
+        </w:pict>
+      </w:r>
+    </w:p>
+    <w:bookmarkEnd w:id="75"/>
+    <w:bookmarkEnd w:id="76"/>
+    <w:bookmarkStart w:id="85" w:name="hc-9-standard_region_only-new"/>
+    <w:p>
+      <w:pPr>
+        <w:pStyle w:val="Heading3"/>
+      </w:pPr>
+      <w:r>
+        <w:t xml:space="preserve">HC-9: STANDARD_REGION_ONLY [NEW]</w:t>
+      </w:r>
+    </w:p>
+    <w:p>
+      <w:pPr>
+        <w:pStyle w:val="FirstParagraph"/>
+      </w:pPr>
+      <w:r>
+        <w:rPr>
+          <w:bCs/>
+          <w:b/>
+        </w:rPr>
+        <w:t xml:space="preserve">Category:</w:t>
+      </w:r>
+      <w:r>
+        <w:t xml:space="preserve"> </w:t>
+      </w:r>
+      <w:r>
+        <w:t xml:space="preserve">Region Class</w:t>
+      </w:r>
+      <w:r>
+        <w:br/>
+      </w:r>
+      <w:r>
+        <w:rPr>
+          <w:bCs/>
+          <w:b/>
+        </w:rPr>
+        <w:t xml:space="preserve">Source:</w:t>
+      </w:r>
+      <w:r>
+        <w:t xml:space="preserve"> </w:t>
+      </w:r>
+      <w:r>
+        <w:t xml:space="preserve">Production Readiness Review §27</w:t>
+      </w:r>
+      <w:r>
+        <w:br/>
+      </w:r>
+      <w:r>
+        <w:rPr>
+          <w:bCs/>
+          <w:b/>
+        </w:rPr>
+        <w:t xml:space="preserve">Status:</w:t>
+      </w:r>
+      <w:r>
+        <w:t xml:space="preserve"> </w:t>
+      </w:r>
+      <w:r>
+        <w:t xml:space="preserve">New gate for production-ready region classification</w:t>
+      </w:r>
+    </w:p>
+    <w:bookmarkStart w:id="77" w:name="definition-8"/>
+    <w:p>
+      <w:pPr>
+        <w:pStyle w:val="Heading4"/>
+      </w:pPr>
+      <w:r>
+        <w:t xml:space="preserve">Definition</w:t>
+      </w:r>
+    </w:p>
+    <w:p>
+      <w:pPr>
+        <w:pStyle w:val="SourceCode"/>
+      </w:pPr>
+      <w:r>
+        <w:rPr>
+          <w:rStyle w:val="VerbatimChar"/>
+        </w:rPr>
+        <w:t xml:space="preserve">Automated placement, scoring, recommendation, and all environment assignments</w:t>
+      </w:r>
+      <w:r>
+        <w:br/>
+      </w:r>
+      <w:r>
+        <w:rPr>
+          <w:rStyle w:val="VerbatimChar"/>
+        </w:rPr>
+        <w:t xml:space="preserve">(Prod, CVAL, DR) must use Standard Capacity Regions only.</w:t>
+      </w:r>
+    </w:p>
+    <w:bookmarkEnd w:id="77"/>
+    <w:bookmarkStart w:id="78" w:name="rationale-7"/>
+    <w:p>
+      <w:pPr>
+        <w:pStyle w:val="Heading4"/>
+      </w:pPr>
+      <w:r>
+        <w:t xml:space="preserve">Rationale</w:t>
+      </w:r>
+    </w:p>
+    <w:p>
+      <w:pPr>
+        <w:pStyle w:val="FirstParagraph"/>
+      </w:pPr>
+      <w:r>
+        <w:rPr>
+          <w:bCs/>
+          <w:b/>
+        </w:rPr>
+        <w:t xml:space="preserve">Restricted Capacity Regions</w:t>
+      </w:r>
+      <w:r>
+        <w:t xml:space="preserve"> </w:t>
+      </w:r>
+      <w:r>
+        <w:t xml:space="preserve">(sovereign clouds, government regions, regions with SKU limitations) are excluded from automated placement. Their exclusion is enforced at</w:t>
+      </w:r>
+      <w:r>
+        <w:t xml:space="preserve"> </w:t>
+      </w:r>
+      <w:r>
+        <w:rPr>
+          <w:bCs/>
+          <w:b/>
+        </w:rPr>
+        <w:t xml:space="preserve">Stage 1 of the eligibility decision tree</w:t>
+      </w:r>
+      <w:r>
+        <w:t xml:space="preserve">, not as a scoring penalty.</w:t>
+      </w:r>
+    </w:p>
+    <w:p>
+      <w:pPr>
+        <w:pStyle w:val="BodyText"/>
+      </w:pPr>
+      <w:r>
+        <w:t xml:space="preserve">Exception deployments (customer explicitly requests a Restricted region) proceed via the</w:t>
+      </w:r>
+      <w:r>
+        <w:t xml:space="preserve"> </w:t>
+      </w:r>
+      <w:r>
+        <w:rPr>
+          <w:bCs/>
+          <w:b/>
+        </w:rPr>
+        <w:t xml:space="preserve">Scenario 2 exception path</w:t>
+      </w:r>
+      <w:r>
+        <w:t xml:space="preserve"> </w:t>
+      </w:r>
+      <w:r>
+        <w:t xml:space="preserve">only, requiring operator approval.</w:t>
+      </w:r>
+    </w:p>
+    <w:bookmarkEnd w:id="78"/>
+    <w:bookmarkStart w:id="79" w:name="region-classification"/>
+    <w:p>
+      <w:pPr>
+        <w:pStyle w:val="Heading4"/>
+      </w:pPr>
+      <w:r>
+        <w:t xml:space="preserve">Region Classification</w:t>
+      </w:r>
+    </w:p>
+    <w:p>
+      <w:pPr>
+        <w:pStyle w:val="FirstParagraph"/>
+      </w:pPr>
+      <w:r>
+        <w:rPr>
+          <w:bCs/>
+          <w:b/>
+        </w:rPr>
+        <w:t xml:space="preserve">Standard Capacity Regions:</w:t>
+      </w:r>
+      <w:r>
+        <w:t xml:space="preserve"> </w:t>
+      </w:r>
+      <w:r>
+        <w:t xml:space="preserve">- Commercial Azure public cloud regions with full SKU availability</w:t>
+      </w:r>
+      <w:r>
+        <w:t xml:space="preserve"> </w:t>
+      </w:r>
+      <w:r>
+        <w:t xml:space="preserve">- No sovereign cloud restrictions</w:t>
+      </w:r>
+      <w:r>
+        <w:t xml:space="preserve"> </w:t>
+      </w:r>
+      <w:r>
+        <w:t xml:space="preserve">- No special approval required for CRG creation</w:t>
+      </w:r>
+      <w:r>
+        <w:t xml:space="preserve"> </w:t>
+      </w:r>
+      <w:r>
+        <w:t xml:space="preserve">- Examples: East US, West Europe, Australia East, Japan East, Brazil South</w:t>
+      </w:r>
+    </w:p>
+    <w:p>
+      <w:pPr>
+        <w:pStyle w:val="BodyText"/>
+      </w:pPr>
+      <w:r>
+        <w:rPr>
+          <w:bCs/>
+          <w:b/>
+        </w:rPr>
+        <w:t xml:space="preserve">Restricted Capacity Regions:</w:t>
+      </w:r>
+      <w:r>
+        <w:t xml:space="preserve"> </w:t>
+      </w:r>
+      <w:r>
+        <w:t xml:space="preserve">- Azure Government (US DoD, US Gov)</w:t>
+      </w:r>
+      <w:r>
+        <w:t xml:space="preserve"> </w:t>
+      </w:r>
+      <w:r>
+        <w:t xml:space="preserve">- Azure China (21Vianet)</w:t>
+      </w:r>
+      <w:r>
+        <w:t xml:space="preserve"> </w:t>
+      </w:r>
+      <w:r>
+        <w:t xml:space="preserve">- Regions with limited SKU availability (flagged in Azure metadata)</w:t>
+      </w:r>
+      <w:r>
+        <w:t xml:space="preserve"> </w:t>
+      </w:r>
+      <w:r>
+        <w:t xml:space="preserve">- Regions requiring special tenant approval (sovereign cloud onboarding)</w:t>
+      </w:r>
+    </w:p>
+    <w:bookmarkEnd w:id="79"/>
+    <w:bookmarkStart w:id="80" w:name="enforcement-stage-1"/>
+    <w:p>
+      <w:pPr>
+        <w:pStyle w:val="Heading4"/>
+      </w:pPr>
+      <w:r>
+        <w:t xml:space="preserve">Enforcement Stage</w:t>
+      </w:r>
+    </w:p>
+    <w:p>
+      <w:pPr>
+        <w:pStyle w:val="FirstParagraph"/>
+      </w:pPr>
+      <w:r>
+        <w:rPr>
+          <w:bCs/>
+          <w:b/>
+        </w:rPr>
+        <w:t xml:space="preserve">Stage 1 — Pre-filtering</w:t>
+      </w:r>
+      <w:r>
+        <w:t xml:space="preserve"> </w:t>
+      </w:r>
+      <w:r>
+        <w:t xml:space="preserve">(before candidate set formation)</w:t>
+      </w:r>
+    </w:p>
+    <w:bookmarkEnd w:id="80"/>
+    <w:bookmarkStart w:id="81" w:name="validation-rules-vr-2"/>
+    <w:p>
+      <w:pPr>
+        <w:pStyle w:val="Heading4"/>
+      </w:pPr>
+      <w:r>
+        <w:t xml:space="preserve">Validation Rules (VR)</w:t>
+      </w:r>
+    </w:p>
+    <w:p>
+      <w:pPr>
+        <w:numPr>
+          <w:ilvl w:val="0"/>
+          <w:numId w:val="1014"/>
+        </w:numPr>
+        <w:pStyle w:val="Compact"/>
+      </w:pPr>
+      <w:r>
+        <w:rPr>
+          <w:bCs/>
+          <w:b/>
+        </w:rPr>
+        <w:t xml:space="preserve">VR-5:</w:t>
+      </w:r>
+      <w:r>
+        <w:t xml:space="preserve"> </w:t>
+      </w:r>
+      <w:r>
+        <w:t xml:space="preserve">All automated placement paths (Scenario 1 geography-based, Prod derivation, NonProd/DR selection) must use Standard Capacity Regions only</w:t>
+      </w:r>
+    </w:p>
+    <w:p>
+      <w:pPr>
+        <w:numPr>
+          <w:ilvl w:val="0"/>
+          <w:numId w:val="1014"/>
+        </w:numPr>
+        <w:pStyle w:val="Compact"/>
+      </w:pPr>
+      <w:r>
+        <w:rPr>
+          <w:bCs/>
+          <w:b/>
+        </w:rPr>
+        <w:t xml:space="preserve">VR-6:</w:t>
+      </w:r>
+      <w:r>
+        <w:t xml:space="preserve"> </w:t>
+      </w:r>
+      <w:r>
+        <w:t xml:space="preserve">CVAL and DR must not use Restricted Capacity Regions under any condition, including exception deployments</w:t>
+      </w:r>
+    </w:p>
+    <w:bookmarkEnd w:id="81"/>
+    <w:bookmarkStart w:id="82" w:name="implementation-5"/>
+    <w:p>
+      <w:pPr>
+        <w:pStyle w:val="Heading4"/>
+      </w:pPr>
+      <w:r>
+        <w:t xml:space="preserve">Implementation</w:t>
+      </w:r>
+    </w:p>
+    <w:p>
+      <w:pPr>
+        <w:pStyle w:val="SourceCode"/>
+      </w:pPr>
+      <w:r>
+        <w:rPr>
+          <w:rStyle w:val="KeywordTok"/>
+        </w:rPr>
+        <w:t xml:space="preserve">def</w:t>
+      </w:r>
+      <w:r>
+        <w:rPr>
+          <w:rStyle w:val="NormalTok"/>
+        </w:rPr>
+        <w:t xml:space="preserve"> get_eligible_regions_stage1(geography, customer_request):</w:t>
+      </w:r>
+      <w:r>
+        <w:br/>
+      </w:r>
+      <w:r>
+        <w:rPr>
+          <w:rStyle w:val="NormalTok"/>
+        </w:rPr>
+        <w:t xml:space="preserve">    all_regions </w:t>
+      </w:r>
+      <w:r>
+        <w:rPr>
+          <w:rStyle w:val="OperatorTok"/>
+        </w:rPr>
+        <w:t xml:space="preserve">=</w:t>
+      </w:r>
+      <w:r>
+        <w:rPr>
+          <w:rStyle w:val="NormalTok"/>
+        </w:rPr>
+        <w:t xml:space="preserve"> get_all_azure_regions()</w:t>
+      </w:r>
+      <w:r>
+        <w:br/>
+      </w:r>
+      <w:r>
+        <w:rPr>
+          <w:rStyle w:val="NormalTok"/>
+        </w:rPr>
+        <w:t xml:space="preserve">    </w:t>
+      </w:r>
+      <w:r>
+        <w:br/>
+      </w:r>
+      <w:r>
+        <w:rPr>
+          <w:rStyle w:val="NormalTok"/>
+        </w:rPr>
+        <w:t xml:space="preserve">    </w:t>
+      </w:r>
+      <w:r>
+        <w:rPr>
+          <w:rStyle w:val="CommentTok"/>
+        </w:rPr>
+        <w:t xml:space="preserve"># HC-9: Standard regions only (Stage 1 pre-filter)</w:t>
+      </w:r>
+      <w:r>
+        <w:br/>
+      </w:r>
+      <w:r>
+        <w:rPr>
+          <w:rStyle w:val="NormalTok"/>
+        </w:rPr>
+        <w:t xml:space="preserve">    standard_regions </w:t>
+      </w:r>
+      <w:r>
+        <w:rPr>
+          <w:rStyle w:val="OperatorTok"/>
+        </w:rPr>
+        <w:t xml:space="preserve">=</w:t>
+      </w:r>
+      <w:r>
+        <w:rPr>
+          <w:rStyle w:val="NormalTok"/>
+        </w:rPr>
+        <w:t xml:space="preserve"> [r </w:t>
+      </w:r>
+      <w:r>
+        <w:rPr>
+          <w:rStyle w:val="ControlFlowTok"/>
+        </w:rPr>
+        <w:t xml:space="preserve">for</w:t>
+      </w:r>
+      <w:r>
+        <w:rPr>
+          <w:rStyle w:val="NormalTok"/>
+        </w:rPr>
+        <w:t xml:space="preserve"> r </w:t>
+      </w:r>
+      <w:r>
+        <w:rPr>
+          <w:rStyle w:val="KeywordTok"/>
+        </w:rPr>
+        <w:t xml:space="preserve">in</w:t>
+      </w:r>
+      <w:r>
+        <w:rPr>
+          <w:rStyle w:val="NormalTok"/>
+        </w:rPr>
+        <w:t xml:space="preserve"> all_regions </w:t>
+      </w:r>
+      <w:r>
+        <w:rPr>
+          <w:rStyle w:val="ControlFlowTok"/>
+        </w:rPr>
+        <w:t xml:space="preserve">if</w:t>
+      </w:r>
+      <w:r>
+        <w:rPr>
+          <w:rStyle w:val="NormalTok"/>
+        </w:rPr>
+        <w:t xml:space="preserve"> r.region_class </w:t>
+      </w:r>
+      <w:r>
+        <w:rPr>
+          <w:rStyle w:val="OperatorTok"/>
+        </w:rPr>
+        <w:t xml:space="preserve">==</w:t>
+      </w:r>
+      <w:r>
+        <w:rPr>
+          <w:rStyle w:val="NormalTok"/>
+        </w:rPr>
+        <w:t xml:space="preserve"> </w:t>
+      </w:r>
+      <w:r>
+        <w:rPr>
+          <w:rStyle w:val="StringTok"/>
+        </w:rPr>
+        <w:t xml:space="preserve">"Standard"</w:t>
+      </w:r>
+      <w:r>
+        <w:rPr>
+          <w:rStyle w:val="NormalTok"/>
+        </w:rPr>
+        <w:t xml:space="preserve">]</w:t>
+      </w:r>
+      <w:r>
+        <w:br/>
+      </w:r>
+      <w:r>
+        <w:rPr>
+          <w:rStyle w:val="NormalTok"/>
+        </w:rPr>
+        <w:t xml:space="preserve">    </w:t>
+      </w:r>
+      <w:r>
+        <w:br/>
+      </w:r>
+      <w:r>
+        <w:rPr>
+          <w:rStyle w:val="NormalTok"/>
+        </w:rPr>
+        <w:t xml:space="preserve">    </w:t>
+      </w:r>
+      <w:r>
+        <w:rPr>
+          <w:rStyle w:val="CommentTok"/>
+        </w:rPr>
+        <w:t xml:space="preserve"># If customer explicitly requests a Restricted region → Scenario 2 exception path</w:t>
+      </w:r>
+      <w:r>
+        <w:br/>
+      </w:r>
+      <w:r>
+        <w:rPr>
+          <w:rStyle w:val="NormalTok"/>
+        </w:rPr>
+        <w:t xml:space="preserve">    </w:t>
+      </w:r>
+      <w:r>
+        <w:rPr>
+          <w:rStyle w:val="ControlFlowTok"/>
+        </w:rPr>
+        <w:t xml:space="preserve">if</w:t>
+      </w:r>
+      <w:r>
+        <w:rPr>
+          <w:rStyle w:val="NormalTok"/>
+        </w:rPr>
+        <w:t xml:space="preserve"> customer_request.region_override </w:t>
+      </w:r>
+      <w:r>
+        <w:rPr>
+          <w:rStyle w:val="KeywordTok"/>
+        </w:rPr>
+        <w:t xml:space="preserve">and</w:t>
+      </w:r>
+      <w:r>
+        <w:rPr>
+          <w:rStyle w:val="NormalTok"/>
+        </w:rPr>
+        <w:t xml:space="preserve"> customer_request.region_override.region_class </w:t>
+      </w:r>
+      <w:r>
+        <w:rPr>
+          <w:rStyle w:val="OperatorTok"/>
+        </w:rPr>
+        <w:t xml:space="preserve">==</w:t>
+      </w:r>
+      <w:r>
+        <w:rPr>
+          <w:rStyle w:val="NormalTok"/>
+        </w:rPr>
+        <w:t xml:space="preserve"> </w:t>
+      </w:r>
+      <w:r>
+        <w:rPr>
+          <w:rStyle w:val="StringTok"/>
+        </w:rPr>
+        <w:t xml:space="preserve">"Restricted"</w:t>
+      </w:r>
+      <w:r>
+        <w:rPr>
+          <w:rStyle w:val="NormalTok"/>
+        </w:rPr>
+        <w:t xml:space="preserve">:</w:t>
+      </w:r>
+      <w:r>
+        <w:br/>
+      </w:r>
+      <w:r>
+        <w:rPr>
+          <w:rStyle w:val="NormalTok"/>
+        </w:rPr>
+        <w:t xml:space="preserve">        </w:t>
+      </w:r>
+      <w:r>
+        <w:rPr>
+          <w:rStyle w:val="ControlFlowTok"/>
+        </w:rPr>
+        <w:t xml:space="preserve">return</w:t>
+      </w:r>
+      <w:r>
+        <w:rPr>
+          <w:rStyle w:val="NormalTok"/>
+        </w:rPr>
+        <w:t xml:space="preserve"> handle_exception_deployment(customer_request)</w:t>
+      </w:r>
+      <w:r>
+        <w:br/>
+      </w:r>
+      <w:r>
+        <w:rPr>
+          <w:rStyle w:val="NormalTok"/>
+        </w:rPr>
+        <w:t xml:space="preserve">    </w:t>
+      </w:r>
+      <w:r>
+        <w:br/>
+      </w:r>
+      <w:r>
+        <w:rPr>
+          <w:rStyle w:val="NormalTok"/>
+        </w:rPr>
+        <w:t xml:space="preserve">    </w:t>
+      </w:r>
+      <w:r>
+        <w:rPr>
+          <w:rStyle w:val="CommentTok"/>
+        </w:rPr>
+        <w:t xml:space="preserve"># HC-8: Geography containment</w:t>
+      </w:r>
+      <w:r>
+        <w:br/>
+      </w:r>
+      <w:r>
+        <w:rPr>
+          <w:rStyle w:val="NormalTok"/>
+        </w:rPr>
+        <w:t xml:space="preserve">    geo_filtered </w:t>
+      </w:r>
+      <w:r>
+        <w:rPr>
+          <w:rStyle w:val="OperatorTok"/>
+        </w:rPr>
+        <w:t xml:space="preserve">=</w:t>
+      </w:r>
+      <w:r>
+        <w:rPr>
+          <w:rStyle w:val="NormalTok"/>
+        </w:rPr>
+        <w:t xml:space="preserve"> [r </w:t>
+      </w:r>
+      <w:r>
+        <w:rPr>
+          <w:rStyle w:val="ControlFlowTok"/>
+        </w:rPr>
+        <w:t xml:space="preserve">for</w:t>
+      </w:r>
+      <w:r>
+        <w:rPr>
+          <w:rStyle w:val="NormalTok"/>
+        </w:rPr>
+        <w:t xml:space="preserve"> r </w:t>
+      </w:r>
+      <w:r>
+        <w:rPr>
+          <w:rStyle w:val="KeywordTok"/>
+        </w:rPr>
+        <w:t xml:space="preserve">in</w:t>
+      </w:r>
+      <w:r>
+        <w:rPr>
+          <w:rStyle w:val="NormalTok"/>
+        </w:rPr>
+        <w:t xml:space="preserve"> standard_regions </w:t>
+      </w:r>
+      <w:r>
+        <w:rPr>
+          <w:rStyle w:val="ControlFlowTok"/>
+        </w:rPr>
+        <w:t xml:space="preserve">if</w:t>
+      </w:r>
+      <w:r>
+        <w:rPr>
+          <w:rStyle w:val="NormalTok"/>
+        </w:rPr>
+        <w:t xml:space="preserve"> r.geography </w:t>
+      </w:r>
+      <w:r>
+        <w:rPr>
+          <w:rStyle w:val="OperatorTok"/>
+        </w:rPr>
+        <w:t xml:space="preserve">==</w:t>
+      </w:r>
+      <w:r>
+        <w:rPr>
+          <w:rStyle w:val="NormalTok"/>
+        </w:rPr>
+        <w:t xml:space="preserve"> geography]</w:t>
+      </w:r>
+      <w:r>
+        <w:br/>
+      </w:r>
+      <w:r>
+        <w:rPr>
+          <w:rStyle w:val="NormalTok"/>
+        </w:rPr>
+        <w:t xml:space="preserve">    </w:t>
+      </w:r>
+      <w:r>
+        <w:br/>
+      </w:r>
+      <w:r>
+        <w:rPr>
+          <w:rStyle w:val="NormalTok"/>
+        </w:rPr>
+        <w:t xml:space="preserve">    </w:t>
+      </w:r>
+      <w:r>
+        <w:rPr>
+          <w:rStyle w:val="ControlFlowTok"/>
+        </w:rPr>
+        <w:t xml:space="preserve">return</w:t>
+      </w:r>
+      <w:r>
+        <w:rPr>
+          <w:rStyle w:val="NormalTok"/>
+        </w:rPr>
+        <w:t xml:space="preserve"> geo_filtered</w:t>
+      </w:r>
+    </w:p>
+    <w:bookmarkEnd w:id="82"/>
+    <w:bookmarkStart w:id="83" w:name="exception-deployment-workflow-scenario-2"/>
+    <w:p>
+      <w:pPr>
+        <w:pStyle w:val="Heading4"/>
+      </w:pPr>
+      <w:r>
+        <w:t xml:space="preserve">Exception Deployment Workflow (Scenario 2)</w:t>
+      </w:r>
+    </w:p>
+    <w:p>
+      <w:pPr>
+        <w:pStyle w:val="FirstParagraph"/>
+      </w:pPr>
+      <w:r>
+        <w:rPr>
+          <w:bCs/>
+          <w:b/>
+        </w:rPr>
+        <w:t xml:space="preserve">Trigger:</w:t>
+      </w:r>
+      <w:r>
+        <w:t xml:space="preserve"> </w:t>
+      </w:r>
+      <w:r>
+        <w:t xml:space="preserve">Customer explicitly requests a Restricted Capacity Region</w:t>
+      </w:r>
+    </w:p>
+    <w:p>
+      <w:pPr>
+        <w:pStyle w:val="BodyText"/>
+      </w:pPr>
+      <w:r>
+        <w:rPr>
+          <w:bCs/>
+          <w:b/>
+        </w:rPr>
+        <w:t xml:space="preserve">Workflow:</w:t>
+      </w:r>
+      <w:r>
+        <w:t xml:space="preserve"> </w:t>
+      </w:r>
+      <w:r>
+        <w:t xml:space="preserve">1. Operator receives request via exception deployment queue</w:t>
+      </w:r>
+      <w:r>
+        <w:t xml:space="preserve"> </w:t>
+      </w:r>
+      <w:r>
+        <w:t xml:space="preserve">2. Validate customer has required tenant permissions (sovereign cloud registration)</w:t>
+      </w:r>
+      <w:r>
+        <w:t xml:space="preserve"> </w:t>
+      </w:r>
+      <w:r>
+        <w:t xml:space="preserve">3. Validate SKU availability in target Restricted region</w:t>
+      </w:r>
+      <w:r>
+        <w:t xml:space="preserve"> </w:t>
+      </w:r>
+      <w:r>
+        <w:t xml:space="preserve">4. Manual approval gate (ops team review)</w:t>
+      </w:r>
+      <w:r>
+        <w:t xml:space="preserve"> </w:t>
+      </w:r>
+      <w:r>
+        <w:t xml:space="preserve">5. If approved: Create Prod CRG in Restricted region;</w:t>
+      </w:r>
+      <w:r>
+        <w:t xml:space="preserve"> </w:t>
+      </w:r>
+      <w:r>
+        <w:rPr>
+          <w:bCs/>
+          <w:b/>
+        </w:rPr>
+        <w:t xml:space="preserve">CVAL and DR must still use Standard regions</w:t>
+      </w:r>
+      <w:r>
+        <w:t xml:space="preserve"> </w:t>
+      </w:r>
+      <w:r>
+        <w:t xml:space="preserve">(VR-6)</w:t>
+      </w:r>
+      <w:r>
+        <w:t xml:space="preserve"> </w:t>
+      </w:r>
+      <w:r>
+        <w:t xml:space="preserve">6. Record exception in</w:t>
+      </w:r>
+      <w:r>
+        <w:t xml:space="preserve"> </w:t>
+      </w:r>
+      <w:r>
+        <w:rPr>
+          <w:rStyle w:val="VerbatimChar"/>
+        </w:rPr>
+        <w:t xml:space="preserve">OperationRecord</w:t>
+      </w:r>
+      <w:r>
+        <w:t xml:space="preserve"> </w:t>
+      </w:r>
+      <w:r>
+        <w:t xml:space="preserve">with approval metadata</w:t>
+      </w:r>
+    </w:p>
+    <w:bookmarkEnd w:id="83"/>
+    <w:bookmarkStart w:id="84" w:name="evidence-tag-8"/>
+    <w:p>
+      <w:pPr>
+        <w:pStyle w:val="Heading4"/>
+      </w:pPr>
+      <w:r>
+        <w:t xml:space="preserve">Evidence Tag</w:t>
+      </w:r>
+    </w:p>
+    <w:p>
+      <w:pPr>
+        <w:pStyle w:val="FirstParagraph"/>
+      </w:pPr>
+      <w:r>
+        <w:rPr>
+          <w:rStyle w:val="VerbatimChar"/>
+        </w:rPr>
+        <w:t xml:space="preserve">[Undocumented — architectural judgement]</w:t>
+      </w:r>
+    </w:p>
+    <w:p>
+      <w:r>
+        <w:pict>
+          <v:rect style="width:0;height:1.5pt" o:hralign="center" o:hrstd="t" o:hr="t"/>
+        </w:pict>
+      </w:r>
+    </w:p>
+    <w:bookmarkEnd w:id="84"/>
+    <w:bookmarkEnd w:id="85"/>
+    <w:bookmarkStart w:id="95" w:name="X68fc772668646b6b4fe4c79222bdd3cb44f45e4"/>
+    <w:p>
+      <w:pPr>
+        <w:pStyle w:val="Heading3"/>
+      </w:pPr>
+      <w:r>
+        <w:t xml:space="preserve">HC-10: CROSS_GEO_EXTENSION_PATH_APPROVED [NEW]</w:t>
+      </w:r>
+    </w:p>
+    <w:p>
+      <w:pPr>
+        <w:pStyle w:val="FirstParagraph"/>
+      </w:pPr>
+      <w:r>
+        <w:rPr>
+          <w:bCs/>
+          <w:b/>
+        </w:rPr>
+        <w:t xml:space="preserve">Category:</w:t>
+      </w:r>
+      <w:r>
+        <w:t xml:space="preserve"> </w:t>
+      </w:r>
+      <w:r>
+        <w:t xml:space="preserve">Cross-Geo DR</w:t>
+      </w:r>
+      <w:r>
+        <w:br/>
+      </w:r>
+      <w:r>
+        <w:rPr>
+          <w:bCs/>
+          <w:b/>
+        </w:rPr>
+        <w:t xml:space="preserve">Source:</w:t>
+      </w:r>
+      <w:r>
+        <w:t xml:space="preserve"> </w:t>
+      </w:r>
+      <w:r>
+        <w:t xml:space="preserve">Production Readiness Review §27</w:t>
+      </w:r>
+      <w:r>
+        <w:br/>
+      </w:r>
+      <w:r>
+        <w:rPr>
+          <w:bCs/>
+          <w:b/>
+        </w:rPr>
+        <w:t xml:space="preserve">Status:</w:t>
+      </w:r>
+      <w:r>
+        <w:t xml:space="preserve"> </w:t>
+      </w:r>
+      <w:r>
+        <w:t xml:space="preserve">New governance control for cross-geography DR assignments</w:t>
+      </w:r>
+    </w:p>
+    <w:bookmarkStart w:id="86" w:name="definition-9"/>
+    <w:p>
+      <w:pPr>
+        <w:pStyle w:val="Heading4"/>
+      </w:pPr>
+      <w:r>
+        <w:t xml:space="preserve">Definition</w:t>
+      </w:r>
+    </w:p>
+    <w:p>
+      <w:pPr>
+        <w:pStyle w:val="SourceCode"/>
+      </w:pPr>
+      <w:r>
+        <w:rPr>
+          <w:rStyle w:val="VerbatimChar"/>
+        </w:rPr>
+        <w:t xml:space="preserve">Any DR assignment to a region outside the customer's chosen geography must match</w:t>
+      </w:r>
+      <w:r>
+        <w:br/>
+      </w:r>
+      <w:r>
+        <w:rPr>
+          <w:rStyle w:val="VerbatimChar"/>
+        </w:rPr>
+        <w:t xml:space="preserve">an explicitly enumerated Cross-Geo Extension path in the active PlacementPolicy.</w:t>
+      </w:r>
+    </w:p>
+    <w:bookmarkEnd w:id="86"/>
+    <w:bookmarkStart w:id="87" w:name="rationale-8"/>
+    <w:p>
+      <w:pPr>
+        <w:pStyle w:val="Heading4"/>
+      </w:pPr>
+      <w:r>
+        <w:t xml:space="preserve">Rationale</w:t>
+      </w:r>
+    </w:p>
+    <w:p>
+      <w:pPr>
+        <w:pStyle w:val="FirstParagraph"/>
+      </w:pPr>
+      <w:r>
+        <w:t xml:space="preserve">Cross-geography DR introduces data residency, compliance, and latency considerations that require explicit approval. The engine does not autonomously select cross-geo DR regions; it only accepts pre-approved extension paths defined in the active</w:t>
+      </w:r>
+      <w:r>
+        <w:t xml:space="preserve"> </w:t>
+      </w:r>
+      <w:r>
+        <w:rPr>
+          <w:rStyle w:val="VerbatimChar"/>
+        </w:rPr>
+        <w:t xml:space="preserve">PlacementPolicy</w:t>
+      </w:r>
+      <w:r>
+        <w:t xml:space="preserve">.</w:t>
+      </w:r>
+    </w:p>
+    <w:bookmarkEnd w:id="87"/>
+    <w:bookmarkStart w:id="88" w:name="enforcement"/>
+    <w:p>
+      <w:pPr>
+        <w:pStyle w:val="Heading4"/>
+      </w:pPr>
+      <w:r>
+        <w:t xml:space="preserve">Enforcement</w:t>
+      </w:r>
+    </w:p>
+    <w:p>
+      <w:pPr>
+        <w:pStyle w:val="FirstParagraph"/>
+      </w:pPr>
+      <w:r>
+        <w:t xml:space="preserve">DR assignments to Standard Capacity Regions in a</w:t>
+      </w:r>
+      <w:r>
+        <w:t xml:space="preserve"> </w:t>
+      </w:r>
+      <w:r>
+        <w:rPr>
+          <w:bCs/>
+          <w:b/>
+        </w:rPr>
+        <w:t xml:space="preserve">different geography</w:t>
+      </w:r>
+      <w:r>
+        <w:t xml:space="preserve"> </w:t>
+      </w:r>
+      <w:r>
+        <w:t xml:space="preserve">are rejected if no approved extension path exists for the source geography.</w:t>
+      </w:r>
+    </w:p>
+    <w:bookmarkEnd w:id="88"/>
+    <w:bookmarkStart w:id="89" w:name="Xe6b9436eca49b7821c6becbecefe925a62cb109"/>
+    <w:p>
+      <w:pPr>
+        <w:pStyle w:val="Heading4"/>
+      </w:pPr>
+      <w:r>
+        <w:t xml:space="preserve">Approved Cross-Geo Extension Paths (Example)</w:t>
+      </w:r>
+    </w:p>
+    <w:tbl>
+      <w:tblPr>
+        <w:tblStyle w:val="Table"/>
+        <w:tblW w:type="pct" w:w="5000"/>
+        <w:tblLook w:firstRow="1" w:lastRow="0" w:firstColumn="0" w:lastColumn="0" w:noHBand="0" w:noVBand="0" w:val="0020"/>
+      </w:tblPr>
+      <w:tblGrid>
+        <w:gridCol w:w="1980"/>
+        <w:gridCol w:w="1980"/>
+        <w:gridCol w:w="1980"/>
+        <w:gridCol w:w="1980"/>
+      </w:tblGrid>
+      <w:tr>
+        <w:trPr>
+          <w:tblHeader w:val="true"/>
+        </w:trPr>
+        <w:tc>
+          <w:tcPr/>
+          <w:p>
+            <w:pPr>
+              <w:pStyle w:val="Compact"/>
+              <w:jc w:val="left"/>
+            </w:pPr>
+            <w:r>
+              <w:t xml:space="preserve">Source Geography</w:t>
+            </w:r>
+          </w:p>
+        </w:tc>
+        <w:tc>
+          <w:tcPr/>
+          <w:p>
+            <w:pPr>
+              <w:pStyle w:val="Compact"/>
+              <w:jc w:val="left"/>
+            </w:pPr>
+            <w:r>
+              <w:t xml:space="preserve">Approved DR Geographies</w:t>
+            </w:r>
+          </w:p>
+        </w:tc>
+        <w:tc>
+          <w:tcPr/>
+          <w:p>
+            <w:pPr>
+              <w:pStyle w:val="Compact"/>
+              <w:jc w:val="left"/>
+            </w:pPr>
+            <w:r>
+              <w:t xml:space="preserve">Primary DR Region</w:t>
+            </w:r>
+          </w:p>
+        </w:tc>
+        <w:tc>
+          <w:tcPr/>
+          <w:p>
+            <w:pPr>
+              <w:pStyle w:val="Compact"/>
+              <w:jc w:val="left"/>
+            </w:pPr>
+            <w:r>
+              <w:t xml:space="preserve">Rationale</w:t>
+            </w:r>
+          </w:p>
+        </w:tc>
+      </w:tr>
+      <w:tr>
+        <w:tc>
+          <w:tcPr/>
+          <w:p>
+            <w:pPr>
+              <w:pStyle w:val="Compact"/>
+              <w:jc w:val="left"/>
+            </w:pPr>
+            <w:r>
+              <w:t xml:space="preserve">Middle East</w:t>
+            </w:r>
+          </w:p>
+        </w:tc>
+        <w:tc>
+          <w:tcPr/>
+          <w:p>
+            <w:pPr>
+              <w:pStyle w:val="Compact"/>
+              <w:jc w:val="left"/>
+            </w:pPr>
+            <w:r>
               <w:t xml:space="preserve">Europe</w:t>
             </w:r>
           </w:p>
@@ -6317,17 +6735,60 @@
             <w:r>
               <w:t xml:space="preserve">Switzerland North</w:t>
             </w:r>
-          </w:p>
-        </w:tc>
-        <w:tc>
-          <w:tcPr/>
-          <w:p>
-            <w:pPr>
-              <w:pStyle w:val="Compact"/>
-              <w:jc w:val="left"/>
-            </w:pPr>
-            <w:r>
-              <w:t xml:space="preserve">Middle East has only 2 regions (UAE North, Saudi Arabia); insufficient for 3-region model</w:t>
+            <w:r>
+              <w:t xml:space="preserve"> </w:t>
+            </w:r>
+            <w:r>
+              <w:rPr>
+                <w:bCs/>
+                <w:b/>
+              </w:rPr>
+              <w:t xml:space="preserve">(inactive — gated by DEC-001)</w:t>
+            </w:r>
+          </w:p>
+        </w:tc>
+        <w:tc>
+          <w:tcPr/>
+          <w:p>
+            <w:pPr>
+              <w:pStyle w:val="Compact"/>
+              <w:jc w:val="left"/>
+            </w:pPr>
+            <w:r>
+              <w:t xml:space="preserve">Middle East has only 2 regions (UAE North, Saudi Arabia); a 3-region model</w:t>
+            </w:r>
+            <w:r>
+              <w:t xml:space="preserve"> </w:t>
+            </w:r>
+            <w:r>
+              <w:rPr>
+                <w:iCs/>
+                <w:i/>
+              </w:rPr>
+              <w:t xml:space="preserve">would</w:t>
+            </w:r>
+            <w:r>
+              <w:t xml:space="preserve"> </w:t>
+            </w:r>
+            <w:r>
+              <w:t xml:space="preserve">need cross-geo DR, but ME DR is currently</w:t>
+            </w:r>
+            <w:r>
+              <w:t xml:space="preserve"> </w:t>
+            </w:r>
+            <w:r>
+              <w:rPr>
+                <w:rStyle w:val="VerbatimChar"/>
+                <w:bCs/>
+                <w:b/>
+              </w:rPr>
+              <w:t xml:space="preserve">DR_NOT_OFFERED</w:t>
+            </w:r>
+            <w:r>
+              <w:t xml:space="preserve"> </w:t>
+            </w:r>
+            <w:r>
+              <w:t xml:space="preserve">(data-sovereignty/residency, DR-014). Path stays inactive until Legal approves DR (DEC-001).</w:t>
             </w:r>
           </w:p>
         </w:tc>
@@ -6434,13 +6895,129 @@
       </w:tr>
     </w:tbl>
     <w:bookmarkEnd w:id="89"/>
-    <w:bookmarkStart w:id="90" w:name="X6218dba3f098d48f66e81f78d6b4869df43a6dd"/>
+    <w:bookmarkStart w:id="90" w:name="Xf09ef4d2e18905e9e654cfa9966b9966dd14595"/>
     <w:p>
       <w:pPr>
         <w:pStyle w:val="Heading4"/>
       </w:pPr>
       <w:r>
-        <w:t xml:space="preserve">Middle East Three-Region Placement (Canonical Example)</w:t>
+        <w:t xml:space="preserve">Middle East Three-Region Placement (Conditional Example — gated by DEC-001)</w:t>
+      </w:r>
+    </w:p>
+    <w:p>
+      <w:pPr>
+        <w:pStyle w:val="BlockText"/>
+      </w:pPr>
+      <w:r>
+        <w:rPr>
+          <w:bCs/>
+          <w:b/>
+        </w:rPr>
+        <w:t xml:space="preserve">This example applies ONLY if Legal approves Middle East DR (DEC-001).</w:t>
+      </w:r>
+      <w:r>
+        <w:t xml:space="preserve"> </w:t>
+      </w:r>
+      <w:r>
+        <w:t xml:space="preserve">As it stands, the current legal position is</w:t>
+      </w:r>
+      <w:r>
+        <w:t xml:space="preserve"> </w:t>
+      </w:r>
+      <w:r>
+        <w:rPr>
+          <w:rStyle w:val="VerbatimChar"/>
+          <w:bCs/>
+          <w:b/>
+        </w:rPr>
+        <w:t xml:space="preserve">DR_NOT_OFFERED</w:t>
+      </w:r>
+      <w:r>
+        <w:t xml:space="preserve"> </w:t>
+      </w:r>
+      <w:r>
+        <w:t xml:space="preserve">for the Middle East (data-sovereignty/residency; see the ⚠️ note at the top of this document and DR-014). Under the default legal state the placement is:</w:t>
+      </w:r>
+      <w:r>
+        <w:t xml:space="preserve"> </w:t>
+      </w:r>
+      <w:r>
+        <w:rPr>
+          <w:bCs/>
+          <w:b/>
+        </w:rPr>
+        <w:t xml:space="preserve">Prod</w:t>
+      </w:r>
+      <w:r>
+        <w:t xml:space="preserve"> </w:t>
+      </w:r>
+      <w:r>
+        <w:t xml:space="preserve">in-geo,</w:t>
+      </w:r>
+      <w:r>
+        <w:t xml:space="preserve"> </w:t>
+      </w:r>
+      <w:r>
+        <w:rPr>
+          <w:bCs/>
+          <w:b/>
+        </w:rPr>
+        <w:t xml:space="preserve">CVAL/NonProd</w:t>
+      </w:r>
+      <w:r>
+        <w:t xml:space="preserve"> </w:t>
+      </w:r>
+      <w:r>
+        <w:t xml:space="preserve">in-geo, and</w:t>
+      </w:r>
+      <w:r>
+        <w:t xml:space="preserve"> </w:t>
+      </w:r>
+      <w:r>
+        <w:rPr>
+          <w:rStyle w:val="VerbatimChar"/>
+          <w:bCs/>
+          <w:b/>
+        </w:rPr>
+        <w:t xml:space="preserve">dr_region = NOT_OFFERED</w:t>
+      </w:r>
+      <w:r>
+        <w:t xml:space="preserve"> </w:t>
+      </w:r>
+      <w:r>
+        <w:t xml:space="preserve">— steps 3 below are</w:t>
+      </w:r>
+      <w:r>
+        <w:t xml:space="preserve"> </w:t>
+      </w:r>
+      <w:r>
+        <w:rPr>
+          <w:bCs/>
+          <w:b/>
+        </w:rPr>
+        <w:t xml:space="preserve">not executed</w:t>
+      </w:r>
+      <w:r>
+        <w:t xml:space="preserve"> </w:t>
+      </w:r>
+      <w:r>
+        <w:t xml:space="preserve">and no cross-geo DR is assigned. The steps below describe the pre-configured behaviour that becomes live</w:t>
+      </w:r>
+      <w:r>
+        <w:t xml:space="preserve"> </w:t>
+      </w:r>
+      <w:r>
+        <w:rPr>
+          <w:bCs/>
+          <w:b/>
+        </w:rPr>
+        <w:t xml:space="preserve">only after</w:t>
+      </w:r>
+      <w:r>
+        <w:t xml:space="preserve"> </w:t>
+      </w:r>
+      <w:r>
+        <w:t xml:space="preserve">DEC-001 records an approval.</w:t>
       </w:r>
     </w:p>
     <w:p>
@@ -6466,6 +7043,43 @@
       <w:r>
         <w:t xml:space="preserve">- Available Middle East Standard regions: UAE North, Saudi Arabia Central (2 only)</w:t>
       </w:r>
+      <w:r>
+        <w:t xml:space="preserve"> </w:t>
+      </w:r>
+      <w:r>
+        <w:t xml:space="preserve">-</w:t>
+      </w:r>
+      <w:r>
+        <w:t xml:space="preserve"> </w:t>
+      </w:r>
+      <w:r>
+        <w:rPr>
+          <w:bCs/>
+          <w:b/>
+        </w:rPr>
+        <w:t xml:space="preserve">Middle East DR policy flag (DR-014):</w:t>
+      </w:r>
+      <w:r>
+        <w:t xml:space="preserve"> </w:t>
+      </w:r>
+      <w:r>
+        <w:t xml:space="preserve">default</w:t>
+      </w:r>
+      <w:r>
+        <w:t xml:space="preserve"> </w:t>
+      </w:r>
+      <w:r>
+        <w:rPr>
+          <w:rStyle w:val="VerbatimChar"/>
+        </w:rPr>
+        <w:t xml:space="preserve">DR_NOT_OFFERED = true</w:t>
+      </w:r>
+      <w:r>
+        <w:t xml:space="preserve"> </w:t>
+      </w:r>
+      <w:r>
+        <w:t xml:space="preserve">(pending DEC-001)</w:t>
+      </w:r>
     </w:p>
     <w:p>
       <w:pPr>
@@ -6476,7 +7090,29 @@
           <w:bCs/>
           <w:b/>
         </w:rPr>
-        <w:t xml:space="preserve">Placement:</w:t>
+        <w:t xml:space="preserve">Default placement (current legal position —</w:t>
+      </w:r>
+      <w:r>
+        <w:rPr>
+          <w:bCs/>
+          <w:b/>
+        </w:rPr>
+        <w:t xml:space="preserve"> </w:t>
+      </w:r>
+      <w:r>
+        <w:rPr>
+          <w:rStyle w:val="VerbatimChar"/>
+          <w:bCs/>
+          <w:b/>
+        </w:rPr>
+        <w:t xml:space="preserve">DR_NOT_OFFERED</w:t>
+      </w:r>
+      <w:r>
+        <w:rPr>
+          <w:bCs/>
+          <w:b/>
+        </w:rPr>
+        <w:t xml:space="preserve">):</w:t>
       </w:r>
       <w:r>
         <w:t xml:space="preserve"> </w:t>
@@ -6551,6 +7187,126 @@
         <w:t xml:space="preserve"> </w:t>
       </w:r>
       <w:r>
+        <w:rPr>
+          <w:rStyle w:val="VerbatimChar"/>
+          <w:bCs/>
+          <w:b/>
+        </w:rPr>
+        <w:t xml:space="preserve">NOT_OFFERED</w:t>
+      </w:r>
+      <w:r>
+        <w:t xml:space="preserve"> </w:t>
+      </w:r>
+      <w:r>
+        <w:t xml:space="preserve">— seed records no DR region; engine does not assign Switzerland North or any other cross-geo region. Middle East production may still exist without DR.</w:t>
+      </w:r>
+    </w:p>
+    <w:p>
+      <w:pPr>
+        <w:pStyle w:val="BodyText"/>
+      </w:pPr>
+      <w:r>
+        <w:rPr>
+          <w:bCs/>
+          <w:b/>
+        </w:rPr>
+        <w:t xml:space="preserve">Conditional placement (only if DEC-001 approves ME DR — sets</w:t>
+      </w:r>
+      <w:r>
+        <w:rPr>
+          <w:bCs/>
+          <w:b/>
+        </w:rPr>
+        <w:t xml:space="preserve"> </w:t>
+      </w:r>
+      <w:r>
+        <w:rPr>
+          <w:rStyle w:val="VerbatimChar"/>
+          <w:bCs/>
+          <w:b/>
+        </w:rPr>
+        <w:t xml:space="preserve">DR_NOT_OFFERED = false</w:t>
+      </w:r>
+      <w:r>
+        <w:rPr>
+          <w:bCs/>
+          <w:b/>
+        </w:rPr>
+        <w:t xml:space="preserve">):</w:t>
+      </w:r>
+      <w:r>
+        <w:t xml:space="preserve"> </w:t>
+      </w:r>
+      <w:r>
+        <w:t xml:space="preserve">1.</w:t>
+      </w:r>
+      <w:r>
+        <w:t xml:space="preserve"> </w:t>
+      </w:r>
+      <w:r>
+        <w:rPr>
+          <w:bCs/>
+          <w:b/>
+        </w:rPr>
+        <w:t xml:space="preserve">Prod:</w:t>
+      </w:r>
+      <w:r>
+        <w:t xml:space="preserve"> </w:t>
+      </w:r>
+      <w:r>
+        <w:rPr>
+          <w:rStyle w:val="VerbatimChar"/>
+        </w:rPr>
+        <w:t xml:space="preserve">argmax(PS_Prod)</w:t>
+      </w:r>
+      <w:r>
+        <w:t xml:space="preserve"> </w:t>
+      </w:r>
+      <w:r>
+        <w:t xml:space="preserve">over {UAE North, Saudi Arabia Central} → e.g., UAE North</w:t>
+      </w:r>
+      <w:r>
+        <w:t xml:space="preserve"> </w:t>
+      </w:r>
+      <w:r>
+        <w:t xml:space="preserve">2.</w:t>
+      </w:r>
+      <w:r>
+        <w:t xml:space="preserve"> </w:t>
+      </w:r>
+      <w:r>
+        <w:rPr>
+          <w:bCs/>
+          <w:b/>
+        </w:rPr>
+        <w:t xml:space="preserve">CVAL/NonProd:</w:t>
+      </w:r>
+      <w:r>
+        <w:t xml:space="preserve"> </w:t>
+      </w:r>
+      <w:r>
+        <w:t xml:space="preserve">Remaining Middle East region → Saudi Arabia Central</w:t>
+      </w:r>
+      <w:r>
+        <w:t xml:space="preserve"> </w:t>
+      </w:r>
+      <w:r>
+        <w:t xml:space="preserve">3.</w:t>
+      </w:r>
+      <w:r>
+        <w:t xml:space="preserve"> </w:t>
+      </w:r>
+      <w:r>
+        <w:rPr>
+          <w:bCs/>
+          <w:b/>
+        </w:rPr>
+        <w:t xml:space="preserve">DR:</w:t>
+      </w:r>
+      <w:r>
+        <w:t xml:space="preserve"> </w:t>
+      </w:r>
+      <w:r>
         <w:t xml:space="preserve">Cross-Geo Extension to</w:t>
       </w:r>
       <w:r>
@@ -6567,7 +7323,7 @@
         <w:t xml:space="preserve"> </w:t>
       </w:r>
       <w:r>
-        <w:t xml:space="preserve">(approved path)</w:t>
+        <w:t xml:space="preserve">(pre-approved path, now activated)</w:t>
       </w:r>
     </w:p>
     <w:p>
@@ -6579,7 +7335,7 @@
           <w:bCs/>
           <w:b/>
         </w:rPr>
-        <w:t xml:space="preserve">Validation:</w:t>
+        <w:t xml:space="preserve">Validation (conditional path only):</w:t>
       </w:r>
       <w:r>
         <w:t xml:space="preserve"> </w:t>
@@ -6665,13 +7421,72 @@
           <w:bCs/>
           <w:b/>
         </w:rPr>
-        <w:t xml:space="preserve">VR-6:</w:t>
-      </w:r>
-      <w:r>
-        <w:t xml:space="preserve"> </w:t>
-      </w:r>
-      <w:r>
-        <w:t xml:space="preserve">For Middle East geography, DR region must be Switzerland North via approved Cross-Geo Extension path</w:t>
+        <w:t xml:space="preserve">VR-8 (default):</w:t>
+      </w:r>
+      <w:r>
+        <w:t xml:space="preserve"> </w:t>
+      </w:r>
+      <w:r>
+        <w:t xml:space="preserve">For a Middle East geography with</w:t>
+      </w:r>
+      <w:r>
+        <w:t xml:space="preserve"> </w:t>
+      </w:r>
+      <w:r>
+        <w:rPr>
+          <w:rStyle w:val="VerbatimChar"/>
+        </w:rPr>
+        <w:t xml:space="preserve">DR_NOT_OFFERED = true</w:t>
+      </w:r>
+      <w:r>
+        <w:t xml:space="preserve"> </w:t>
+      </w:r>
+      <w:r>
+        <w:t xml:space="preserve">(current legal position, DEC-001), the seed</w:t>
+      </w:r>
+      <w:r>
+        <w:t xml:space="preserve"> </w:t>
+      </w:r>
+      <w:r>
+        <w:rPr>
+          <w:bCs/>
+          <w:b/>
+        </w:rPr>
+        <w:t xml:space="preserve">must</w:t>
+      </w:r>
+      <w:r>
+        <w:t xml:space="preserve"> </w:t>
+      </w:r>
+      <w:r>
+        <w:t xml:space="preserve">record</w:t>
+      </w:r>
+      <w:r>
+        <w:t xml:space="preserve"> </w:t>
+      </w:r>
+      <w:r>
+        <w:rPr>
+          <w:rStyle w:val="VerbatimChar"/>
+        </w:rPr>
+        <w:t xml:space="preserve">dr_region = NOT_OFFERED</w:t>
+      </w:r>
+      <w:r>
+        <w:t xml:space="preserve">; the engine must</w:t>
+      </w:r>
+      <w:r>
+        <w:t xml:space="preserve"> </w:t>
+      </w:r>
+      <w:r>
+        <w:rPr>
+          <w:bCs/>
+          <w:b/>
+        </w:rPr>
+        <w:t xml:space="preserve">not</w:t>
+      </w:r>
+      <w:r>
+        <w:t xml:space="preserve"> </w:t>
+      </w:r>
+      <w:r>
+        <w:t xml:space="preserve">auto-assign Switzerland North or any cross-geo DR.</w:t>
       </w:r>
     </w:p>
     <w:p>
@@ -6687,6 +7502,53 @@
           <w:bCs/>
           <w:b/>
         </w:rPr>
+        <w:t xml:space="preserve">VR-8a (conditional):</w:t>
+      </w:r>
+      <w:r>
+        <w:t xml:space="preserve"> </w:t>
+      </w:r>
+      <w:r>
+        <w:rPr>
+          <w:iCs/>
+          <w:i/>
+        </w:rPr>
+        <w:t xml:space="preserve">Only if</w:t>
+      </w:r>
+      <w:r>
+        <w:t xml:space="preserve"> </w:t>
+      </w:r>
+      <w:r>
+        <w:t xml:space="preserve">DEC-001 approval has cleared the</w:t>
+      </w:r>
+      <w:r>
+        <w:t xml:space="preserve"> </w:t>
+      </w:r>
+      <w:r>
+        <w:rPr>
+          <w:rStyle w:val="VerbatimChar"/>
+        </w:rPr>
+        <w:t xml:space="preserve">DR_NOT_OFFERED</w:t>
+      </w:r>
+      <w:r>
+        <w:t xml:space="preserve"> </w:t>
+      </w:r>
+      <w:r>
+        <w:t xml:space="preserve">flag, the Middle East DR region must be Switzerland North via the approved Cross-Geo Extension path.</w:t>
+      </w:r>
+    </w:p>
+    <w:p>
+      <w:pPr>
+        <w:numPr>
+          <w:ilvl w:val="0"/>
+          <w:numId w:val="1015"/>
+        </w:numPr>
+        <w:pStyle w:val="Compact"/>
+      </w:pPr>
+      <w:r>
+        <w:rPr>
+          <w:bCs/>
+          <w:b/>
+        </w:rPr>
         <w:t xml:space="preserve">VR-11:</w:t>
       </w:r>
       <w:r>
@@ -6703,6 +7565,22 @@
           <w:rStyle w:val="VerbatimChar"/>
         </w:rPr>
         <w:t xml:space="preserve">PlacementPolicy</w:t>
+      </w:r>
+      <w:r>
+        <w:t xml:space="preserve"> </w:t>
+      </w:r>
+      <w:r>
+        <w:rPr>
+          <w:bCs/>
+          <w:b/>
+        </w:rPr>
+        <w:t xml:space="preserve">and</w:t>
+      </w:r>
+      <w:r>
+        <w:t xml:space="preserve"> </w:t>
+      </w:r>
+      <w:r>
+        <w:t xml:space="preserve">(for the Middle East) gated by a recorded DEC-001 approval.</w:t>
       </w:r>
     </w:p>
     <w:bookmarkEnd w:id="91"/>
@@ -6729,6 +7607,192 @@
         <w:rPr>
           <w:rStyle w:val="NormalTok"/>
         </w:rPr>
+        <w:t xml:space="preserve"> resolve_dr_region(customer_geography, candidate_dr_region):</w:t>
+      </w:r>
+      <w:r>
+        <w:br/>
+      </w:r>
+      <w:r>
+        <w:rPr>
+          <w:rStyle w:val="NormalTok"/>
+        </w:rPr>
+        <w:t xml:space="preserve">    policy </w:t>
+      </w:r>
+      <w:r>
+        <w:rPr>
+          <w:rStyle w:val="OperatorTok"/>
+        </w:rPr>
+        <w:t xml:space="preserve">=</w:t>
+      </w:r>
+      <w:r>
+        <w:rPr>
+          <w:rStyle w:val="NormalTok"/>
+        </w:rPr>
+        <w:t xml:space="preserve"> get_active_placement_policy()</w:t>
+      </w:r>
+      <w:r>
+        <w:br/>
+      </w:r>
+      <w:r>
+        <w:br/>
+      </w:r>
+      <w:r>
+        <w:rPr>
+          <w:rStyle w:val="NormalTok"/>
+        </w:rPr>
+        <w:t xml:space="preserve">    </w:t>
+      </w:r>
+      <w:r>
+        <w:rPr>
+          <w:rStyle w:val="CommentTok"/>
+        </w:rPr>
+        <w:t xml:space="preserve"># DR-014 / DEC-001: honour the per-geography DR_NOT_OFFERED legal flag FIRST.</w:t>
+      </w:r>
+      <w:r>
+        <w:br/>
+      </w:r>
+      <w:r>
+        <w:rPr>
+          <w:rStyle w:val="NormalTok"/>
+        </w:rPr>
+        <w:t xml:space="preserve">    </w:t>
+      </w:r>
+      <w:r>
+        <w:rPr>
+          <w:rStyle w:val="CommentTok"/>
+        </w:rPr>
+        <w:t xml:space="preserve"># For the Middle East this defaults to True (current legal position) until Legal</w:t>
+      </w:r>
+      <w:r>
+        <w:br/>
+      </w:r>
+      <w:r>
+        <w:rPr>
+          <w:rStyle w:val="NormalTok"/>
+        </w:rPr>
+        <w:t xml:space="preserve">    </w:t>
+      </w:r>
+      <w:r>
+        <w:rPr>
+          <w:rStyle w:val="CommentTok"/>
+        </w:rPr>
+        <w:t xml:space="preserve"># records a DEC-001 approval that clears it.</w:t>
+      </w:r>
+      <w:r>
+        <w:br/>
+      </w:r>
+      <w:r>
+        <w:rPr>
+          <w:rStyle w:val="NormalTok"/>
+        </w:rPr>
+        <w:t xml:space="preserve">    </w:t>
+      </w:r>
+      <w:r>
+        <w:rPr>
+          <w:rStyle w:val="ControlFlowTok"/>
+        </w:rPr>
+        <w:t xml:space="preserve">if</w:t>
+      </w:r>
+      <w:r>
+        <w:rPr>
+          <w:rStyle w:val="NormalTok"/>
+        </w:rPr>
+        <w:t xml:space="preserve"> policy.dr_not_offered.get(customer_geography, </w:t>
+      </w:r>
+      <w:r>
+        <w:rPr>
+          <w:rStyle w:val="VariableTok"/>
+        </w:rPr>
+        <w:t xml:space="preserve">False</w:t>
+      </w:r>
+      <w:r>
+        <w:rPr>
+          <w:rStyle w:val="NormalTok"/>
+        </w:rPr>
+        <w:t xml:space="preserve">):</w:t>
+      </w:r>
+      <w:r>
+        <w:br/>
+      </w:r>
+      <w:r>
+        <w:rPr>
+          <w:rStyle w:val="NormalTok"/>
+        </w:rPr>
+        <w:t xml:space="preserve">        </w:t>
+      </w:r>
+      <w:r>
+        <w:rPr>
+          <w:rStyle w:val="ControlFlowTok"/>
+        </w:rPr>
+        <w:t xml:space="preserve">return</w:t>
+      </w:r>
+      <w:r>
+        <w:rPr>
+          <w:rStyle w:val="NormalTok"/>
+        </w:rPr>
+        <w:t xml:space="preserve"> </w:t>
+      </w:r>
+      <w:r>
+        <w:rPr>
+          <w:rStyle w:val="StringTok"/>
+        </w:rPr>
+        <w:t xml:space="preserve">"NOT_OFFERED"</w:t>
+      </w:r>
+      <w:r>
+        <w:rPr>
+          <w:rStyle w:val="NormalTok"/>
+        </w:rPr>
+        <w:t xml:space="preserve">  </w:t>
+      </w:r>
+      <w:r>
+        <w:rPr>
+          <w:rStyle w:val="CommentTok"/>
+        </w:rPr>
+        <w:t xml:space="preserve"># seed records no DR; no cross-geo substitution (VR-6)</w:t>
+      </w:r>
+      <w:r>
+        <w:br/>
+      </w:r>
+      <w:r>
+        <w:br/>
+      </w:r>
+      <w:r>
+        <w:rPr>
+          <w:rStyle w:val="NormalTok"/>
+        </w:rPr>
+        <w:t xml:space="preserve">    </w:t>
+      </w:r>
+      <w:r>
+        <w:rPr>
+          <w:rStyle w:val="ControlFlowTok"/>
+        </w:rPr>
+        <w:t xml:space="preserve">return</w:t>
+      </w:r>
+      <w:r>
+        <w:rPr>
+          <w:rStyle w:val="NormalTok"/>
+        </w:rPr>
+        <w:t xml:space="preserve"> candidate_dr_region</w:t>
+      </w:r>
+      <w:r>
+        <w:br/>
+      </w:r>
+      <w:r>
+        <w:br/>
+      </w:r>
+      <w:r>
+        <w:br/>
+      </w:r>
+      <w:r>
+        <w:rPr>
+          <w:rStyle w:val="KeywordTok"/>
+        </w:rPr>
+        <w:t xml:space="preserve">def</w:t>
+      </w:r>
+      <w:r>
+        <w:rPr>
+          <w:rStyle w:val="NormalTok"/>
+        </w:rPr>
         <w:t xml:space="preserve"> validate_HC10_cross_geo_extension(customer_geography, dr_region):</w:t>
       </w:r>
       <w:r>
@@ -6756,12 +7820,21 @@
         <w:br/>
       </w:r>
       <w:r>
+        <w:br/>
+      </w:r>
+      <w:r>
         <w:rPr>
           <w:rStyle w:val="NormalTok"/>
         </w:rPr>
         <w:t xml:space="preserve">    </w:t>
       </w:r>
       <w:r>
+        <w:rPr>
+          <w:rStyle w:val="CommentTok"/>
+        </w:rPr>
+        <w:t xml:space="preserve"># DR_NOT_OFFERED short-circuits HC-10: no DR region to validate.</w:t>
+      </w:r>
+      <w:r>
         <w:br/>
       </w:r>
       <w:r>
@@ -6772,8 +7845,83 @@
       </w:r>
       <w:r>
         <w:rPr>
+          <w:rStyle w:val="ControlFlowTok"/>
+        </w:rPr>
+        <w:t xml:space="preserve">if</w:t>
+      </w:r>
+      <w:r>
+        <w:rPr>
+          <w:rStyle w:val="NormalTok"/>
+        </w:rPr>
+        <w:t xml:space="preserve"> dr_region </w:t>
+      </w:r>
+      <w:r>
+        <w:rPr>
+          <w:rStyle w:val="OperatorTok"/>
+        </w:rPr>
+        <w:t xml:space="preserve">==</w:t>
+      </w:r>
+      <w:r>
+        <w:rPr>
+          <w:rStyle w:val="NormalTok"/>
+        </w:rPr>
+        <w:t xml:space="preserve"> </w:t>
+      </w:r>
+      <w:r>
+        <w:rPr>
+          <w:rStyle w:val="StringTok"/>
+        </w:rPr>
+        <w:t xml:space="preserve">"NOT_OFFERED"</w:t>
+      </w:r>
+      <w:r>
+        <w:rPr>
+          <w:rStyle w:val="NormalTok"/>
+        </w:rPr>
+        <w:t xml:space="preserve">:</w:t>
+      </w:r>
+      <w:r>
+        <w:br/>
+      </w:r>
+      <w:r>
+        <w:rPr>
+          <w:rStyle w:val="NormalTok"/>
+        </w:rPr>
+        <w:t xml:space="preserve">        </w:t>
+      </w:r>
+      <w:r>
+        <w:rPr>
+          <w:rStyle w:val="ControlFlowTok"/>
+        </w:rPr>
+        <w:t xml:space="preserve">return</w:t>
+      </w:r>
+      <w:r>
+        <w:rPr>
+          <w:rStyle w:val="NormalTok"/>
+        </w:rPr>
+        <w:t xml:space="preserve"> PASS  </w:t>
+      </w:r>
+      <w:r>
+        <w:rPr>
           <w:rStyle w:val="CommentTok"/>
         </w:rPr>
+        <w:t xml:space="preserve"># legal no-DR outcome (DR-014, DEC-001)</w:t>
+      </w:r>
+      <w:r>
+        <w:br/>
+      </w:r>
+      <w:r>
+        <w:br/>
+      </w:r>
+      <w:r>
+        <w:rPr>
+          <w:rStyle w:val="NormalTok"/>
+        </w:rPr>
+        <w:t xml:space="preserve">    </w:t>
+      </w:r>
+      <w:r>
+        <w:rPr>
+          <w:rStyle w:val="CommentTok"/>
+        </w:rPr>
         <w:t xml:space="preserve"># Check if DR region is in same geography as customer</w:t>
       </w:r>
       <w:r>
@@ -7026,10 +8174,145 @@
         <w:br/>
       </w:r>
       <w:r>
+        <w:br/>
+      </w:r>
+      <w:r>
         <w:rPr>
           <w:rStyle w:val="NormalTok"/>
         </w:rPr>
         <w:t xml:space="preserve">    </w:t>
+      </w:r>
+      <w:r>
+        <w:rPr>
+          <w:rStyle w:val="CommentTok"/>
+        </w:rPr>
+        <w:t xml:space="preserve"># DEC-001 gate for the Middle East: even a configured extension path stays</w:t>
+      </w:r>
+      <w:r>
+        <w:br/>
+      </w:r>
+      <w:r>
+        <w:rPr>
+          <w:rStyle w:val="NormalTok"/>
+        </w:rPr>
+        <w:t xml:space="preserve">    </w:t>
+      </w:r>
+      <w:r>
+        <w:rPr>
+          <w:rStyle w:val="CommentTok"/>
+        </w:rPr>
+        <w:t xml:space="preserve"># inactive until a recorded legal approval clears DR_NOT_OFFERED.</w:t>
+      </w:r>
+      <w:r>
+        <w:br/>
+      </w:r>
+      <w:r>
+        <w:rPr>
+          <w:rStyle w:val="NormalTok"/>
+        </w:rPr>
+        <w:t xml:space="preserve">    </w:t>
+      </w:r>
+      <w:r>
+        <w:rPr>
+          <w:rStyle w:val="ControlFlowTok"/>
+        </w:rPr>
+        <w:t xml:space="preserve">if</w:t>
+      </w:r>
+      <w:r>
+        <w:rPr>
+          <w:rStyle w:val="NormalTok"/>
+        </w:rPr>
+        <w:t xml:space="preserve"> customer_geography </w:t>
+      </w:r>
+      <w:r>
+        <w:rPr>
+          <w:rStyle w:val="OperatorTok"/>
+        </w:rPr>
+        <w:t xml:space="preserve">==</w:t>
+      </w:r>
+      <w:r>
+        <w:rPr>
+          <w:rStyle w:val="NormalTok"/>
+        </w:rPr>
+        <w:t xml:space="preserve"> </w:t>
+      </w:r>
+      <w:r>
+        <w:rPr>
+          <w:rStyle w:val="StringTok"/>
+        </w:rPr>
+        <w:t xml:space="preserve">"Middle East"</w:t>
+      </w:r>
+      <w:r>
+        <w:rPr>
+          <w:rStyle w:val="NormalTok"/>
+        </w:rPr>
+        <w:t xml:space="preserve"> </w:t>
+      </w:r>
+      <w:r>
+        <w:rPr>
+          <w:rStyle w:val="KeywordTok"/>
+        </w:rPr>
+        <w:t xml:space="preserve">and</w:t>
+      </w:r>
+      <w:r>
+        <w:rPr>
+          <w:rStyle w:val="NormalTok"/>
+        </w:rPr>
+        <w:t xml:space="preserve"> policy.dr_not_offered.get(</w:t>
+      </w:r>
+      <w:r>
+        <w:rPr>
+          <w:rStyle w:val="StringTok"/>
+        </w:rPr>
+        <w:t xml:space="preserve">"Middle East"</w:t>
+      </w:r>
+      <w:r>
+        <w:rPr>
+          <w:rStyle w:val="NormalTok"/>
+        </w:rPr>
+        <w:t xml:space="preserve">, </w:t>
+      </w:r>
+      <w:r>
+        <w:rPr>
+          <w:rStyle w:val="VariableTok"/>
+        </w:rPr>
+        <w:t xml:space="preserve">True</w:t>
+      </w:r>
+      <w:r>
+        <w:rPr>
+          <w:rStyle w:val="NormalTok"/>
+        </w:rPr>
+        <w:t xml:space="preserve">):</w:t>
+      </w:r>
+      <w:r>
+        <w:br/>
+      </w:r>
+      <w:r>
+        <w:rPr>
+          <w:rStyle w:val="NormalTok"/>
+        </w:rPr>
+        <w:t xml:space="preserve">        </w:t>
+      </w:r>
+      <w:r>
+        <w:rPr>
+          <w:rStyle w:val="ControlFlowTok"/>
+        </w:rPr>
+        <w:t xml:space="preserve">return</w:t>
+      </w:r>
+      <w:r>
+        <w:rPr>
+          <w:rStyle w:val="NormalTok"/>
+        </w:rPr>
+        <w:t xml:space="preserve"> REJECT, </w:t>
+      </w:r>
+      <w:r>
+        <w:rPr>
+          <w:rStyle w:val="StringTok"/>
+        </w:rPr>
+        <w:t xml:space="preserve">"HC-10 DEC-001 PENDING: Middle East DR is DR_NOT_OFFERED pending legal approval; Switzerland North extension is inactive"</w:t>
+      </w:r>
+      <w:r>
+        <w:br/>
       </w:r>
       <w:r>
         <w:br/>
@@ -7125,6 +8408,168 @@
         <w:rPr>
           <w:rStyle w:val="DataTypeTok"/>
         </w:rPr>
+        <w:t xml:space="preserve">"dr_not_offered"</w:t>
+      </w:r>
+      <w:r>
+        <w:rPr>
+          <w:rStyle w:val="FunctionTok"/>
+        </w:rPr>
+        <w:t xml:space="preserve">:</w:t>
+      </w:r>
+      <w:r>
+        <w:rPr>
+          <w:rStyle w:val="NormalTok"/>
+        </w:rPr>
+        <w:t xml:space="preserve"> </w:t>
+      </w:r>
+      <w:r>
+        <w:rPr>
+          <w:rStyle w:val="FunctionTok"/>
+        </w:rPr>
+        <w:t xml:space="preserve">{</w:t>
+      </w:r>
+      <w:r>
+        <w:br/>
+      </w:r>
+      <w:r>
+        <w:rPr>
+          <w:rStyle w:val="NormalTok"/>
+        </w:rPr>
+        <w:t xml:space="preserve">    </w:t>
+      </w:r>
+      <w:r>
+        <w:rPr>
+          <w:rStyle w:val="DataTypeTok"/>
+        </w:rPr>
+        <w:t xml:space="preserve">"Middle East"</w:t>
+      </w:r>
+      <w:r>
+        <w:rPr>
+          <w:rStyle w:val="FunctionTok"/>
+        </w:rPr>
+        <w:t xml:space="preserve">:</w:t>
+      </w:r>
+      <w:r>
+        <w:rPr>
+          <w:rStyle w:val="NormalTok"/>
+        </w:rPr>
+        <w:t xml:space="preserve"> </w:t>
+      </w:r>
+      <w:r>
+        <w:rPr>
+          <w:rStyle w:val="KeywordTok"/>
+        </w:rPr>
+        <w:t xml:space="preserve">true</w:t>
+      </w:r>
+      <w:r>
+        <w:br/>
+      </w:r>
+      <w:r>
+        <w:rPr>
+          <w:rStyle w:val="NormalTok"/>
+        </w:rPr>
+        <w:t xml:space="preserve">  </w:t>
+      </w:r>
+      <w:r>
+        <w:rPr>
+          <w:rStyle w:val="FunctionTok"/>
+        </w:rPr>
+        <w:t xml:space="preserve">},</w:t>
+      </w:r>
+      <w:r>
+        <w:br/>
+      </w:r>
+      <w:r>
+        <w:rPr>
+          <w:rStyle w:val="NormalTok"/>
+        </w:rPr>
+        <w:t xml:space="preserve">  </w:t>
+      </w:r>
+      <w:r>
+        <w:rPr>
+          <w:rStyle w:val="DataTypeTok"/>
+        </w:rPr>
+        <w:t xml:space="preserve">"dr_not_offered_rationale"</w:t>
+      </w:r>
+      <w:r>
+        <w:rPr>
+          <w:rStyle w:val="FunctionTok"/>
+        </w:rPr>
+        <w:t xml:space="preserve">:</w:t>
+      </w:r>
+      <w:r>
+        <w:rPr>
+          <w:rStyle w:val="NormalTok"/>
+        </w:rPr>
+        <w:t xml:space="preserve"> </w:t>
+      </w:r>
+      <w:r>
+        <w:rPr>
+          <w:rStyle w:val="FunctionTok"/>
+        </w:rPr>
+        <w:t xml:space="preserve">{</w:t>
+      </w:r>
+      <w:r>
+        <w:br/>
+      </w:r>
+      <w:r>
+        <w:rPr>
+          <w:rStyle w:val="NormalTok"/>
+        </w:rPr>
+        <w:t xml:space="preserve">    </w:t>
+      </w:r>
+      <w:r>
+        <w:rPr>
+          <w:rStyle w:val="DataTypeTok"/>
+        </w:rPr>
+        <w:t xml:space="preserve">"Middle East"</w:t>
+      </w:r>
+      <w:r>
+        <w:rPr>
+          <w:rStyle w:val="FunctionTok"/>
+        </w:rPr>
+        <w:t xml:space="preserve">:</w:t>
+      </w:r>
+      <w:r>
+        <w:rPr>
+          <w:rStyle w:val="NormalTok"/>
+        </w:rPr>
+        <w:t xml:space="preserve"> </w:t>
+      </w:r>
+      <w:r>
+        <w:rPr>
+          <w:rStyle w:val="StringTok"/>
+        </w:rPr>
+        <w:t xml:space="preserve">"Legal-owned programme (DEC-001, under review). Data-sovereignty/residency laws for a largely government/medical customer base mean cross-border DR cannot meet residency requirements; DR is currently NOT offered (baseline §2/§5.2/§6, DR-014). Production may still exist without DR. Set to false ONLY when Legal records a DEC-001 approval."</w:t>
+      </w:r>
+      <w:r>
+        <w:br/>
+      </w:r>
+      <w:r>
+        <w:rPr>
+          <w:rStyle w:val="NormalTok"/>
+        </w:rPr>
+        <w:t xml:space="preserve">  </w:t>
+      </w:r>
+      <w:r>
+        <w:rPr>
+          <w:rStyle w:val="FunctionTok"/>
+        </w:rPr>
+        <w:t xml:space="preserve">},</w:t>
+      </w:r>
+      <w:r>
+        <w:br/>
+      </w:r>
+      <w:r>
+        <w:rPr>
+          <w:rStyle w:val="NormalTok"/>
+        </w:rPr>
+        <w:t xml:space="preserve">  </w:t>
+      </w:r>
+      <w:r>
+        <w:rPr>
+          <w:rStyle w:val="DataTypeTok"/>
+        </w:rPr>
         <w:t xml:space="preserve">"cross_geo_extension_paths"</w:t>
       </w:r>
       <w:r>
@@ -7242,6 +8687,45 @@
         <w:rPr>
           <w:rStyle w:val="DataTypeTok"/>
         </w:rPr>
+        <w:t xml:space="preserve">"activation_gated_by"</w:t>
+      </w:r>
+      <w:r>
+        <w:rPr>
+          <w:rStyle w:val="FunctionTok"/>
+        </w:rPr>
+        <w:t xml:space="preserve">:</w:t>
+      </w:r>
+      <w:r>
+        <w:rPr>
+          <w:rStyle w:val="NormalTok"/>
+        </w:rPr>
+        <w:t xml:space="preserve"> </w:t>
+      </w:r>
+      <w:r>
+        <w:rPr>
+          <w:rStyle w:val="StringTok"/>
+        </w:rPr>
+        <w:t xml:space="preserve">"DEC-001 (dr_not_offered['Middle East'] must be false)"</w:t>
+      </w:r>
+      <w:r>
+        <w:rPr>
+          <w:rStyle w:val="FunctionTok"/>
+        </w:rPr>
+        <w:t xml:space="preserve">,</w:t>
+      </w:r>
+      <w:r>
+        <w:br/>
+      </w:r>
+      <w:r>
+        <w:rPr>
+          <w:rStyle w:val="NormalTok"/>
+        </w:rPr>
+        <w:t xml:space="preserve">      </w:t>
+      </w:r>
+      <w:r>
+        <w:rPr>
+          <w:rStyle w:val="DataTypeTok"/>
+        </w:rPr>
         <w:t xml:space="preserve">"rationale"</w:t>
       </w:r>
       <w:r>
@@ -7260,7 +8744,7 @@
         <w:rPr>
           <w:rStyle w:val="StringTok"/>
         </w:rPr>
-        <w:t xml:space="preserve">"Middle East has only 2 Standard regions; 3-region model requires cross-geo DR"</w:t>
+        <w:t xml:space="preserve">"Pre-configured, CONDITIONAL path. Middle East has only 2 Standard regions, so a 3-region model would need cross-geo DR — but this path is inactive while DR_NOT_OFFERED is true."</w:t>
       </w:r>
       <w:r>
         <w:br/>
@@ -9993,7 +11477,47 @@
               <w:jc w:val="left"/>
             </w:pPr>
             <w:r>
-              <w:t xml:space="preserve">For Middle East geography, DR region must be Switzerland North via approved cross-geo path</w:t>
+              <w:t xml:space="preserve">For Middle East geography, DR defaults to</w:t>
+            </w:r>
+            <w:r>
+              <w:t xml:space="preserve"> </w:t>
+            </w:r>
+            <w:r>
+              <w:rPr>
+                <w:rStyle w:val="VerbatimChar"/>
+              </w:rPr>
+              <w:t xml:space="preserve">NOT_OFFERED</w:t>
+            </w:r>
+            <w:r>
+              <w:t xml:space="preserve"> </w:t>
+            </w:r>
+            <w:r>
+              <w:t xml:space="preserve">(DR-014, DEC-001 legal position); Switzerland North via approved cross-geo path applies</w:t>
+            </w:r>
+            <w:r>
+              <w:t xml:space="preserve"> </w:t>
+            </w:r>
+            <w:r>
+              <w:rPr>
+                <w:bCs/>
+                <w:b/>
+              </w:rPr>
+              <w:t xml:space="preserve">only after</w:t>
+            </w:r>
+            <w:r>
+              <w:t xml:space="preserve"> </w:t>
+            </w:r>
+            <w:r>
+              <w:t xml:space="preserve">a recorded DEC-001 approval clears</w:t>
+            </w:r>
+            <w:r>
+              <w:t xml:space="preserve"> </w:t>
+            </w:r>
+            <w:r>
+              <w:rPr>
+                <w:rStyle w:val="VerbatimChar"/>
+              </w:rPr>
+              <w:t xml:space="preserve">DR_NOT_OFFERED</w:t>
             </w:r>
           </w:p>
         </w:tc>
@@ -10035,7 +11559,7 @@
               <w:jc w:val="left"/>
             </w:pPr>
             <w:r>
-              <w:t xml:space="preserve">If Switzerland North fails HC-1..HC-10, block placement with ops alert</w:t>
+              <w:t xml:space="preserve">Only on the DEC-001-approved conditional path: if Switzerland North fails HC-1..HC-10, block placement with ops alert</w:t>
             </w:r>
           </w:p>
         </w:tc>
@@ -10415,7 +11939,35 @@
         <w:t xml:space="preserve"> </w:t>
       </w:r>
       <w:r>
-        <w:t xml:space="preserve">Middle East cross-geo DR (HC-10)</w:t>
+        <w:t xml:space="preserve">Middle East cross-geo DR (HC-10) —</w:t>
+      </w:r>
+      <w:r>
+        <w:t xml:space="preserve"> </w:t>
+      </w:r>
+      <w:r>
+        <w:rPr>
+          <w:bCs/>
+          <w:b/>
+        </w:rPr>
+        <w:t xml:space="preserve">blocked pending DEC-001</w:t>
+      </w:r>
+      <w:r>
+        <w:t xml:space="preserve">; ME DR is</w:t>
+      </w:r>
+      <w:r>
+        <w:t xml:space="preserve"> </w:t>
+      </w:r>
+      <w:r>
+        <w:rPr>
+          <w:rStyle w:val="VerbatimChar"/>
+        </w:rPr>
+        <w:t xml:space="preserve">DR_NOT_OFFERED</w:t>
+      </w:r>
+      <w:r>
+        <w:t xml:space="preserve"> </w:t>
+      </w:r>
+      <w:r>
+        <w:t xml:space="preserve">today, so this POC runs only if/when Legal approves ME DR</w:t>
       </w:r>
       <w:r>
         <w:br/>
@@ -11818,7 +13370,38 @@
         <w:pStyle w:val="Compact"/>
       </w:pPr>
       <w:r>
-        <w:t xml:space="preserve">☐ Cross-Geo Extension paths configured in PlacementPolicy</w:t>
+        <w:t xml:space="preserve">☐ Cross-Geo Extension paths configured in PlacementPolicy (Middle East path present but</w:t>
+      </w:r>
+      <w:r>
+        <w:t xml:space="preserve"> </w:t>
+      </w:r>
+      <w:r>
+        <w:rPr>
+          <w:bCs/>
+          <w:b/>
+        </w:rPr>
+        <w:t xml:space="preserve">inactive</w:t>
+      </w:r>
+      <w:r>
+        <w:t xml:space="preserve"> </w:t>
+      </w:r>
+      <w:r>
+        <w:t xml:space="preserve">—</w:t>
+      </w:r>
+      <w:r>
+        <w:t xml:space="preserve"> </w:t>
+      </w:r>
+      <w:r>
+        <w:rPr>
+          <w:rStyle w:val="VerbatimChar"/>
+        </w:rPr>
+        <w:t xml:space="preserve">dr_not_offered["Middle East"] = true</w:t>
+      </w:r>
+      <w:r>
+        <w:t xml:space="preserve"> </w:t>
+      </w:r>
+      <w:r>
+        <w:t xml:space="preserve">pending DEC-001)</w:t>
       </w:r>
     </w:p>
     <w:p>
@@ -11830,7 +13413,50 @@
         <w:pStyle w:val="Compact"/>
       </w:pPr>
       <w:r>
-        <w:t xml:space="preserve">☐ Middle East three-region placement validated (HC-10)</w:t>
+        <w:t xml:space="preserve">☐ Middle East default placement validated:</w:t>
+      </w:r>
+      <w:r>
+        <w:t xml:space="preserve"> </w:t>
+      </w:r>
+      <w:r>
+        <w:rPr>
+          <w:rStyle w:val="VerbatimChar"/>
+        </w:rPr>
+        <w:t xml:space="preserve">dr_region = NOT_OFFERED</w:t>
+      </w:r>
+      <w:r>
+        <w:t xml:space="preserve"> </w:t>
+      </w:r>
+      <w:r>
+        <w:t xml:space="preserve">(DR-014, current legal position)</w:t>
+      </w:r>
+    </w:p>
+    <w:p>
+      <w:pPr>
+        <w:numPr>
+          <w:ilvl w:val="0"/>
+          <w:numId w:val="1017"/>
+        </w:numPr>
+        <w:pStyle w:val="Compact"/>
+      </w:pPr>
+      <w:r>
+        <w:t xml:space="preserve">☐ Middle East conditional three-region placement (Switzerland North, HC-10) validated</w:t>
+      </w:r>
+      <w:r>
+        <w:t xml:space="preserve"> </w:t>
+      </w:r>
+      <w:r>
+        <w:rPr>
+          <w:bCs/>
+          <w:b/>
+        </w:rPr>
+        <w:t xml:space="preserve">only after</w:t>
+      </w:r>
+      <w:r>
+        <w:t xml:space="preserve"> </w:t>
+      </w:r>
+      <w:r>
+        <w:t xml:space="preserve">DEC-001 legal approval</w:t>
       </w:r>
     </w:p>
     <w:p>

--- a/docs/acrme_hard_constraints_reference.docx
+++ b/docs/acrme_hard_constraints_reference.docx
@@ -248,7 +248,7 @@
         <w:t xml:space="preserve"> </w:t>
       </w:r>
       <w:r>
-        <w:t xml:space="preserve">(REG-002). See ADR-002 v2.2, the Calculation Logic Reference v2.2 (Scenario 8/9), the FDD §4.2, and the TDD §8.3.</w:t>
+        <w:t xml:space="preserve">(REG-002). See ADR-002 v2.2, the Calculation Logic Reference v2.2 (Scenario 8/9), the FDD Section 4.2, and the TDD Section 8.3.</w:t>
       </w:r>
     </w:p>
     <w:p>
@@ -327,7 +327,7 @@
         <w:t xml:space="preserve"> </w:t>
       </w:r>
       <w:r>
-        <w:t xml:space="preserve">(baseline §2 Strategic Drivers, §5.2 Out of Scope, §6 Region Strategy,</w:t>
+        <w:t xml:space="preserve">(baseline Section 2 Strategic Drivers, Section 5.2 Out of Scope, Section 6 Region Strategy,</w:t>
       </w:r>
       <w:r>
         <w:t xml:space="preserve"> </w:t>
@@ -353,7 +353,7 @@
         <w:t xml:space="preserve">pending legal/business decision (DEC-001)</w:t>
       </w:r>
       <w:r>
-        <w:t xml:space="preserve">, listed among the programme’s remaining major architectural risks (baseline §25). Consequences for placement below:</w:t>
+        <w:t xml:space="preserve">, listed among the programme’s remaining major architectural risks (baseline Section 25). Consequences for placement below:</w:t>
       </w:r>
       <w:r>
         <w:t xml:space="preserve"> </w:t>
@@ -604,7 +604,7 @@
         <w:t xml:space="preserve">DR_NOT_OFFERED</w:t>
       </w:r>
       <w:r>
-        <w:t xml:space="preserve">. See ADR-001, ADR-005, the FDD §4.4/§8, the TDD §2.2/§9, and the Calculation Logic Reference Scenario 4.</w:t>
+        <w:t xml:space="preserve">. See ADR-001, ADR-005, the FDD Section 4.4/Section 8, the TDD Section 2.2/Section 9, and the Calculation Logic Reference Scenario 4.</w:t>
       </w:r>
     </w:p>
     <w:p>
@@ -1032,7 +1032,7 @@
         <w:t xml:space="preserve"> </w:t>
       </w:r>
       <w:r>
-        <w:t xml:space="preserve">§27 (Hard Constraints)</w:t>
+        <w:t xml:space="preserve">Section 27 (Hard Constraints)</w:t>
       </w:r>
     </w:p>
     <w:p>
@@ -1063,7 +1063,7 @@
         <w:t xml:space="preserve"> </w:t>
       </w:r>
       <w:r>
-        <w:t xml:space="preserve">§27 (Production-Ready Region Selection)</w:t>
+        <w:t xml:space="preserve">Section 27 (Production-Ready Region Selection)</w:t>
       </w:r>
     </w:p>
     <w:p>
@@ -1155,7 +1155,7 @@
         <w:t xml:space="preserve"> </w:t>
       </w:r>
       <w:r>
-        <w:t xml:space="preserve">Multi-Region Placement Design §27; Decision D8</w:t>
+        <w:t xml:space="preserve">Multi-Region Placement Design Section 27; Decision D8</w:t>
       </w:r>
       <w:r>
         <w:br/>
@@ -1520,7 +1520,7 @@
         <w:t xml:space="preserve"> </w:t>
       </w:r>
       <w:r>
-        <w:t xml:space="preserve">Multi-Region Placement Design §27</w:t>
+        <w:t xml:space="preserve">Multi-Region Placement Design Section 27</w:t>
       </w:r>
       <w:r>
         <w:br/>
@@ -1879,7 +1879,7 @@
         <w:t xml:space="preserve"> </w:t>
       </w:r>
       <w:r>
-        <w:t xml:space="preserve">Multi-Region Placement Design §27; Design Change Summary QG-3</w:t>
+        <w:t xml:space="preserve">Multi-Region Placement Design Section 27; Design Change Summary QG-3</w:t>
       </w:r>
       <w:r>
         <w:br/>
@@ -2536,7 +2536,7 @@
         <w:t xml:space="preserve"> </w:t>
       </w:r>
       <w:r>
-        <w:t xml:space="preserve">Multi-Region Placement Design §27</w:t>
+        <w:t xml:space="preserve">Multi-Region Placement Design Section 27</w:t>
       </w:r>
       <w:r>
         <w:br/>
@@ -3106,7 +3106,7 @@
         <w:t xml:space="preserve"> </w:t>
       </w:r>
       <w:r>
-        <w:t xml:space="preserve">Multi-Region Placement Design §27</w:t>
+        <w:t xml:space="preserve">Multi-Region Placement Design Section 27</w:t>
       </w:r>
       <w:r>
         <w:br/>
@@ -3616,7 +3616,7 @@
         <w:t xml:space="preserve"> </w:t>
       </w:r>
       <w:r>
-        <w:t xml:space="preserve">Multi-Region Placement Design §27; Design Change Summary CR/CRG-1; Decision D8</w:t>
+        <w:t xml:space="preserve">Multi-Region Placement Design Section 27; Design Change Summary CR/CRG-1; Decision D8</w:t>
       </w:r>
       <w:r>
         <w:br/>
@@ -4266,7 +4266,7 @@
         <w:t xml:space="preserve"> </w:t>
       </w:r>
       <w:r>
-        <w:t xml:space="preserve">Multi-Region Placement Design §27; Design Change Summary QG-4</w:t>
+        <w:t xml:space="preserve">Multi-Region Placement Design Section 27; Design Change Summary QG-4</w:t>
       </w:r>
       <w:r>
         <w:br/>
@@ -4877,7 +4877,7 @@
         <w:t xml:space="preserve"> </w:t>
       </w:r>
       <w:r>
-        <w:t xml:space="preserve">Production Readiness Review §27</w:t>
+        <w:t xml:space="preserve">Production Readiness Review Section 27</w:t>
       </w:r>
       <w:r>
         <w:br/>
@@ -5681,7 +5681,7 @@
         <w:t xml:space="preserve"> </w:t>
       </w:r>
       <w:r>
-        <w:t xml:space="preserve">Production Readiness Review §27</w:t>
+        <w:t xml:space="preserve">Production Readiness Review Section 27</w:t>
       </w:r>
       <w:r>
         <w:br/>
@@ -6513,7 +6513,7 @@
         <w:t xml:space="preserve"> </w:t>
       </w:r>
       <w:r>
-        <w:t xml:space="preserve">Production Readiness Review §27</w:t>
+        <w:t xml:space="preserve">Production Readiness Review Section 27</w:t>
       </w:r>
       <w:r>
         <w:br/>
@@ -8540,7 +8540,7 @@
         <w:rPr>
           <w:rStyle w:val="StringTok"/>
         </w:rPr>
-        <w:t xml:space="preserve">"Legal-owned programme (DEC-001, under review). Data-sovereignty/residency laws for a largely government/medical customer base mean cross-border DR cannot meet residency requirements; DR is currently NOT offered (baseline §2/§5.2/§6, DR-014). Production may still exist without DR. Set to false ONLY when Legal records a DEC-001 approval."</w:t>
+        <w:t xml:space="preserve">"Legal-owned programme (DEC-001, under review). Data-sovereignty/residency laws for a largely government/medical customer base mean cross-border DR cannot meet residency requirements; DR is currently NOT offered (baseline Section 2/Section 5.2/Section 6, DR-014). Production may still exist without DR. Set to false ONLY when Legal records a DEC-001 approval."</w:t>
       </w:r>
       <w:r>
         <w:br/>
@@ -9764,7 +9764,7 @@
               <w:jc w:val="left"/>
             </w:pPr>
             <w:r>
-              <w:t xml:space="preserve">PRR §27</w:t>
+              <w:t xml:space="preserve">PRR Section 27</w:t>
             </w:r>
           </w:p>
         </w:tc>
@@ -9842,7 +9842,7 @@
               <w:jc w:val="left"/>
             </w:pPr>
             <w:r>
-              <w:t xml:space="preserve">PRR §27</w:t>
+              <w:t xml:space="preserve">PRR Section 27</w:t>
             </w:r>
           </w:p>
         </w:tc>
